--- a/ind/docx/41.content.docx
+++ b/ind/docx/41.content.docx
@@ -11,6 +11,15 @@
         <w:pStyle w:val="Heading2"/>
       </w:pPr>
       <w:r>
+        <w:t>Resource: Catatan Studi (Tyndale)</w:t>
+      </w:r>
+      <w:r/>
+    </w:p>
+    <w:p>
+      <w:pPr>
+        <w:pStyle w:val="Heading2"/>
+      </w:pPr>
+      <w:r>
         <w:t>License Information</w:t>
       </w:r>
       <w:r/>
@@ -21,7 +30,7 @@
         <w:rPr>
           <w:b/>
         </w:rPr>
-        <w:t>Study Notes (Tyndale)</w:t>
+        <w:t>Catatan Studi (Tyndale)</w:t>
       </w:r>
       <w:r>
         <w:t xml:space="preserve"> (Indonesian) is based on</w:t>
@@ -74,7 +83,7 @@
         <w:pStyle w:val="Heading1"/>
       </w:pPr>
       <w:r>
-        <w:t>Study Notes (Tyndale)</w:t>
+        <w:t>Catatan Studi (Tyndale)</w:t>
       </w:r>
     </w:p>
     <w:p>
@@ -83,6 +92,51 @@
           <w:headerReference w:type="even" r:id="rId8"/>
           <w:headerReference w:type="default" r:id="rId9"/>
           <w:footerReference w:type="default" r:id="rId10"/>
+          <w:footnotePr>
+            <w:numRestart w:val="eachSect"/>
+          </w:footnotePr>
+          <w:type w:val="continuous"/>
+          <w:pgSz w:w="12240" w:h="15840" w:code="1"/>
+          <w:pgMar w:top="1440" w:right="1440" w:bottom="1440" w:left="1440" w:header="504" w:footer="504" w:gutter="0"/>
+          <w:cols w:space="708"/>
+          <w:titlePg/>
+          <w:docGrid w:linePitch="360"/>
+        </w:sectPr>
+      </w:pPr>
+    </w:p>
+    <w:p>
+      <w:r/>
+    </w:p>
+    <w:p>
+      <w:pPr>
+        <w:pStyle w:val="Heading2"/>
+      </w:pPr>
+      <w:r>
+        <w:t>MRK</w:t>
+      </w:r>
+      <w:r/>
+    </w:p>
+    <w:p>
+      <w:r/>
+      <w:r>
+        <w:rPr>
+          <w:i/>
+        </w:rPr>
+        <w:t>Markus 1:1, Markus 1:2–3, Markus 1:2–8, Markus 1:3, Markus 1:4, Markus 1:5, Markus 1:6, Markus 1:7, Markus 1:8, Markus 1:9, Markus 1:10, Markus 1:11, Markus 1:12–13, Markus 1:14, Markus 1:14–15, Markus 1:15, Markus 1:16–20, Markus 1:17, Markus 1:19–20, Markus 1:21, Markus 1:21–28, Markus 1:22, Markus 1:23–24, Markus 1:25, Markus 1:26, Markus 1:27–28, Markus 1:29–30, Markus 1:31, Markus 1:32–34, Markus 1:33, Markus 1:34, Markus 1:35, Markus 1:38–39, Markus 1:40, Markus 1:41, Markus 1:43–45, Markus 2:1, Markus 2:1–12, Markus 2:1–3.6, Markus 2:4, Markus 2:5, Markus 2:6–7, Markus 2:9–11, Markus 2:12, Markus 2:13–15, Markus 2:13–17, Markus 2:16, Markus 2:17, Markus 2:18–22, Markus 2:19–20, Markus 2:21–22, Markus 2:23–28, Markus 2:25–26, Markus 2:27–28, Markus 3:1–2, Markus 3:1–6, Markus 3:3–4, Markus 3:5–6, Markus 3:7–12, Markus 3:9, Markus 3:10, Markus 3:11–12, Markus 3:13–19, Markus 3:14–15, Markus 3:16–18, Markus 3:17, Markus 3:18, Markus 3:19, Markus 3:20, Markus 3:20–35, Markus 3:21, Markus 3:22, Markus 3:23–27, Markus 3:27, Markus 3:28–30, Markus 3:31–35, Markus 3:33–34, Markus 3:35, Markus 4:1, Markus 4:1–34, Markus 4:2, Markus 4:3–9, Markus 4:10, Markus 4:11–12, Markus 4:13, Markus 4:14–20, Markus 4:21, Markus 4:21–25, Markus 4:22–23, Markus 4:24, Markus 4:26–29, Markus 4:26–34, Markus 4:29, Markus 4:30–32, Markus 4:33–34, Markus 4:35–41, Markus 4:35–5.43, Markus 4:38, Markus 4:39–40, Markus 4:41, Markus 5:1, Markus 5:1–20, Markus 5:2–5, Markus 5:6–8, Markus 5:9, Markus 5:10–13, Markus 5:15–16, Markus 5:17, Markus 5:18, Markus 5:19–20, Markus 5:21–22, Markus 5:21–43, Markus 5:23, Markus 5:24–34, Markus 5:27–29, Markus 5:33–34, Markus 5:35–43, Markus 5:36, Markus 5:37, Markus 5:38, Markus 5:39, Markus 5:40, Markus 5:41, Markus 5:42, Markus 5:43, Markus 6:1–2, Markus 6:1–6, Markus 6:3–4, Markus 6:5–6, Markus 6:6, Markus 6:6–8.21, Markus 6:7, Markus 6:7–13, Markus 6:8–9, Markus 6:10, Markus 6:11, Markus 6:12–13, Markus 6:14, Markus 6:14–29, Markus 6:15, Markus 6:17, Markus 6:18, Markus 6:19–28, Markus 6:22, Markus 6:29, Markus 6:30, Markus 6:30–44, Markus 6:31–33, Markus 6:34, Markus 6:35–36, Markus 6:37, Markus 6:41, Markus 6:42–44, Markus 6:45–46, Markus 6:45–52, Markus 6:48, Markus 6:49–50, Markus 6:51, Markus 6:52, Markus 6:53, Markus 6:53–56, Markus 6:56, Markus 7:1, Markus 7:1–23, Markus 7:2–4, Markus 7:5, Markus 7:6–8, Markus 7:9–13, Markus 7:11–12, Markus 7:13, Markus 7:14–23, Markus 7:20–22, Markus 7:24, Markus 7:24–30, Markus 7:25–26, Markus 7:27–28, Markus 7:29–30, Markus 7:31–37, Markus 7:33, Markus 7:34, Markus 7:36–37, Markus 8:1–3, Markus 8:1–10, Markus 8:4, Markus 8:5, Markus 8:6–7, Markus 8:8, Markus 8:10–13, Markus 8:11, Markus 8:12, Markus 8:14, Markus 8:14–21, Markus 8:15, Markus 8:16, Markus 8:17–20, Markus 8:19–20, Markus 8:21, Markus 8:22–26, Markus 8:23, Markus 8:24–25, Markus 8:26, Markus 8:27–28, Markus 8:27–38, Markus 8:27–9.1, Markus 8:29–30, Markus 8:31, Markus 8:31–38, Markus 8:32, Markus 8:33, Markus 8:34–38, Markus 8:35, Markus 8:36–37, Markus 8:38, Markus 9:1, Markus 9:2–8, Markus 9:4, Markus 9:5–6, Markus 9:7, Markus 9:8, Markus 9:9, Markus 9:10, Markus 9:11, Markus 9:12, Markus 9:13, Markus 9:14, Markus 9:14–29, Markus 9:15, Markus 9:18, Markus 9:19, Markus 9:20, Markus 9:21–22, Markus 9:23, Markus 9:24, Markus 9:25, Markus 9:26–27, Markus 9:28–29, Markus 9:30–10.31, Markus 9:31, Markus 9:32, Markus 9:33–34, Markus 9:33–50, Markus 9:35, Markus 9:36–37, Markus 9:38–41, Markus 9:40, Markus 9:42–50, Mark 9:43, Markus 9:43–48, Markus 9:48, Markus 9:49–50, Markus 10:1–2, Markus 10:3, Markus 10:4, Markus 10:5–9, Markus 10:10, Markus 10:11–12, Markus 10:13, Markus 10:13–16, Markus 10:14–15, Markus 10:17, Markus 10:17–31, Markus 10:18, Markus 10:19, Markus 10:20, Markus 10:21, Markus 10:22, Markus 10:23–27, Markus 10:24, Markus 10:25, Markus 10:26, Markus 10:27, Markus 10:28, Markus 10:29–30, Markus 10:31, Markus 10:32–34, Markus 10:33, Markus 10:35–45, Markus 10:37, Markus 10:38, Markus 10:39, Markus 10:40, Markus 10:41, Markus 10:42–44, Markus 10:45, Markus 10:46, Markus 10:46–52, Markus 10:47–48, Markus 10:50, Mark 10:51, Markus 10:52, Markus 11:1, Markus 11:1–13.37, Markus 11:2–3, Markus 11:3, Markus 11:4–6, Markus 11:7–8, Markus 11:9–10, Markus 11:11, Markus 11:12–25, Markus 11:13–14, Markus 11:15–16, Markus 11:15–19, Markus 11:16, Markus 11:17, Markus 11:18, Markus 11:19, Markus 11:20–21, Markus 11:22–23, Markus 11:24–25, Markus 11:27, Markus 11:27–33, Markus 11:28, Markus 11:29–30, Markus 11:31–32, Markus 11:33, Markus 12:1, Markus 12:1–12, Markus 12:2–5, Markus 12:6, Markus 12:7, Markus 12:8, Markus 12:9, Markus 12:10–11, Markus 12:12, Markus 12:13–17, Markus 12:14, Markus 12:15, Markus 12:16, Markus 12:17, Markus 12:18, Markus 12:18–27, Markus 12:19, Markus 12:24–27, Markus 12:28, Markus 12:28–34, Markus 12:29–31, Markus 12:32–33, Markus 12:34, Markus 12:35–37, Markus 12:36, Markus 12:38–39, Markus 12:40, Markus 12:41–42, Markus 12:41–44, Markus 12:43–44, Markus 13:1, Markus 13:1–37, Markus 13:2, Markus 13:3–4, Markus 13:5–6, Markus 13:5–23, Markus 13:7, Markus 13:9, Markus 13:10, Markus 13:11, Markus 13:12–13, Markus 13:14, Markus 13:14–20, Markus 13:15–16, Markus 13:17, Markus 13:18, Markus 13:19, Markus 13:20, Markus 13:21–23, Markus 13:24–25, Markus 13:24–27, Markus 13:27, Markus 13:28–31, Markus 13:29, Markus 13:30, Markus 13:31, Markus 13:32, Markus 13:32–37, Markus 13:33–37, Markus 13:34–35, Markus 13:37, Markus 14:1–2, Markus 14:1–16.8, Markus 14:3–9, Markus 14:4–5, Markus 14:6–8, Markus 14:8, Markus 14:9, Markus 14:10–11, Markus 14:12, Markus 14:12–32, Markus 14:13–15, Markus 14:17, Markus 14:18, Markus 14:19, Markus 14:21, Markus 14:22–25, Markus 14:24, Markus 14:25, Markus 14:26–27, Markus 14:28, Markus 14:29–31, Markus 14:32, Markus 14:33–34, Markus 14:35–36, Markus 14:37–38, Markus 14:41–42, Markus 14:43, Markus 14:44–45, Markus 14:47, Markus 14:49, Markus 14:50, Markus 14:51–52, Markus 14:53–54, Markus 14:53–65, Markus 14:55–59, Markus 14:60–61, Markus 14:62, Markus 14:63–64, Markus 14:65, Markus 14:66–72, Markus 14:67, Markus 14:68, Markus 14:69–70, Markus 14:71, Markus 14:72, Markus 15:1, Markus 15:1–15, Markus 15:2, Markus 15:3–5, Markus 15:6–8, Markus 15:9–14, Markus 15:15, Markus 15:16, Markus 15:16–41, Markus 15:17, Markus 15:18, Markus 15:21–22, Markus 15:23, Markus 15:24, Markus 15:25, Markus 15:26, Markus 15:27, Markus 15:29–32, Markus 15:32, Markus 15:33, Markus 15:34, Markus 15:35–36, Markus 15:37, Markus 15:38, Markus 15:39, Markus 15:40–41, Markus 15:43–45, Markus 15:46, Markus 16:1, Markus 16:3–4, Mark 16:7, Markus 16:8, Markus 16:9–20</w:t>
+      </w:r>
+      <w:r/>
+    </w:p>
+    <w:p>
+      <w:r/>
+      <w:r>
+        <w:t xml:space="preserve"> </w:t>
+      </w:r>
+      <w:r/>
+      <w:r/>
+    </w:p>
+    <w:p>
+      <w:pPr>
+        <w:sectPr>
           <w:footnotePr>
             <w:numRestart w:val="eachSect"/>
           </w:footnotePr>

--- a/ind/docx/41.content.docx
+++ b/ind/docx/41.content.docx
@@ -163,13 +163,6 @@
         <w:rPr>
           <w:lang w:val="id_ID" w:bidi="id_ID"/>
         </w:rPr>
-      </w:r>
-      <w:r>
-        <w:rPr>
-          <w:i/>
-          <w:lang w:val="id_ID" w:bidi="id_ID"/>
-        </w:rPr>
-        <w:t>Markus 1:1, Markus 1:2–3, Markus 1:2–8, Markus 1:3, Markus 1:4, Markus 1:5, Markus 1:6, Markus 1:7, Markus 1:8, Markus 1:9, Markus 1:10, Markus 1:11, Markus 1:12–13, Markus 1:14, Markus 1:14–15, Markus 1:15, Markus 1:16–20, Markus 1:17, Markus 1:19–20, Markus 1:21, Markus 1:21–28, Markus 1:22, Markus 1:23–24, Markus 1:25, Markus 1:26, Markus 1:27–28, Markus 1:29–30, Markus 1:31, Markus 1:32–34, Markus 1:33, Markus 1:34, Markus 1:35, Markus 1:38–39, Markus 1:40, Markus 1:41, Markus 1:43–45, Markus 2:1, Markus 2:1–12, Markus 2:1–3.6, Markus 2:4, Markus 2:5, Markus 2:6–7, Markus 2:9–11, Markus 2:12, Markus 2:13–15, Markus 2:13–17, Markus 2:16, Markus 2:17, Markus 2:18–22, Markus 2:19–20, Markus 2:21–22, Markus 2:23–28, Markus 2:25–26, Markus 2:27–28, Markus 3:1–2, Markus 3:1–6, Markus 3:3–4, Markus 3:5–6, Markus 3:7–12, Markus 3:9, Markus 3:10, Markus 3:11–12, Markus 3:13–19, Markus 3:14–15, Markus 3:16–18, Markus 3:17, Markus 3:18, Markus 3:19, Markus 3:20, Markus 3:20–35, Markus 3:21, Markus 3:22, Markus 3:23–27, Markus 3:27, Markus 3:28–30, Markus 3:31–35, Markus 3:33–34, Markus 3:35, Markus 4:1, Markus 4:1–34, Markus 4:2, Markus 4:3–9, Markus 4:10, Markus 4:11–12, Markus 4:13, Markus 4:14–20, Markus 4:21, Markus 4:21–25, Markus 4:22–23, Markus 4:24, Markus 4:26–29, Markus 4:26–34, Markus 4:29, Markus 4:30–32, Markus 4:33–34, Markus 4:35–41, Markus 4:35–5.43, Markus 4:38, Markus 4:39–40, Markus 4:41, Markus 5:1, Markus 5:1–20, Markus 5:2–5, Markus 5:6–8, Markus 5:9, Markus 5:10–13, Markus 5:15–16, Markus 5:17, Markus 5:18, Markus 5:19–20, Markus 5:21–22, Markus 5:21–43, Markus 5:23, Markus 5:24–34, Markus 5:27–29, Markus 5:33–34, Markus 5:35–43, Markus 5:36, Markus 5:37, Markus 5:38, Markus 5:39, Markus 5:40, Markus 5:41, Markus 5:42, Markus 5:43, Markus 6:1–2, Markus 6:1–6, Markus 6:3–4, Markus 6:5–6, Markus 6:6, Markus 6:6–8.21, Markus 6:7, Markus 6:7–13, Markus 6:8–9, Markus 6:10, Markus 6:11, Markus 6:12–13, Markus 6:14, Markus 6:14–29, Markus 6:15, Markus 6:17, Markus 6:18, Markus 6:19–28, Markus 6:22, Markus 6:29, Markus 6:30, Markus 6:30–44, Markus 6:31–33, Markus 6:34, Markus 6:35–36, Markus 6:37, Markus 6:41, Markus 6:42–44, Markus 6:45–46, Markus 6:45–52, Markus 6:48, Markus 6:49–50, Markus 6:51, Markus 6:52, Markus 6:53, Markus 6:53–56, Markus 6:56, Markus 7:1, Markus 7:1–23, Markus 7:2–4, Markus 7:5, Markus 7:6–8, Markus 7:9–13, Markus 7:11–12, Markus 7:13, Markus 7:14–23, Markus 7:20–22, Markus 7:24, Markus 7:24–30, Markus 7:25–26, Markus 7:27–28, Markus 7:29–30, Markus 7:31–37, Markus 7:33, Markus 7:34, Markus 7:36–37, Markus 8:1–3, Markus 8:1–10, Markus 8:4, Markus 8:5, Markus 8:6–7, Markus 8:8, Markus 8:10–13, Markus 8:11, Markus 8:12, Markus 8:14, Markus 8:14–21, Markus 8:15, Markus 8:16, Markus 8:17–20, Markus 8:19–20, Markus 8:21, Markus 8:22–26, Markus 8:23, Markus 8:24–25, Markus 8:26, Markus 8:27–28, Markus 8:27–38, Markus 8:27–9.1, Markus 8:29–30, Markus 8:31, Markus 8:31–38, Markus 8:32, Markus 8:33, Markus 8:34–38, Markus 8:35, Markus 8:36–37, Markus 8:38, Markus 9:1, Markus 9:2–8, Markus 9:4, Markus 9:5–6, Markus 9:7, Markus 9:8, Markus 9:9, Markus 9:10, Markus 9:11, Markus 9:12, Markus 9:13, Markus 9:14, Markus 9:14–29, Markus 9:15, Markus 9:18, Markus 9:19, Markus 9:20, Markus 9:21–22, Markus 9:23, Markus 9:24, Markus 9:25, Markus 9:26–27, Markus 9:28–29, Markus 9:30–10.31, Markus 9:31, Markus 9:32, Markus 9:33–34, Markus 9:33–50, Markus 9:35, Markus 9:36–37, Markus 9:38–41, Markus 9:40, Markus 9:42–50, Mark 9:43, Markus 9:43–48, Markus 9:48, Markus 9:49–50, Markus 10:1–2, Markus 10:3, Markus 10:4, Markus 10:5–9, Markus 10:10, Markus 10:11–12, Markus 10:13, Markus 10:13–16, Markus 10:14–15, Markus 10:17, Markus 10:17–31, Markus 10:18, Markus 10:19, Markus 10:20, Markus 10:21, Markus 10:22, Markus 10:23–27, Markus 10:24, Markus 10:25, Markus 10:26, Markus 10:27, Markus 10:28, Markus 10:29–30, Markus 10:31, Markus 10:32–34, Markus 10:33, Markus 10:35–45, Markus 10:37, Markus 10:38, Markus 10:39, Markus 10:40, Markus 10:41, Markus 10:42–44, Markus 10:45, Markus 10:46, Markus 10:46–52, Markus 10:47–48, Markus 10:50, Mark 10:51, Markus 10:52, Markus 11:1, Markus 11:1–13.37, Markus 11:2–3, Markus 11:3, Markus 11:4–6, Markus 11:7–8, Markus 11:9–10, Markus 11:11, Markus 11:12–25, Markus 11:13–14, Markus 11:15–16, Markus 11:15–19, Markus 11:16, Markus 11:17, Markus 11:18, Markus 11:19, Markus 11:20–21, Markus 11:22–23, Markus 11:24–25, Markus 11:27, Markus 11:27–33, Markus 11:28, Markus 11:29–30, Markus 11:31–32, Markus 11:33, Markus 12:1, Markus 12:1–12, Markus 12:2–5, Markus 12:6, Markus 12:7, Markus 12:8, Markus 12:9, Markus 12:10–11, Markus 12:12, Markus 12:13–17, Markus 12:14, Markus 12:15, Markus 12:16, Markus 12:17, Markus 12:18, Markus 12:18–27, Markus 12:19, Markus 12:24–27, Markus 12:28, Markus 12:28–34, Markus 12:29–31, Markus 12:32–33, Markus 12:34, Markus 12:35–37, Markus 12:36, Markus 12:38–39, Markus 12:40, Markus 12:41–42, Markus 12:41–44, Markus 12:43–44, Markus 13:1, Markus 13:1–37, Markus 13:2, Markus 13:3–4, Markus 13:5–6, Markus 13:5–23, Markus 13:7, Markus 13:9, Markus 13:10, Markus 13:11, Markus 13:12–13, Markus 13:14, Markus 13:14–20, Markus 13:15–16, Markus 13:17, Markus 13:18, Markus 13:19, Markus 13:20, Markus 13:21–23, Markus 13:24–25, Markus 13:24–27, Markus 13:27, Markus 13:28–31, Markus 13:29, Markus 13:30, Markus 13:31, Markus 13:32, Markus 13:32–37, Markus 13:33–37, Markus 13:34–35, Markus 13:37, Markus 14:1–2, Markus 14:1–16.8, Markus 14:3–9, Markus 14:4–5, Markus 14:6–8, Markus 14:8, Markus 14:9, Markus 14:10–11, Markus 14:12, Markus 14:12–32, Markus 14:13–15, Markus 14:17, Markus 14:18, Markus 14:19, Markus 14:21, Markus 14:22–25, Markus 14:24, Markus 14:25, Markus 14:26–27, Markus 14:28, Markus 14:29–31, Markus 14:32, Markus 14:33–34, Markus 14:35–36, Markus 14:37–38, Markus 14:41–42, Markus 14:43, Markus 14:44–45, Markus 14:47, Markus 14:49, Markus 14:50, Markus 14:51–52, Markus 14:53–54, Markus 14:53–65, Markus 14:55–59, Markus 14:60–61, Markus 14:62, Markus 14:63–64, Markus 14:65, Markus 14:66–72, Markus 14:67, Markus 14:68, Markus 14:69–70, Markus 14:71, Markus 14:72, Markus 15:1, Markus 15:1–15, Markus 15:2, Markus 15:3–5, Markus 15:6–8, Markus 15:9–14, Markus 15:15, Markus 15:16, Markus 15:16–41, Markus 15:17, Markus 15:18, Markus 15:21–22, Markus 15:23, Markus 15:24, Markus 15:25, Markus 15:26, Markus 15:27, Markus 15:29–32, Markus 15:32, Markus 15:33, Markus 15:34, Markus 15:35–36, Markus 15:37, Markus 15:38, Markus 15:39, Markus 15:40–41, Markus 15:43–45, Markus 15:46, Markus 16:1, Markus 16:3–4, Mark 16:7, Markus 16:8, Markus 16:9–20</w:t>
       </w:r>
       <w:r>
         <w:rPr>

--- a/ind/docx/41.content.docx
+++ b/ind/docx/41.content.docx
@@ -150,19 +150,6 @@
           <w:lang w:val="id_ID" w:bidi="id_ID"/>
         </w:rPr>
         <w:t>MRK</w:t>
-      </w:r>
-      <w:r>
-        <w:rPr>
-          <w:lang w:val="id_ID" w:bidi="id_ID"/>
-        </w:rPr>
-      </w:r>
-    </w:p>
-    <w:p>
-      <w:pPr/>
-      <w:r>
-        <w:rPr>
-          <w:lang w:val="id_ID" w:bidi="id_ID"/>
-        </w:rPr>
       </w:r>
       <w:r>
         <w:rPr>

--- a/ind/docx/41.content.docx
+++ b/ind/docx/41.content.docx
@@ -19,7 +19,7 @@
         <w:rPr>
           <w:lang w:val="id_ID" w:bidi="id_ID"/>
         </w:rPr>
-        <w:t>Resource: Catatan Studi (Tyndale)</w:t>
+        <w:t>Resource: Tyndale Open Study Notes</w:t>
       </w:r>
       <w:r>
         <w:rPr>
@@ -112,7 +112,7 @@
         <w:rPr>
           <w:lang w:val="id_ID" w:bidi="id_ID"/>
         </w:rPr>
-        <w:t>Catatan Studi (Tyndale)</w:t>
+        <w:t>Tyndale Open Study Notes</w:t>
       </w:r>
     </w:p>
     <w:p>

--- a/ind/docx/41.content.docx
+++ b/ind/docx/41.content.docx
@@ -31755,7 +31755,7 @@
         <w:rPr>
           <w:lang w:val="id_ID" w:bidi="id_ID"/>
         </w:rPr>
-        <w:t xml:space="preserve">Apa pun yang akan dialami oleh Yakobus dan Yohanes, Yesus tidak berhak untuk mengabulkan permintaan mereka. Hanya Allah Bapa yang dapat melakukannya (lihat juga </w:t>
+        <w:t xml:space="preserve">Yesus tidak mengabulkan permintaan mereka. Tempat-tempat itu diperuntukkan bagi mereka yang telah dipersiapkan oleh Allah Bapa (lihat juga </w:t>
       </w:r>
       <w:hyperlink r:id="rId711">
         <w:r>
@@ -43653,33 +43653,7 @@
         <w:rPr>
           <w:lang w:val="id_ID" w:bidi="id_ID"/>
         </w:rPr>
-        <w:t xml:space="preserve">), kalimat ini jelas berbicara tentang sesuatu yang tidak pantas, yang terjadi di Bait Allah di Yerusalem. • para pembaca hendaklah memperhatikannya: Markus memperingatkan para pembaca pertamanya untuk memperhatikan penjelasannya tentang tanda ini, yang menunjukkan bahwa ungkapan ini membutuhkan pemikiran dan ketajaman yang cermat. Para pembaca Markus harus mencari tanda yang mirip dengan apa yang terjadi pada masa Antiokhus Epifanes. • Meskipun frasa </w:t>
-      </w:r>
-      <w:r>
-        <w:rPr>
-          <w:i/>
-          <w:lang w:val="id_ID" w:bidi="id_ID"/>
-        </w:rPr>
-        <w:t xml:space="preserve">benda cemar yang menyebabkan kenajisan </w:t>
-      </w:r>
-      <w:r>
-        <w:rPr>
-          <w:lang w:val="id_ID" w:bidi="id_ID"/>
-        </w:rPr>
-        <w:t xml:space="preserve">secara tata bahasa bersifat netral, kata </w:t>
-      </w:r>
-      <w:r>
-        <w:rPr>
-          <w:i/>
-          <w:lang w:val="id_ID" w:bidi="id_ID"/>
-        </w:rPr>
-        <w:t>berdiri</w:t>
-      </w:r>
-      <w:r>
-        <w:rPr>
-          <w:lang w:val="id_ID" w:bidi="id_ID"/>
-        </w:rPr>
-        <w:t xml:space="preserve"> secara tata bahasa bersifat maskulin, sehingga merujuk pada seseorang, bukan benda. Ada beberapa pendapat mengenai siapa orang yang dimaksud: (1) Kaisar Caligula, yang pada tahun 39–40 Masehi berusaha mendirikan patung dirinya di Bait Allah (Yosefus, </w:t>
+        <w:t xml:space="preserve">), kalimat ini jelas berbicara tentang sesuatu yang tidak pantas, yang terjadi di Bait Allah di Yerusalem. • para pembaca hendaklah memperhatikannya: Markus memperingatkan para pembaca pertamanya untuk memperhatikan penjelasannya tentang tanda ini, yang menunjukkan bahwa ungkapan ini membutuhkan pemikiran dan ketajaman yang cermat. Para pembaca Markus harus mencari tanda yang mirip dengan apa yang terjadi pada masa Antiokhus Epifanes. •Meskipun frasa “Pembinasa keji” secara tata bahasa bersifat netral, kata “berdiri” secara tata bahasa bersifat maskulin. Hal ini mungkin menunjuk pada adanya seorang pribadi di balik tindakan tersebut, tetapi tidak pasti. Frasa itu juga tetap dapat merujuk pada suatu benda atau peristiwa. Ada beberapa pendapat mengenai siapa orang yang dimaksud: (1) Kaisar Caligula, yang pada tahun 39–40 Masehi berusaha mendirikan patung dirinya di Bait Allah (Yosefus, </w:t>
       </w:r>
       <w:r>
         <w:rPr>

--- a/ind/docx/41.content.docx
+++ b/ind/docx/41.content.docx
@@ -27779,7 +27779,25 @@
         <w:rPr>
           <w:lang w:val="id_ID" w:bidi="id_ID"/>
         </w:rPr>
-        <w:t xml:space="preserve"> mengacu pada Lembah Hinnom, yang berbatasan dengan Yerusalem di sebelah barat daya. Itu adalah tempat pembuangan sampah untuk kota, dan pembakaran sampah yang terus-menerus di sana menjadi metafora untuk tempat penghakiman terakhir bagi orang jahat.</w:t>
+        <w:t xml:space="preserve"> mengacu pada Lembah Hinnom, yang berbatasan dengan Yerusalem di sebelah barat daya. Lembah itu menjadi metafora untuk neraka karena orang Israel pernah mempersembahkan anak-anak mereka sebagai korban di sana (</w:t>
+      </w:r>
+      <w:hyperlink r:id="rId628">
+        <w:r>
+          <w:rPr>
+            <w:lang w:val="id_ID" w:bidi="id_ID"/>
+          </w:rPr>
+          <w:rPr>
+            <w:color w:val="0000EE"/>
+            <w:u w:val="single"/>
+          </w:rPr>
+          <w:t>Yer. 32:35</w:t>
+        </w:r>
+      </w:hyperlink>
+      <w:r>
+        <w:rPr>
+          <w:lang w:val="id_ID" w:bidi="id_ID"/>
+        </w:rPr>
+        <w:t>).</w:t>
       </w:r>
       <w:r>
         <w:rPr>
@@ -27829,7 +27847,7 @@
         </w:rPr>
         <w:t xml:space="preserve">Sebagian besar manuskrip terbaik tidak menyertakan </w:t>
       </w:r>
-      <w:hyperlink r:id="rId628">
+      <w:hyperlink r:id="rId629">
         <w:r>
           <w:rPr>
             <w:lang w:val="id_ID" w:bidi="id_ID"/>
@@ -27847,7 +27865,7 @@
         </w:rPr>
         <w:t xml:space="preserve">, </w:t>
       </w:r>
-      <w:hyperlink r:id="rId629">
+      <w:hyperlink r:id="rId630">
         <w:r>
           <w:rPr>
             <w:lang w:val="id_ID" w:bidi="id_ID"/>
@@ -27865,7 +27883,7 @@
         </w:rPr>
         <w:t xml:space="preserve">, tetapi beberapa menyertakannya. Kedua ayat ini hampir pasti disalin dari </w:t>
       </w:r>
-      <w:hyperlink r:id="rId630">
+      <w:hyperlink r:id="rId631">
         <w:r>
           <w:rPr>
             <w:lang w:val="id_ID" w:bidi="id_ID"/>
@@ -27931,7 +27949,7 @@
         </w:rPr>
         <w:t xml:space="preserve">Frasa "tidak akan mati" dan "tidak akan padam" menekankan bahwa neraka itu kekal (bdk. </w:t>
       </w:r>
-      <w:hyperlink r:id="rId631">
+      <w:hyperlink r:id="rId632">
         <w:r>
           <w:rPr>
             <w:lang w:val="id_ID" w:bidi="id_ID"/>
@@ -27947,19 +27965,7 @@
         <w:rPr>
           <w:lang w:val="id_ID" w:bidi="id_ID"/>
         </w:rPr>
-        <w:t xml:space="preserve">). Kengerian neraka ditekankan dengan penggambarannya sebagai tempat api abadi, pembusukan, serta kerusakan di mana belatung menggerogoti segala sesuatu untuk selamanya. Yang melatar-belakangi gambaran ini kemungkinan adalah bau busuk dan belatung di Lembah Hinom (lihat </w:t>
-      </w:r>
-      <w:r>
-        <w:rPr>
-          <w:lang w:val="id_ID" w:bidi="id_ID"/>
-        </w:rPr>
-        <w:t>catatan studi pada 9:43</w:t>
-      </w:r>
-      <w:r>
-        <w:rPr>
-          <w:lang w:val="id_ID" w:bidi="id_ID"/>
-        </w:rPr>
-        <w:t>). Gambaran ini merupakan peringatan yang kuat bagi orang-orang untuk bertobat agar terhindar dari hukuman neraka.</w:t>
+        <w:t>). Kengerian neraka ditekankan dengan penggambarannya sebagai tempat api abadi, pembusukan, serta kerusakan di mana belatung menggerogoti segala sesuatu untuk selamanya. Gambaran ini merupakan peringatan yang kuat bagi orang-orang untuk bertobat agar terhindar dari hukuman neraka.</w:t>
       </w:r>
       <w:r>
         <w:rPr>
@@ -28040,7 +28046,7 @@
         </w:rPr>
         <w:t xml:space="preserve">; </w:t>
       </w:r>
-      <w:hyperlink r:id="rId632">
+      <w:hyperlink r:id="rId633">
         <w:r>
           <w:rPr>
             <w:lang w:val="id_ID" w:bidi="id_ID"/>
@@ -28058,7 +28064,7 @@
         </w:rPr>
         <w:t xml:space="preserve">; </w:t>
       </w:r>
-      <w:hyperlink r:id="rId633">
+      <w:hyperlink r:id="rId634">
         <w:r>
           <w:rPr>
             <w:lang w:val="id_ID" w:bidi="id_ID"/>
@@ -28154,7 +28160,7 @@
         </w:rPr>
         <w:t xml:space="preserve">, </w:t>
       </w:r>
-      <w:hyperlink r:id="rId634">
+      <w:hyperlink r:id="rId635">
         <w:r>
           <w:rPr>
             <w:lang w:val="id_ID" w:bidi="id_ID"/>
@@ -28208,7 +28214,7 @@
         </w:rPr>
         <w:t xml:space="preserve">; </w:t>
       </w:r>
-      <w:hyperlink r:id="rId635">
+      <w:hyperlink r:id="rId636">
         <w:r>
           <w:rPr>
             <w:lang w:val="id_ID" w:bidi="id_ID"/>
@@ -28244,7 +28250,7 @@
         </w:rPr>
         <w:t>). Yohanes Pembaptis dipenggal karena mengajarkan bahwa perceraian dan pernikahan ulang yang dilakukan Herodes Antipas tidak sah (</w:t>
       </w:r>
-      <w:hyperlink r:id="rId636">
+      <w:hyperlink r:id="rId637">
         <w:r>
           <w:rPr>
             <w:lang w:val="id_ID" w:bidi="id_ID"/>
@@ -28262,7 +28268,7 @@
         </w:rPr>
         <w:t xml:space="preserve">), dan menurut sejarawan Yahudi, Yosefus, Yohanes mati sebagai martir di dekat lokasi Yesus di ayat ini, yaitu di sebelah timur Sungai Yordan, di benteng Herodes Antipas di Makara (lihat </w:t>
       </w:r>
-      <w:hyperlink r:id="rId637">
+      <w:hyperlink r:id="rId638">
         <w:r>
           <w:rPr>
             <w:lang w:val="id_ID" w:bidi="id_ID"/>
@@ -28341,7 +28347,7 @@
         </w:rPr>
         <w:t xml:space="preserve">Yesus menjawab pertanyaan jebakan orang Farisi dengan bertanya balik (bdk. </w:t>
       </w:r>
-      <w:hyperlink r:id="rId638">
+      <w:hyperlink r:id="rId639">
         <w:r>
           <w:rPr>
             <w:lang w:val="id_ID" w:bidi="id_ID"/>
@@ -28407,7 +28413,7 @@
         </w:rPr>
         <w:t xml:space="preserve">Orang-orang Farisi mengutip apa yang diizinkan oleh Musa. Ada banyak perdebatan di antara para rabi tentang apa yang dimaksud dengan "yang tidak senonoh" (lihat </w:t>
       </w:r>
-      <w:hyperlink r:id="rId639">
+      <w:hyperlink r:id="rId640">
         <w:r>
           <w:rPr>
             <w:lang w:val="id_ID" w:bidi="id_ID"/>
@@ -28494,7 +28500,7 @@
         </w:rPr>
         <w:t>Allah mengizinkan perceraian sebagai sebuah kelonggaran bagi hati orang-orang yang keras hati. Namun, kehendak Allah dinyatakan lebih tepat dalam ayat-ayat yang dikutip Yesus dari hukum Musa (</w:t>
       </w:r>
-      <w:hyperlink r:id="rId640">
+      <w:hyperlink r:id="rId641">
         <w:r>
           <w:rPr>
             <w:lang w:val="id_ID" w:bidi="id_ID"/>
@@ -28512,7 +28518,7 @@
         </w:rPr>
         <w:t xml:space="preserve">; </w:t>
       </w:r>
-      <w:hyperlink r:id="rId641">
+      <w:hyperlink r:id="rId642">
         <w:r>
           <w:rPr>
             <w:lang w:val="id_ID" w:bidi="id_ID"/>
@@ -28530,7 +28536,7 @@
         </w:rPr>
         <w:t xml:space="preserve">; lihat juga </w:t>
       </w:r>
-      <w:hyperlink r:id="rId642">
+      <w:hyperlink r:id="rId643">
         <w:r>
           <w:rPr>
             <w:lang w:val="id_ID" w:bidi="id_ID"/>
@@ -28596,7 +28602,7 @@
         </w:rPr>
         <w:t xml:space="preserve">Yesus sering menjelaskan ajaran-Nya kepada murid-murid-Nya di dalam rumah secara pribadi (lihat </w:t>
       </w:r>
-      <w:hyperlink r:id="rId643">
+      <w:hyperlink r:id="rId644">
         <w:r>
           <w:rPr>
             <w:lang w:val="id_ID" w:bidi="id_ID"/>
@@ -28632,7 +28638,7 @@
         </w:rPr>
         <w:t xml:space="preserve">, </w:t>
       </w:r>
-      <w:hyperlink r:id="rId644">
+      <w:hyperlink r:id="rId645">
         <w:r>
           <w:rPr>
             <w:lang w:val="id_ID" w:bidi="id_ID"/>
@@ -28704,7 +28710,7 @@
         </w:rPr>
         <w:t xml:space="preserve"> … ia berbuat zinah: Ayat paralel dalam </w:t>
       </w:r>
-      <w:hyperlink r:id="rId645">
+      <w:hyperlink r:id="rId646">
         <w:r>
           <w:rPr>
             <w:lang w:val="id_ID" w:bidi="id_ID"/>
@@ -28722,7 +28728,7 @@
         </w:rPr>
         <w:t xml:space="preserve"> serupa dengan Markus dan tidak menyebutkan pengecualian untuk larangan perceraian ini, sementara ayat paralel di Matius mengizinkan pengecualian untuk kasus perselingkuhan (</w:t>
       </w:r>
-      <w:hyperlink r:id="rId646">
+      <w:hyperlink r:id="rId647">
         <w:r>
           <w:rPr>
             <w:lang w:val="id_ID" w:bidi="id_ID"/>
@@ -28740,7 +28746,7 @@
         </w:rPr>
         <w:t xml:space="preserve">; lihat juga </w:t>
       </w:r>
-      <w:hyperlink r:id="rId647">
+      <w:hyperlink r:id="rId648">
         <w:r>
           <w:rPr>
             <w:lang w:val="id_ID" w:bidi="id_ID"/>
@@ -28758,7 +28764,7 @@
         </w:rPr>
         <w:t>). Paulus juga mengizinkan pengecualian jika pasangan yang tidak percaya menghendaki berpisah (</w:t>
       </w:r>
-      <w:hyperlink r:id="rId648">
+      <w:hyperlink r:id="rId649">
         <w:r>
           <w:rPr>
             <w:lang w:val="id_ID" w:bidi="id_ID"/>
@@ -28776,7 +28782,7 @@
         </w:rPr>
         <w:t>). Catatan Markus berfokus pada prinsip-prinsip utama—Tuhan membenci perceraian (</w:t>
       </w:r>
-      <w:hyperlink r:id="rId642">
+      <w:hyperlink r:id="rId643">
         <w:r>
           <w:rPr>
             <w:lang w:val="id_ID" w:bidi="id_ID"/>
@@ -28842,7 +28848,7 @@
         </w:rPr>
         <w:t>Usia anak-anak tidak dapat ditentukan dari nas ini. Kata Yunani paidia dapat merujuk pada berbagai usia, mulai dari anak dua belas tahun (</w:t>
       </w:r>
-      <w:hyperlink r:id="rId649">
+      <w:hyperlink r:id="rId650">
         <w:r>
           <w:rPr>
             <w:lang w:val="id_ID" w:bidi="id_ID"/>
@@ -28860,7 +28866,7 @@
         </w:rPr>
         <w:t>) hingga bayi berumur delapan hari (</w:t>
       </w:r>
-      <w:hyperlink r:id="rId650">
+      <w:hyperlink r:id="rId651">
         <w:r>
           <w:rPr>
             <w:lang w:val="id_ID" w:bidi="id_ID"/>
@@ -28950,7 +28956,7 @@
         </w:rPr>
         <w:t xml:space="preserve">Kasih dan perhatian Yesus terhadap anak-anak sudah terlihat dalam </w:t>
       </w:r>
-      <w:hyperlink r:id="rId651">
+      <w:hyperlink r:id="rId652">
         <w:r>
           <w:rPr>
             <w:lang w:val="id_ID" w:bidi="id_ID"/>
@@ -28968,7 +28974,7 @@
         </w:rPr>
         <w:t xml:space="preserve">; </w:t>
       </w:r>
-      <w:hyperlink r:id="rId652">
+      <w:hyperlink r:id="rId653">
         <w:r>
           <w:rPr>
             <w:lang w:val="id_ID" w:bidi="id_ID"/>
@@ -28986,7 +28992,7 @@
         </w:rPr>
         <w:t xml:space="preserve">, </w:t>
       </w:r>
-      <w:hyperlink r:id="rId653">
+      <w:hyperlink r:id="rId654">
         <w:r>
           <w:rPr>
             <w:lang w:val="id_ID" w:bidi="id_ID"/>
@@ -29065,7 +29071,7 @@
         </w:rPr>
         <w:t xml:space="preserve"> </w:t>
       </w:r>
-      <w:hyperlink r:id="rId654">
+      <w:hyperlink r:id="rId655">
         <w:r>
           <w:rPr>
             <w:lang w:val="id_ID" w:bidi="id_ID"/>
@@ -29131,7 +29137,7 @@
         </w:rPr>
         <w:t>Orang kaya itu (</w:t>
       </w:r>
-      <w:hyperlink r:id="rId655">
+      <w:hyperlink r:id="rId656">
         <w:r>
           <w:rPr>
             <w:lang w:val="id_ID" w:bidi="id_ID"/>
@@ -29149,7 +29155,7 @@
         </w:rPr>
         <w:t>) adalah seorang pemimpin muda (</w:t>
       </w:r>
-      <w:hyperlink r:id="rId656">
+      <w:hyperlink r:id="rId657">
         <w:r>
           <w:rPr>
             <w:lang w:val="id_ID" w:bidi="id_ID"/>
@@ -29167,7 +29173,7 @@
         </w:rPr>
         <w:t xml:space="preserve">; </w:t>
       </w:r>
-      <w:hyperlink r:id="rId657">
+      <w:hyperlink r:id="rId658">
         <w:r>
           <w:rPr>
             <w:lang w:val="id_ID" w:bidi="id_ID"/>
@@ -29198,7 +29204,7 @@
         </w:rPr>
         <w:t xml:space="preserve"> adalah gelar yang sering digunakan untuk Yesus dalam Injil Markus (lihat </w:t>
       </w:r>
-      <w:hyperlink r:id="rId658">
+      <w:hyperlink r:id="rId659">
         <w:r>
           <w:rPr>
             <w:lang w:val="id_ID" w:bidi="id_ID"/>
@@ -29216,7 +29222,7 @@
         </w:rPr>
         <w:t xml:space="preserve">; </w:t>
       </w:r>
-      <w:hyperlink r:id="rId659">
+      <w:hyperlink r:id="rId660">
         <w:r>
           <w:rPr>
             <w:lang w:val="id_ID" w:bidi="id_ID"/>
@@ -29252,7 +29258,7 @@
         </w:rPr>
         <w:t xml:space="preserve">, </w:t>
       </w:r>
-      <w:hyperlink r:id="rId660">
+      <w:hyperlink r:id="rId661">
         <w:r>
           <w:rPr>
             <w:lang w:val="id_ID" w:bidi="id_ID"/>
@@ -29270,7 +29276,7 @@
         </w:rPr>
         <w:t xml:space="preserve">; </w:t>
       </w:r>
-      <w:hyperlink r:id="rId661">
+      <w:hyperlink r:id="rId662">
         <w:r>
           <w:rPr>
             <w:lang w:val="id_ID" w:bidi="id_ID"/>
@@ -29288,7 +29294,7 @@
         </w:rPr>
         <w:t xml:space="preserve">, </w:t>
       </w:r>
-      <w:hyperlink r:id="rId662">
+      <w:hyperlink r:id="rId663">
         <w:r>
           <w:rPr>
             <w:lang w:val="id_ID" w:bidi="id_ID"/>
@@ -29324,7 +29330,7 @@
         </w:rPr>
         <w:t xml:space="preserve">, </w:t>
       </w:r>
-      <w:hyperlink r:id="rId663">
+      <w:hyperlink r:id="rId664">
         <w:r>
           <w:rPr>
             <w:lang w:val="id_ID" w:bidi="id_ID"/>
@@ -29342,7 +29348,7 @@
         </w:rPr>
         <w:t xml:space="preserve">, </w:t>
       </w:r>
-      <w:hyperlink r:id="rId664">
+      <w:hyperlink r:id="rId665">
         <w:r>
           <w:rPr>
             <w:lang w:val="id_ID" w:bidi="id_ID"/>
@@ -29360,7 +29366,7 @@
         </w:rPr>
         <w:t xml:space="preserve">; </w:t>
       </w:r>
-      <w:hyperlink r:id="rId665">
+      <w:hyperlink r:id="rId666">
         <w:r>
           <w:rPr>
             <w:lang w:val="id_ID" w:bidi="id_ID"/>
@@ -29378,7 +29384,7 @@
         </w:rPr>
         <w:t xml:space="preserve">; </w:t>
       </w:r>
-      <w:hyperlink r:id="rId666">
+      <w:hyperlink r:id="rId667">
         <w:r>
           <w:rPr>
             <w:lang w:val="id_ID" w:bidi="id_ID"/>
@@ -29457,7 +29463,7 @@
         </w:rPr>
         <w:t xml:space="preserve">Kisah orang kaya ini melanjutkan tema pemuridan yang dimulai di </w:t>
       </w:r>
-      <w:hyperlink r:id="rId644">
+      <w:hyperlink r:id="rId645">
         <w:r>
           <w:rPr>
             <w:lang w:val="id_ID" w:bidi="id_ID"/>
@@ -29602,7 +29608,7 @@
         </w:rPr>
         <w:t xml:space="preserve">Jawaban Yesus tampak aneh bagi orang Kristen yang terbiasa dengan ajaran Paulus tentang hal ini (misalnya, </w:t>
       </w:r>
-      <w:hyperlink r:id="rId667">
+      <w:hyperlink r:id="rId668">
         <w:r>
           <w:rPr>
             <w:lang w:val="id_ID" w:bidi="id_ID"/>
@@ -29620,7 +29626,7 @@
         </w:rPr>
         <w:t xml:space="preserve">; </w:t>
       </w:r>
-      <w:hyperlink r:id="rId668">
+      <w:hyperlink r:id="rId669">
         <w:r>
           <w:rPr>
             <w:lang w:val="id_ID" w:bidi="id_ID"/>
@@ -29638,7 +29644,7 @@
         </w:rPr>
         <w:t>). Dengan menyebutkan lima dari Sepuluh Perintah, Yesus bukan memaksudkan bahwa manusia dapat memperoleh hidup kekal dengan menaatinya; Dia memberitahukan kepadanya apa yang menjadi standar Allah dan membiarkan orang itu menilai perilakunya sendiri. Mengasihi Allah dengan segenap hati, jiwa, akal budi, dan kekuatan, serta sesama manusia seperti diri sendiri (</w:t>
       </w:r>
-      <w:hyperlink r:id="rId669">
+      <w:hyperlink r:id="rId670">
         <w:r>
           <w:rPr>
             <w:lang w:val="id_ID" w:bidi="id_ID"/>
@@ -29674,7 +29680,7 @@
         </w:rPr>
         <w:t xml:space="preserve">; </w:t>
       </w:r>
-      <w:hyperlink r:id="rId670">
+      <w:hyperlink r:id="rId671">
         <w:r>
           <w:rPr>
             <w:lang w:val="id_ID" w:bidi="id_ID"/>
@@ -29692,7 +29698,7 @@
         </w:rPr>
         <w:t>), dan menaati perintah-perintah-Nya (</w:t>
       </w:r>
-      <w:hyperlink r:id="rId671">
+      <w:hyperlink r:id="rId672">
         <w:r>
           <w:rPr>
             <w:lang w:val="id_ID" w:bidi="id_ID"/>
@@ -29710,7 +29716,7 @@
         </w:rPr>
         <w:t xml:space="preserve">; </w:t>
       </w:r>
-      <w:hyperlink r:id="rId672">
+      <w:hyperlink r:id="rId673">
         <w:r>
           <w:rPr>
             <w:lang w:val="id_ID" w:bidi="id_ID"/>
@@ -29728,7 +29734,7 @@
         </w:rPr>
         <w:t xml:space="preserve">; </w:t>
       </w:r>
-      <w:hyperlink r:id="rId673">
+      <w:hyperlink r:id="rId674">
         <w:r>
           <w:rPr>
             <w:lang w:val="id_ID" w:bidi="id_ID"/>
@@ -29812,7 +29818,7 @@
         </w:rPr>
         <w:t xml:space="preserve">), tetapi bukan sombong, terbukti karena tidak adanya teguran (bdk. </w:t>
       </w:r>
-      <w:hyperlink r:id="rId674">
+      <w:hyperlink r:id="rId675">
         <w:r>
           <w:rPr>
             <w:lang w:val="id_ID" w:bidi="id_ID"/>
@@ -29830,7 +29836,7 @@
         </w:rPr>
         <w:t xml:space="preserve">; </w:t>
       </w:r>
-      <w:hyperlink r:id="rId675">
+      <w:hyperlink r:id="rId676">
         <w:r>
           <w:rPr>
             <w:lang w:val="id_ID" w:bidi="id_ID"/>
@@ -29896,7 +29902,7 @@
         </w:rPr>
         <w:t>Alih-alih berbicara panjang lebar tentang apa artinya sungguh-sungguh menaati perintah-perintah Allah, Yesus berfokus pada satu perkara spesifik yang mengungkapkan masalah orang ini. Satu hal yang masih kurang padanya: Dia lebih mencintai kekayaan lebih daripada mencintai Allah, sehingga melanggar perintah pertama dan terpenting (</w:t>
       </w:r>
-      <w:hyperlink r:id="rId676">
+      <w:hyperlink r:id="rId677">
         <w:r>
           <w:rPr>
             <w:lang w:val="id_ID" w:bidi="id_ID"/>
@@ -29914,7 +29920,7 @@
         </w:rPr>
         <w:t xml:space="preserve">; </w:t>
       </w:r>
-      <w:hyperlink r:id="rId677">
+      <w:hyperlink r:id="rId678">
         <w:r>
           <w:rPr>
             <w:lang w:val="id_ID" w:bidi="id_ID"/>
@@ -29932,7 +29938,7 @@
         </w:rPr>
         <w:t xml:space="preserve">; </w:t>
       </w:r>
-      <w:hyperlink r:id="rId678">
+      <w:hyperlink r:id="rId679">
         <w:r>
           <w:rPr>
             <w:lang w:val="id_ID" w:bidi="id_ID"/>
@@ -29968,7 +29974,7 @@
         </w:rPr>
         <w:t xml:space="preserve">; </w:t>
       </w:r>
-      <w:hyperlink r:id="rId679">
+      <w:hyperlink r:id="rId680">
         <w:r>
           <w:rPr>
             <w:lang w:val="id_ID" w:bidi="id_ID"/>
@@ -30058,79 +30064,79 @@
         </w:rPr>
         <w:t xml:space="preserve">; </w:t>
       </w:r>
+      <w:hyperlink r:id="rId681">
+        <w:r>
+          <w:rPr>
+            <w:lang w:val="id_ID" w:bidi="id_ID"/>
+          </w:rPr>
+          <w:rPr>
+            <w:color w:val="0000EE"/>
+            <w:u w:val="single"/>
+          </w:rPr>
+          <w:t>10:28</w:t>
+        </w:r>
+      </w:hyperlink>
+      <w:r>
+        <w:rPr>
+          <w:lang w:val="id_ID" w:bidi="id_ID"/>
+        </w:rPr>
+        <w:t xml:space="preserve">; lihat juga </w:t>
+      </w:r>
+      <w:hyperlink r:id="rId682">
+        <w:r>
+          <w:rPr>
+            <w:lang w:val="id_ID" w:bidi="id_ID"/>
+          </w:rPr>
+          <w:rPr>
+            <w:color w:val="0000EE"/>
+            <w:u w:val="single"/>
+          </w:rPr>
+          <w:t>Kisah 2:38</w:t>
+        </w:r>
+      </w:hyperlink>
+      <w:r>
+        <w:rPr>
+          <w:lang w:val="id_ID" w:bidi="id_ID"/>
+        </w:rPr>
+        <w:t xml:space="preserve">; </w:t>
+      </w:r>
+      <w:hyperlink r:id="rId683">
+        <w:r>
+          <w:rPr>
+            <w:lang w:val="id_ID" w:bidi="id_ID"/>
+          </w:rPr>
+          <w:rPr>
+            <w:color w:val="0000EE"/>
+            <w:u w:val="single"/>
+          </w:rPr>
+          <w:t>20:21</w:t>
+        </w:r>
+      </w:hyperlink>
+      <w:r>
+        <w:rPr>
+          <w:lang w:val="id_ID" w:bidi="id_ID"/>
+        </w:rPr>
+        <w:t>. • Perintah Yesus kepada orang kaya itu bukanlah persyaratan universal untuk memasuki Kerajaan Allah, melainkan ditujukan pada situasi orang kaya itu secara khusus. Hal ini mengajarkan pada siapa pun yang mencari kehidupan kekal bahwa tidak ada yang boleh melebihi Allah; pertobatan (</w:t>
+      </w:r>
+      <w:hyperlink r:id="rId186">
+        <w:r>
+          <w:rPr>
+            <w:lang w:val="id_ID" w:bidi="id_ID"/>
+          </w:rPr>
+          <w:rPr>
+            <w:color w:val="0000EE"/>
+            <w:u w:val="single"/>
+          </w:rPr>
+          <w:t>Mrk. 1:15</w:t>
+        </w:r>
+      </w:hyperlink>
+      <w:r>
+        <w:rPr>
+          <w:lang w:val="id_ID" w:bidi="id_ID"/>
+        </w:rPr>
+        <w:t xml:space="preserve">; </w:t>
+      </w:r>
       <w:hyperlink r:id="rId680">
-        <w:r>
-          <w:rPr>
-            <w:lang w:val="id_ID" w:bidi="id_ID"/>
-          </w:rPr>
-          <w:rPr>
-            <w:color w:val="0000EE"/>
-            <w:u w:val="single"/>
-          </w:rPr>
-          <w:t>10:28</w:t>
-        </w:r>
-      </w:hyperlink>
-      <w:r>
-        <w:rPr>
-          <w:lang w:val="id_ID" w:bidi="id_ID"/>
-        </w:rPr>
-        <w:t xml:space="preserve">; lihat juga </w:t>
-      </w:r>
-      <w:hyperlink r:id="rId681">
-        <w:r>
-          <w:rPr>
-            <w:lang w:val="id_ID" w:bidi="id_ID"/>
-          </w:rPr>
-          <w:rPr>
-            <w:color w:val="0000EE"/>
-            <w:u w:val="single"/>
-          </w:rPr>
-          <w:t>Kisah 2:38</w:t>
-        </w:r>
-      </w:hyperlink>
-      <w:r>
-        <w:rPr>
-          <w:lang w:val="id_ID" w:bidi="id_ID"/>
-        </w:rPr>
-        <w:t xml:space="preserve">; </w:t>
-      </w:r>
-      <w:hyperlink r:id="rId682">
-        <w:r>
-          <w:rPr>
-            <w:lang w:val="id_ID" w:bidi="id_ID"/>
-          </w:rPr>
-          <w:rPr>
-            <w:color w:val="0000EE"/>
-            <w:u w:val="single"/>
-          </w:rPr>
-          <w:t>20:21</w:t>
-        </w:r>
-      </w:hyperlink>
-      <w:r>
-        <w:rPr>
-          <w:lang w:val="id_ID" w:bidi="id_ID"/>
-        </w:rPr>
-        <w:t>. • Perintah Yesus kepada orang kaya itu bukanlah persyaratan universal untuk memasuki Kerajaan Allah, melainkan ditujukan pada situasi orang kaya itu secara khusus. Hal ini mengajarkan pada siapa pun yang mencari kehidupan kekal bahwa tidak ada yang boleh melebihi Allah; pertobatan (</w:t>
-      </w:r>
-      <w:hyperlink r:id="rId186">
-        <w:r>
-          <w:rPr>
-            <w:lang w:val="id_ID" w:bidi="id_ID"/>
-          </w:rPr>
-          <w:rPr>
-            <w:color w:val="0000EE"/>
-            <w:u w:val="single"/>
-          </w:rPr>
-          <w:t>Mrk. 1:15</w:t>
-        </w:r>
-      </w:hyperlink>
-      <w:r>
-        <w:rPr>
-          <w:lang w:val="id_ID" w:bidi="id_ID"/>
-        </w:rPr>
-        <w:t xml:space="preserve">; </w:t>
-      </w:r>
-      <w:hyperlink r:id="rId679">
         <w:r>
           <w:rPr>
             <w:lang w:val="id_ID" w:bidi="id_ID"/>
@@ -30204,7 +30210,7 @@
         </w:rPr>
         <w:t>Markus mencatat bahwa orang kaya itu mengambil pilihan yang tragis. Dia pergi dengan tetap memiliki harta duniawinya (</w:t>
       </w:r>
-      <w:hyperlink r:id="rId683">
+      <w:hyperlink r:id="rId684">
         <w:r>
           <w:rPr>
             <w:lang w:val="id_ID" w:bidi="id_ID"/>
@@ -30222,7 +30228,7 @@
         </w:rPr>
         <w:t>) tetapi tidak memiliki harta yang kekal (</w:t>
       </w:r>
-      <w:hyperlink r:id="rId684">
+      <w:hyperlink r:id="rId685">
         <w:r>
           <w:rPr>
             <w:lang w:val="id_ID" w:bidi="id_ID"/>
@@ -30392,7 +30398,7 @@
         </w:rPr>
         <w:t xml:space="preserve">Yesus dengan tegas memperingatkan bahwa kekayaan adalah penghalang untuk memasuki Kerajaan Allah. Unta adalah hewan terbesar di Palestina, lubang jarum adalah lubang terkecil. Sebagian orang kaya terbukti mampu mengatasi masalah yang disebabkan oleh harta dan mengikut Yesus, tetapi pengikut Yesus lebih banyak berasal dari kalangan orang miskin daripada kalangan kaya. • Penjelasan tentang gerbang pada tembok Yerusalem yang dinamai "Lubang Jarum" adalah salah kaprah. Tidak pernah ada gerbang seperti itu, dan penjelasan ini mengabaikan gaya hiperbola yang sering digunakan Yesus dalam pengajaran-Nya (lihat juga </w:t>
       </w:r>
-      <w:hyperlink r:id="rId685">
+      <w:hyperlink r:id="rId686">
         <w:r>
           <w:rPr>
             <w:lang w:val="id_ID" w:bidi="id_ID"/>
@@ -30410,7 +30416,7 @@
         </w:rPr>
         <w:t xml:space="preserve">; </w:t>
       </w:r>
-      <w:hyperlink r:id="rId686">
+      <w:hyperlink r:id="rId687">
         <w:r>
           <w:rPr>
             <w:lang w:val="id_ID" w:bidi="id_ID"/>
@@ -30524,7 +30530,7 @@
         </w:rPr>
         <w:t>Ayat ini cenderung ditafsirkan dengan salah satu dari dua cara berikut: (1) Meskipun keselamatan dengan usaha sendiri adalah mustahil, oleh kasih karunia Allah orang dapat diselamatkan melalui iman (</w:t>
       </w:r>
-      <w:hyperlink r:id="rId687">
+      <w:hyperlink r:id="rId688">
         <w:r>
           <w:rPr>
             <w:lang w:val="id_ID" w:bidi="id_ID"/>
@@ -30608,7 +30614,7 @@
         </w:rPr>
         <w:t xml:space="preserve">; </w:t>
       </w:r>
-      <w:hyperlink r:id="rId688">
+      <w:hyperlink r:id="rId689">
         <w:r>
           <w:rPr>
             <w:lang w:val="id_ID" w:bidi="id_ID"/>
@@ -30775,7 +30781,7 @@
         </w:rPr>
         <w:t xml:space="preserve">... : Kisah ini berakhir dengan sebuah pepatah, yang menunjukkan perbedaan cara Allah memahami kehidupan dengan pemahaman manusia pada umumnya tentang kehidupan (untuk pepatah serupa, lihat </w:t>
       </w:r>
-      <w:hyperlink r:id="rId689">
+      <w:hyperlink r:id="rId690">
         <w:r>
           <w:rPr>
             <w:lang w:val="id_ID" w:bidi="id_ID"/>
@@ -30793,7 +30799,7 @@
         </w:rPr>
         <w:t xml:space="preserve">; </w:t>
       </w:r>
-      <w:hyperlink r:id="rId690">
+      <w:hyperlink r:id="rId691">
         <w:r>
           <w:rPr>
             <w:lang w:val="id_ID" w:bidi="id_ID"/>
@@ -30811,7 +30817,7 @@
         </w:rPr>
         <w:t>). Bagi mereka yang memiliki mata untuk melihat dan telinga untuk mendengar (</w:t>
       </w:r>
-      <w:hyperlink r:id="rId691">
+      <w:hyperlink r:id="rId692">
         <w:r>
           <w:rPr>
             <w:lang w:val="id_ID" w:bidi="id_ID"/>
@@ -30829,7 +30835,7 @@
         </w:rPr>
         <w:t xml:space="preserve">; </w:t>
       </w:r>
-      <w:hyperlink r:id="rId692">
+      <w:hyperlink r:id="rId693">
         <w:r>
           <w:rPr>
             <w:lang w:val="id_ID" w:bidi="id_ID"/>
@@ -30913,7 +30919,7 @@
         </w:rPr>
         <w:t xml:space="preserve">; </w:t>
       </w:r>
-      <w:hyperlink r:id="rId693">
+      <w:hyperlink r:id="rId694">
         <w:r>
           <w:rPr>
             <w:lang w:val="id_ID" w:bidi="id_ID"/>
@@ -30967,7 +30973,7 @@
         </w:rPr>
         <w:t xml:space="preserve">). Dia tahu apa yang akan terjadi; apa yang menantinya di Yerusalem bukanlah tragedi atau takdir, melainkan kehendak Allah (lihat </w:t>
       </w:r>
-      <w:hyperlink r:id="rId694">
+      <w:hyperlink r:id="rId695">
         <w:r>
           <w:rPr>
             <w:lang w:val="id_ID" w:bidi="id_ID"/>
@@ -30985,7 +30991,7 @@
         </w:rPr>
         <w:t xml:space="preserve">; </w:t>
       </w:r>
-      <w:hyperlink r:id="rId695">
+      <w:hyperlink r:id="rId696">
         <w:r>
           <w:rPr>
             <w:lang w:val="id_ID" w:bidi="id_ID"/>
@@ -31051,7 +31057,7 @@
         </w:rPr>
         <w:t>Para imam kepala dan ahli Taurat adalah agen manusia yang menggenapi tujuan Allah melalui kebencian mereka terhadap Yesus. • Mereka tidak memiliki hak untuk menjatuhkan hukuman mati (</w:t>
       </w:r>
-      <w:hyperlink r:id="rId696">
+      <w:hyperlink r:id="rId697">
         <w:r>
           <w:rPr>
             <w:lang w:val="id_ID" w:bidi="id_ID"/>
@@ -31117,7 +31123,7 @@
         </w:rPr>
         <w:t>Setelah nubuat ketiga Yesus tentang penderitaan-Nya (</w:t>
       </w:r>
-      <w:hyperlink r:id="rId697">
+      <w:hyperlink r:id="rId698">
         <w:r>
           <w:rPr>
             <w:lang w:val="id_ID" w:bidi="id_ID"/>
@@ -31135,7 +31141,7 @@
         </w:rPr>
         <w:t xml:space="preserve">), muncul contoh lain tentang kegagalan murid-murid (lihat </w:t>
       </w:r>
-      <w:hyperlink r:id="rId694">
+      <w:hyperlink r:id="rId695">
         <w:r>
           <w:rPr>
             <w:lang w:val="id_ID" w:bidi="id_ID"/>
@@ -31153,7 +31159,7 @@
         </w:rPr>
         <w:t xml:space="preserve">; </w:t>
       </w:r>
-      <w:hyperlink r:id="rId698">
+      <w:hyperlink r:id="rId699">
         <w:r>
           <w:rPr>
             <w:lang w:val="id_ID" w:bidi="id_ID"/>
@@ -31189,7 +31195,7 @@
         </w:rPr>
         <w:t>) serta jawaban Yesus kepada mereka (</w:t>
       </w:r>
-      <w:hyperlink r:id="rId699">
+      <w:hyperlink r:id="rId700">
         <w:r>
           <w:rPr>
             <w:lang w:val="id_ID" w:bidi="id_ID"/>
@@ -31207,7 +31213,7 @@
         </w:rPr>
         <w:t>). Kemudian Yesus menjelaskan kepada murid-murid lainnya apa arti kebesaran dan kepemimpinan dalam Kerajaan Allah (</w:t>
       </w:r>
-      <w:hyperlink r:id="rId700">
+      <w:hyperlink r:id="rId701">
         <w:r>
           <w:rPr>
             <w:lang w:val="id_ID" w:bidi="id_ID"/>
@@ -31327,7 +31333,7 @@
         </w:rPr>
         <w:t>). Namun, mereka sama sekali tidak memahami apa artinya menjadi pemimpin dalam Kerajaan Allah (</w:t>
       </w:r>
-      <w:hyperlink r:id="rId701">
+      <w:hyperlink r:id="rId702">
         <w:r>
           <w:rPr>
             <w:lang w:val="id_ID" w:bidi="id_ID"/>
@@ -31393,7 +31399,7 @@
         </w:rPr>
         <w:t>Kedua bersaudara itu tidak tahu apa yang mereka minta: Untuk mendapat bagian dalam kemuliaan-Nya, mereka harus mengambil bagian dalam penderitaan-Nya sebagai hamba. • minum dari cawan pahit: Minum cawan sering dikaitkan dengan penderitaan dan kematian (</w:t>
       </w:r>
-      <w:hyperlink r:id="rId702">
+      <w:hyperlink r:id="rId703">
         <w:r>
           <w:rPr>
             <w:lang w:val="id_ID" w:bidi="id_ID"/>
@@ -31411,7 +31417,7 @@
         </w:rPr>
         <w:t xml:space="preserve">; </w:t>
       </w:r>
-      <w:hyperlink r:id="rId703">
+      <w:hyperlink r:id="rId704">
         <w:r>
           <w:rPr>
             <w:lang w:val="id_ID" w:bidi="id_ID"/>
@@ -31429,7 +31435,7 @@
         </w:rPr>
         <w:t xml:space="preserve">, </w:t>
       </w:r>
-      <w:hyperlink r:id="rId704">
+      <w:hyperlink r:id="rId705">
         <w:r>
           <w:rPr>
             <w:lang w:val="id_ID" w:bidi="id_ID"/>
@@ -31447,7 +31453,7 @@
         </w:rPr>
         <w:t xml:space="preserve">; </w:t>
       </w:r>
-      <w:hyperlink r:id="rId705">
+      <w:hyperlink r:id="rId706">
         <w:r>
           <w:rPr>
             <w:lang w:val="id_ID" w:bidi="id_ID"/>
@@ -31465,7 +31471,7 @@
         </w:rPr>
         <w:t xml:space="preserve">; </w:t>
       </w:r>
-      <w:hyperlink r:id="rId706">
+      <w:hyperlink r:id="rId707">
         <w:r>
           <w:rPr>
             <w:lang w:val="id_ID" w:bidi="id_ID"/>
@@ -31483,7 +31489,7 @@
         </w:rPr>
         <w:t xml:space="preserve">; </w:t>
       </w:r>
-      <w:hyperlink r:id="rId707">
+      <w:hyperlink r:id="rId708">
         <w:r>
           <w:rPr>
             <w:lang w:val="id_ID" w:bidi="id_ID"/>
@@ -31501,7 +31507,7 @@
         </w:rPr>
         <w:t xml:space="preserve">; lihat juga </w:t>
       </w:r>
-      <w:hyperlink r:id="rId670">
+      <w:hyperlink r:id="rId671">
         <w:r>
           <w:rPr>
             <w:lang w:val="id_ID" w:bidi="id_ID"/>
@@ -31537,7 +31543,7 @@
         </w:rPr>
         <w:t>). • Baptisan penderitaan mengingatkan kita pada komitmen total Yesus kepada panggilan Allah pada saat baptisan-Nya, dan ini berbicara tentang baptisan orang percaya ke dalam kematian, penguburan, dan kebangkitan Yesus (</w:t>
       </w:r>
-      <w:hyperlink r:id="rId708">
+      <w:hyperlink r:id="rId709">
         <w:r>
           <w:rPr>
             <w:lang w:val="id_ID" w:bidi="id_ID"/>
@@ -31555,7 +31561,7 @@
         </w:rPr>
         <w:t xml:space="preserve">; </w:t>
       </w:r>
-      <w:hyperlink r:id="rId709">
+      <w:hyperlink r:id="rId710">
         <w:r>
           <w:rPr>
             <w:lang w:val="id_ID" w:bidi="id_ID"/>
@@ -31629,7 +31635,7 @@
         </w:rPr>
         <w:t>Yakobus dan Yohanes memang meminum cawan pahit penderitaan bagi Yesus. Yakobus meninggal karena imannya (</w:t>
       </w:r>
-      <w:hyperlink r:id="rId710">
+      <w:hyperlink r:id="rId711">
         <w:r>
           <w:rPr>
             <w:lang w:val="id_ID" w:bidi="id_ID"/>
@@ -31757,7 +31763,7 @@
         </w:rPr>
         <w:t xml:space="preserve">Yesus tidak mengabulkan permintaan mereka. Tempat-tempat itu diperuntukkan bagi mereka yang telah dipersiapkan oleh Allah Bapa (lihat juga </w:t>
       </w:r>
-      <w:hyperlink r:id="rId711">
+      <w:hyperlink r:id="rId712">
         <w:r>
           <w:rPr>
             <w:lang w:val="id_ID" w:bidi="id_ID"/>
@@ -31823,7 +31829,7 @@
         </w:rPr>
         <w:t>kesepuluh murid yang lain menjadi marah: Mungkin mereka juga menginginkan tempat istimewa yang diminta oleh Yakobus dan Yohanes. Semua murid Yesus membutuhkan pemahaman baru tentang apa arti kepemimpinan dalam Kerajaan Allah (</w:t>
       </w:r>
-      <w:hyperlink r:id="rId712">
+      <w:hyperlink r:id="rId713">
         <w:r>
           <w:rPr>
             <w:lang w:val="id_ID" w:bidi="id_ID"/>
@@ -31925,7 +31931,7 @@
         </w:rPr>
         <w:t xml:space="preserve">; </w:t>
       </w:r>
-      <w:hyperlink r:id="rId713">
+      <w:hyperlink r:id="rId714">
         <w:r>
           <w:rPr>
             <w:lang w:val="id_ID" w:bidi="id_ID"/>
@@ -31979,7 +31985,7 @@
         </w:rPr>
         <w:t xml:space="preserve">; </w:t>
       </w:r>
-      <w:hyperlink r:id="rId714">
+      <w:hyperlink r:id="rId715">
         <w:r>
           <w:rPr>
             <w:lang w:val="id_ID" w:bidi="id_ID"/>
@@ -32045,7 +32051,7 @@
         </w:rPr>
         <w:t xml:space="preserve">Yesus memberikan teladan-Nya sendiri untuk menunjukkan apa arti kepemimpinan dalam Kerajaan Allah. • Yesus memahami kematian-Nya sebagai tebusan. Tebusan adalah pembayaran yang dilakukan untuk membebaskan seorang budak atau tawanan. • Ungkapan "bagi banyak orang" mungkin mengacu pada </w:t>
       </w:r>
-      <w:hyperlink r:id="rId715">
+      <w:hyperlink r:id="rId716">
         <w:r>
           <w:rPr>
             <w:lang w:val="id_ID" w:bidi="id_ID"/>
@@ -32089,7 +32095,7 @@
         </w:rPr>
         <w:t xml:space="preserve"> (bdk. </w:t>
       </w:r>
-      <w:hyperlink r:id="rId716">
+      <w:hyperlink r:id="rId717">
         <w:r>
           <w:rPr>
             <w:lang w:val="id_ID" w:bidi="id_ID"/>
@@ -32107,7 +32113,7 @@
         </w:rPr>
         <w:t xml:space="preserve">, </w:t>
       </w:r>
-      <w:hyperlink r:id="rId717">
+      <w:hyperlink r:id="rId718">
         <w:r>
           <w:rPr>
             <w:lang w:val="id_ID" w:bidi="id_ID"/>
@@ -32125,7 +32131,7 @@
         </w:rPr>
         <w:t>). Yesus mati sebagai pengganti untuk semua orang. Sesudah ini, Yesus akan berbicara tentang darah-Nya yang dicurahkan bagi banyak orang (</w:t>
       </w:r>
-      <w:hyperlink r:id="rId670">
+      <w:hyperlink r:id="rId671">
         <w:r>
           <w:rPr>
             <w:lang w:val="id_ID" w:bidi="id_ID"/>
@@ -32191,7 +32197,7 @@
         </w:rPr>
         <w:t xml:space="preserve">mereka tiba di Yerikho: Perjalanan yang Yesus mulai di </w:t>
       </w:r>
-      <w:hyperlink r:id="rId718">
+      <w:hyperlink r:id="rId719">
         <w:r>
           <w:rPr>
             <w:lang w:val="id_ID" w:bidi="id_ID"/>
@@ -32287,7 +32293,7 @@
         </w:rPr>
         <w:t xml:space="preserve">, “Fitur Sastra”). Bagian ini juga merupakan jembatan menuju masuknya Yesus ke Yerusalem sebagai Mesias Israel di </w:t>
       </w:r>
-      <w:hyperlink r:id="rId719">
+      <w:hyperlink r:id="rId720">
         <w:r>
           <w:rPr>
             <w:lang w:val="id_ID" w:bidi="id_ID"/>
@@ -32305,7 +32311,7 @@
         </w:rPr>
         <w:t>. Pengakuan Bartimeus (Yesus, Anak Daud) mempersiapkan pembaca untuk pengakuan orang banyak saat Yesus tiba di Yerusalem (</w:t>
       </w:r>
-      <w:hyperlink r:id="rId720">
+      <w:hyperlink r:id="rId721">
         <w:r>
           <w:rPr>
             <w:lang w:val="id_ID" w:bidi="id_ID"/>
@@ -32371,7 +32377,7 @@
         </w:rPr>
         <w:t>Bartimeus mendengar: Kemasyhuran Yesus yang luar biasa telah menyebar sampai ke Yerikho, bahkan sampai daerah-daerah bukan Yahudi (</w:t>
       </w:r>
-      <w:hyperlink r:id="rId721">
+      <w:hyperlink r:id="rId722">
         <w:r>
           <w:rPr>
             <w:lang w:val="id_ID" w:bidi="id_ID"/>
@@ -32389,7 +32395,7 @@
         </w:rPr>
         <w:t>). • Yesus, Anak Daud: Markus tidak menjelaskan bagaimana Bartimeus mengetahui bahwa Yesus adalah keturunan Daud. Mungkin dia tahu bahwa Yesus adalah Mesias. Namun, orang buta ini tidak mengaitkan gelar Mesias dengan tujuan politik atau militer seperti kebanyakan orang pada zamannya. Sebaliknya, Bartimeus berfokus pada fakta bahwa kepedulian Yesus adalah menghadirkan Kerajaan Allah bagi orang miskin, cacat, lumpuh, dan buta, dan dia memohon belas kasihan sertakesembuhan (</w:t>
       </w:r>
-      <w:hyperlink r:id="rId722">
+      <w:hyperlink r:id="rId723">
         <w:r>
           <w:rPr>
             <w:lang w:val="id_ID" w:bidi="id_ID"/>
@@ -32407,7 +32413,7 @@
         </w:rPr>
         <w:t xml:space="preserve">)—hal ini selaras dengan pemahaman Yesus sendiri (bdk. </w:t>
       </w:r>
-      <w:hyperlink r:id="rId723">
+      <w:hyperlink r:id="rId724">
         <w:r>
           <w:rPr>
             <w:lang w:val="id_ID" w:bidi="id_ID"/>
@@ -32594,7 +32600,7 @@
         </w:rPr>
         <w:t xml:space="preserve">; lihat </w:t>
       </w:r>
-      <w:hyperlink r:id="rId724">
+      <w:hyperlink r:id="rId725">
         <w:r>
           <w:rPr>
             <w:lang w:val="id_ID" w:bidi="id_ID"/>
@@ -32666,7 +32672,7 @@
         </w:rPr>
         <w:t xml:space="preserve">; </w:t>
       </w:r>
-      <w:hyperlink r:id="rId725">
+      <w:hyperlink r:id="rId726">
         <w:r>
           <w:rPr>
             <w:lang w:val="id_ID" w:bidi="id_ID"/>
@@ -32684,7 +32690,7 @@
         </w:rPr>
         <w:t xml:space="preserve">; </w:t>
       </w:r>
-      <w:hyperlink r:id="rId726">
+      <w:hyperlink r:id="rId727">
         <w:r>
           <w:rPr>
             <w:lang w:val="id_ID" w:bidi="id_ID"/>
@@ -32756,7 +32762,7 @@
         </w:rPr>
         <w:t xml:space="preserve">; </w:t>
       </w:r>
-      <w:hyperlink r:id="rId727">
+      <w:hyperlink r:id="rId728">
         <w:r>
           <w:rPr>
             <w:lang w:val="id_ID" w:bidi="id_ID"/>
@@ -32792,7 +32798,7 @@
         </w:rPr>
         <w:t xml:space="preserve">; </w:t>
       </w:r>
-      <w:hyperlink r:id="rId728">
+      <w:hyperlink r:id="rId729">
         <w:r>
           <w:rPr>
             <w:lang w:val="id_ID" w:bidi="id_ID"/>
@@ -32810,7 +32816,7 @@
         </w:rPr>
         <w:t xml:space="preserve">, </w:t>
       </w:r>
-      <w:hyperlink r:id="rId680">
+      <w:hyperlink r:id="rId681">
         <w:r>
           <w:rPr>
             <w:lang w:val="id_ID" w:bidi="id_ID"/>
@@ -32846,7 +32852,7 @@
         </w:rPr>
         <w:t xml:space="preserve">) sepanjang jalan (bdk. </w:t>
       </w:r>
-      <w:hyperlink r:id="rId729">
+      <w:hyperlink r:id="rId730">
         <w:r>
           <w:rPr>
             <w:lang w:val="id_ID" w:bidi="id_ID"/>
@@ -32930,7 +32936,7 @@
         </w:rPr>
         <w:t>Yerusalem adalah tujuan Yesus. Selama seminggu sebelum penyaliban-Nya, Yesus rupanya tinggal di Betania bersama murid-murid-Nya (</w:t>
       </w:r>
-      <w:hyperlink r:id="rId730">
+      <w:hyperlink r:id="rId731">
         <w:r>
           <w:rPr>
             <w:lang w:val="id_ID" w:bidi="id_ID"/>
@@ -32948,7 +32954,7 @@
         </w:rPr>
         <w:t xml:space="preserve">; </w:t>
       </w:r>
-      <w:hyperlink r:id="rId731">
+      <w:hyperlink r:id="rId732">
         <w:r>
           <w:rPr>
             <w:lang w:val="id_ID" w:bidi="id_ID"/>
@@ -32966,7 +32972,7 @@
         </w:rPr>
         <w:t>). • Bukit Zaitun sering dikaitkan dengan tempat penghakiman terakhir (</w:t>
       </w:r>
-      <w:hyperlink r:id="rId732">
+      <w:hyperlink r:id="rId733">
         <w:r>
           <w:rPr>
             <w:lang w:val="id_ID" w:bidi="id_ID"/>
@@ -32984,7 +32990,7 @@
         </w:rPr>
         <w:t>) dan tempat di mana Mesias akan menampakkan diri (</w:t>
       </w:r>
-      <w:hyperlink r:id="rId733">
+      <w:hyperlink r:id="rId734">
         <w:r>
           <w:rPr>
             <w:lang w:val="id_ID" w:bidi="id_ID"/>
@@ -33002,7 +33008,7 @@
         </w:rPr>
         <w:t xml:space="preserve">; </w:t>
       </w:r>
-      <w:hyperlink r:id="rId734">
+      <w:hyperlink r:id="rId735">
         <w:r>
           <w:rPr>
             <w:lang w:val="id_ID" w:bidi="id_ID"/>
@@ -33099,7 +33105,7 @@
         </w:rPr>
         <w:t xml:space="preserve">Bagian ini berpusat pada hubungan Yesus dengan Bait Suci Yerusalem. Susunan geografis dalam tulisan Markus ditempatkan dalam </w:t>
       </w:r>
-      <w:hyperlink r:id="rId735">
+      <w:hyperlink r:id="rId736">
         <w:r>
           <w:rPr>
             <w:lang w:val="id_ID" w:bidi="id_ID"/>
@@ -33117,7 +33123,7 @@
         </w:rPr>
         <w:t xml:space="preserve"> seluruh catatannya tentang ajaran-ajaran Yesus dan peristiwa-peristiwa yang berhubungan dengan Yerusalem. • Bagian ini diakhiri (</w:t>
       </w:r>
-      <w:hyperlink r:id="rId736">
+      <w:hyperlink r:id="rId737">
         <w:r>
           <w:rPr>
             <w:lang w:val="id_ID" w:bidi="id_ID"/>
@@ -33135,7 +33141,7 @@
         </w:rPr>
         <w:t xml:space="preserve">) dengan pengajaran Yesus yang kedua (lihat </w:t>
       </w:r>
-      <w:hyperlink r:id="rId737">
+      <w:hyperlink r:id="rId738">
         <w:r>
           <w:rPr>
             <w:lang w:val="id_ID" w:bidi="id_ID"/>
@@ -33153,7 +33159,7 @@
         </w:rPr>
         <w:t xml:space="preserve">), yang kini berfokus pada penghancuran Bait Allah dan kedatangan Anak Manusia. Bagian ini merupakan klimaks dari sejumlah pernyataan dalam </w:t>
       </w:r>
-      <w:hyperlink r:id="rId738">
+      <w:hyperlink r:id="rId739">
         <w:r>
           <w:rPr>
             <w:lang w:val="id_ID" w:bidi="id_ID"/>
@@ -33171,7 +33177,7 @@
         </w:rPr>
         <w:t xml:space="preserve"> mengenai penghakiman Ilahi yang akan menimpa Yerusalem dan Bait Suci (lihat khususnya </w:t>
       </w:r>
-      <w:hyperlink r:id="rId739">
+      <w:hyperlink r:id="rId740">
         <w:r>
           <w:rPr>
             <w:lang w:val="id_ID" w:bidi="id_ID"/>
@@ -33255,7 +33261,7 @@
         </w:rPr>
         <w:t>Sudah banyak contoh mengenai pengetahuan supranatural Yesus (</w:t>
       </w:r>
-      <w:hyperlink r:id="rId740">
+      <w:hyperlink r:id="rId741">
         <w:r>
           <w:rPr>
             <w:lang w:val="id_ID" w:bidi="id_ID"/>
@@ -33291,7 +33297,7 @@
         </w:rPr>
         <w:t xml:space="preserve">; </w:t>
       </w:r>
-      <w:hyperlink r:id="rId741">
+      <w:hyperlink r:id="rId742">
         <w:r>
           <w:rPr>
             <w:lang w:val="id_ID" w:bidi="id_ID"/>
@@ -33309,7 +33315,7 @@
         </w:rPr>
         <w:t xml:space="preserve">, </w:t>
       </w:r>
-      <w:hyperlink r:id="rId742">
+      <w:hyperlink r:id="rId743">
         <w:r>
           <w:rPr>
             <w:lang w:val="id_ID" w:bidi="id_ID"/>
@@ -33363,7 +33369,7 @@
         </w:rPr>
         <w:t>), tetapi fakta bahwa orang-orang menerima begitu saja jawaban bahwa Tuhan memerlukannya (</w:t>
       </w:r>
-      <w:hyperlink r:id="rId743">
+      <w:hyperlink r:id="rId744">
         <w:r>
           <w:rPr>
             <w:lang w:val="id_ID" w:bidi="id_ID"/>
@@ -33381,7 +33387,7 @@
         </w:rPr>
         <w:t xml:space="preserve">, </w:t>
       </w:r>
-      <w:hyperlink r:id="rId744">
+      <w:hyperlink r:id="rId745">
         <w:r>
           <w:rPr>
             <w:lang w:val="id_ID" w:bidi="id_ID"/>
@@ -33399,7 +33405,7 @@
         </w:rPr>
         <w:t xml:space="preserve">) menunjukkan bahwa Yesus sudah mengatur hal itu sebelumnya (bdk. </w:t>
       </w:r>
-      <w:hyperlink r:id="rId745">
+      <w:hyperlink r:id="rId746">
         <w:r>
           <w:rPr>
             <w:lang w:val="id_ID" w:bidi="id_ID"/>
@@ -33417,7 +33423,7 @@
         </w:rPr>
         <w:t xml:space="preserve">). Yesus sengaja berencana memasuki Yerusalem sebagai penggenapan </w:t>
       </w:r>
-      <w:hyperlink r:id="rId746">
+      <w:hyperlink r:id="rId747">
         <w:r>
           <w:rPr>
             <w:lang w:val="id_ID" w:bidi="id_ID"/>
@@ -33514,7 +33520,7 @@
         </w:rPr>
         <w:t xml:space="preserve">; </w:t>
       </w:r>
-      <w:hyperlink r:id="rId747">
+      <w:hyperlink r:id="rId748">
         <w:r>
           <w:rPr>
             <w:lang w:val="id_ID" w:bidi="id_ID"/>
@@ -33532,7 +33538,7 @@
         </w:rPr>
         <w:t xml:space="preserve">; </w:t>
       </w:r>
-      <w:hyperlink r:id="rId748">
+      <w:hyperlink r:id="rId749">
         <w:r>
           <w:rPr>
             <w:lang w:val="id_ID" w:bidi="id_ID"/>
@@ -33550,7 +33556,7 @@
         </w:rPr>
         <w:t xml:space="preserve">; lihat juga </w:t>
       </w:r>
-      <w:hyperlink r:id="rId749">
+      <w:hyperlink r:id="rId750">
         <w:r>
           <w:rPr>
             <w:lang w:val="id_ID" w:bidi="id_ID"/>
@@ -33568,7 +33574,7 @@
         </w:rPr>
         <w:t xml:space="preserve">; </w:t>
       </w:r>
-      <w:hyperlink r:id="rId750">
+      <w:hyperlink r:id="rId751">
         <w:r>
           <w:rPr>
             <w:lang w:val="id_ID" w:bidi="id_ID"/>
@@ -33586,7 +33592,7 @@
         </w:rPr>
         <w:t xml:space="preserve">), sehingga mereka akan memahaminya bahwa kata ini merujuk kepada Tuhan Yesus Kristus, yang membutuhkan keledai muda itu (lihat juga </w:t>
       </w:r>
-      <w:hyperlink r:id="rId751">
+      <w:hyperlink r:id="rId752">
         <w:r>
           <w:rPr>
             <w:lang w:val="id_ID" w:bidi="id_ID"/>
@@ -33604,7 +33610,7 @@
         </w:rPr>
         <w:t xml:space="preserve">; </w:t>
       </w:r>
-      <w:hyperlink r:id="rId752">
+      <w:hyperlink r:id="rId753">
         <w:r>
           <w:rPr>
             <w:lang w:val="id_ID" w:bidi="id_ID"/>
@@ -33718,7 +33724,7 @@
         </w:rPr>
         <w:t xml:space="preserve">keledai itu . . . Yesus naik ke atasnya: Bdk. </w:t>
       </w:r>
-      <w:hyperlink r:id="rId746">
+      <w:hyperlink r:id="rId747">
         <w:r>
           <w:rPr>
             <w:lang w:val="id_ID" w:bidi="id_ID"/>
@@ -33736,7 +33742,7 @@
         </w:rPr>
         <w:t xml:space="preserve">; beberapa orang pasti memahami bahwa mereka sedang menyaksikan kedatangan Mesias. • Para murid membuat alas duduk untuk Yesus dengan pakaian luar mereka, sementara yang lain menghamparkan pakaian dan ranting-ranting dari pepohonan di dekatnya menjadi jalur kehormatan untuk dilalui Yesus menuju Yerusalem (lihat </w:t>
       </w:r>
-      <w:hyperlink r:id="rId753">
+      <w:hyperlink r:id="rId754">
         <w:r>
           <w:rPr>
             <w:lang w:val="id_ID" w:bidi="id_ID"/>
@@ -33754,7 +33760,7 @@
         </w:rPr>
         <w:t xml:space="preserve">; </w:t>
       </w:r>
-      <w:hyperlink r:id="rId754">
+      <w:hyperlink r:id="rId755">
         <w:r>
           <w:rPr>
             <w:lang w:val="id_ID" w:bidi="id_ID"/>
@@ -33846,7 +33852,7 @@
         </w:rPr>
         <w:t xml:space="preserve"> tidak lagi digunakan secara harfiah sebagai seruan untuk penyelamatan dari musuh, tetapi telah menjadi ungkapan idiomatis yang menandakan kegembiraan dan sukacita (bdk. “Puji Tuhan!” seperti yang digunakan saat ini). Bagi orang-orang, itu adalah sambutan meriah (</w:t>
       </w:r>
-      <w:hyperlink r:id="rId755">
+      <w:hyperlink r:id="rId756">
         <w:r>
           <w:rPr>
             <w:lang w:val="id_ID" w:bidi="id_ID"/>
@@ -33864,7 +33870,7 @@
         </w:rPr>
         <w:t>) untuk seorang peziarah terkenal, nabi dari Galilea (</w:t>
       </w:r>
-      <w:hyperlink r:id="rId756">
+      <w:hyperlink r:id="rId757">
         <w:r>
           <w:rPr>
             <w:lang w:val="id_ID" w:bidi="id_ID"/>
@@ -33882,7 +33888,7 @@
         </w:rPr>
         <w:t>). Mukjizat membangkitkan Lazarus dari kematian mungkin memperbesar kegirangan pada hari itu (</w:t>
       </w:r>
-      <w:hyperlink r:id="rId757">
+      <w:hyperlink r:id="rId758">
         <w:r>
           <w:rPr>
             <w:lang w:val="id_ID" w:bidi="id_ID"/>
@@ -33966,7 +33972,7 @@
         </w:rPr>
         <w:t>Kisah ini berakhir secara mengejutkan: Kerumunan orang banyak yang bersemangat itu menghilang dan masuknya Yesus ke dalam Bait Suci merupakan antiklimaks jika dibandingkan dengan kedatangan-Nya. Tampaknya, dalam pikiran orang banyak, tidak ada hal penting yang terjadi. Adegan Yesus yang meninjau semuanya mempersiapkan pembaca untuk mengahadapi penghakiman Allah atas Bait Suci (</w:t>
       </w:r>
-      <w:hyperlink r:id="rId758">
+      <w:hyperlink r:id="rId759">
         <w:r>
           <w:rPr>
             <w:lang w:val="id_ID" w:bidi="id_ID"/>
@@ -34032,7 +34038,7 @@
         </w:rPr>
         <w:t xml:space="preserve">Dalam Injil-Injil Sinoptik, masuknya Yesus sebagai Mesias ke Yerusalem sangat terkait dengan penyucian Bait Suci (lihat </w:t>
       </w:r>
-      <w:hyperlink r:id="rId758">
+      <w:hyperlink r:id="rId759">
         <w:r>
           <w:rPr>
             <w:lang w:val="id_ID" w:bidi="id_ID"/>
@@ -34050,7 +34056,7 @@
         </w:rPr>
         <w:t xml:space="preserve">; bdk. </w:t>
       </w:r>
-      <w:hyperlink r:id="rId759">
+      <w:hyperlink r:id="rId760">
         <w:r>
           <w:rPr>
             <w:lang w:val="id_ID" w:bidi="id_ID"/>
@@ -34068,7 +34074,7 @@
         </w:rPr>
         <w:t xml:space="preserve">; </w:t>
       </w:r>
-      <w:hyperlink r:id="rId760">
+      <w:hyperlink r:id="rId761">
         <w:r>
           <w:rPr>
             <w:lang w:val="id_ID" w:bidi="id_ID"/>
@@ -34086,7 +34092,7 @@
         </w:rPr>
         <w:t>). Namun, dalam Injil Yohanes, catatan tentang penyucian dicatat pada awal pelayanan Yesus (</w:t>
       </w:r>
-      <w:hyperlink r:id="rId761">
+      <w:hyperlink r:id="rId762">
         <w:r>
           <w:rPr>
             <w:lang w:val="id_ID" w:bidi="id_ID"/>
@@ -34104,7 +34110,7 @@
         </w:rPr>
         <w:t>). Tidak pasti apakah ada dua peristiwa penyucian Bait Suci yang terpisah (peristiwa awal yang dicatat dalam Yohanes dan peristiwa belakangan yang dicatat dalam Matius, Markus, dan Lukas) atau hanya satu penyucian yang dicatat di tempat yang berbeda oleh Yohanes dan para penulis sinoptik. • Dalam catatan Markus, pengutukan pohon ara (</w:t>
       </w:r>
-      <w:hyperlink r:id="rId762">
+      <w:hyperlink r:id="rId763">
         <w:r>
           <w:rPr>
             <w:lang w:val="id_ID" w:bidi="id_ID"/>
@@ -34122,7 +34128,7 @@
         </w:rPr>
         <w:t xml:space="preserve">, </w:t>
       </w:r>
-      <w:hyperlink r:id="rId763">
+      <w:hyperlink r:id="rId764">
         <w:r>
           <w:rPr>
             <w:lang w:val="id_ID" w:bidi="id_ID"/>
@@ -34153,7 +34159,7 @@
         </w:rPr>
         <w:t xml:space="preserve"> (penutup) di sekitar kisah penyucian Bait Suci (</w:t>
       </w:r>
-      <w:hyperlink r:id="rId764">
+      <w:hyperlink r:id="rId765">
         <w:r>
           <w:rPr>
             <w:lang w:val="id_ID" w:bidi="id_ID"/>
@@ -34225,7 +34231,7 @@
         </w:rPr>
         <w:t>: Yesus tidak mengutuk pohon ara hanya karena tidak ada buah. Sebaliknya, Ia melakukan sebuah tanda kenabian seperti yang dilakukan oleh nabi-nabi sebelumnya (</w:t>
       </w:r>
-      <w:hyperlink r:id="rId765">
+      <w:hyperlink r:id="rId766">
         <w:r>
           <w:rPr>
             <w:lang w:val="id_ID" w:bidi="id_ID"/>
@@ -34243,7 +34249,7 @@
         </w:rPr>
         <w:t xml:space="preserve">; </w:t>
       </w:r>
-      <w:hyperlink r:id="rId766">
+      <w:hyperlink r:id="rId767">
         <w:r>
           <w:rPr>
             <w:lang w:val="id_ID" w:bidi="id_ID"/>
@@ -34261,7 +34267,7 @@
         </w:rPr>
         <w:t xml:space="preserve">; </w:t>
       </w:r>
-      <w:hyperlink r:id="rId767">
+      <w:hyperlink r:id="rId768">
         <w:r>
           <w:rPr>
             <w:lang w:val="id_ID" w:bidi="id_ID"/>
@@ -34279,7 +34285,7 @@
         </w:rPr>
         <w:t xml:space="preserve">; </w:t>
       </w:r>
-      <w:hyperlink r:id="rId768">
+      <w:hyperlink r:id="rId769">
         <w:r>
           <w:rPr>
             <w:lang w:val="id_ID" w:bidi="id_ID"/>
@@ -34345,7 +34351,7 @@
         </w:rPr>
         <w:t xml:space="preserve">Ketika mereka tiba: Saat memasuki Bait Suci, Yesus sangat terganggu oleh jual beli hewan kurban dan penukaran uang. Kegiatan ini diawasi oleh para imam, satu-satunya yang dapat menentukan layak atau tidaknya suatu kurban diterima. Praktik penjualan hewan kurban dimaksudkan untuk memastikan bahwa hanya hewan yang tidak bercacat yang digunakan dalam ibadah Bait Suci. Jual-beli ini difasilitasi dengan mendirikan meja-meja penukaran di daerah-daerah sekitar Yerusalem, tetapi meja-meja penukaran didirikan di dalam Bait Suci sendiri pada tanggal lima belas Adar, bulan sebelum Paskah. Biasanya, nilai tukar menambah komisi sebesar 4 hingga 8 persen. Karena banyaknya jumlah setengah syikal (lihat </w:t>
       </w:r>
-      <w:hyperlink r:id="rId769">
+      <w:hyperlink r:id="rId770">
         <w:r>
           <w:rPr>
             <w:lang w:val="id_ID" w:bidi="id_ID"/>
@@ -34363,7 +34369,7 @@
         </w:rPr>
         <w:t>) dan kurban-kurban yang diadakan, penukaran uang dan penjualan hewan kurban cukup menguntungkan. Literatur Yahudi pada masa itu mengkritik tajam para imam karena mengumpulkan kekayaan besar dengan merampok orang miskin. Yesus tidak menentang Bait Suci atau menyerang sistem kurban (</w:t>
       </w:r>
-      <w:hyperlink r:id="rId770">
+      <w:hyperlink r:id="rId771">
         <w:r>
           <w:rPr>
             <w:lang w:val="id_ID" w:bidi="id_ID"/>
@@ -34381,7 +34387,7 @@
         </w:rPr>
         <w:t xml:space="preserve">; </w:t>
       </w:r>
-      <w:hyperlink r:id="rId771">
+      <w:hyperlink r:id="rId772">
         <w:r>
           <w:rPr>
             <w:lang w:val="id_ID" w:bidi="id_ID"/>
@@ -34399,7 +34405,7 @@
         </w:rPr>
         <w:t xml:space="preserve">, </w:t>
       </w:r>
-      <w:hyperlink r:id="rId772">
+      <w:hyperlink r:id="rId773">
         <w:r>
           <w:rPr>
             <w:lang w:val="id_ID" w:bidi="id_ID"/>
@@ -34417,7 +34423,7 @@
         </w:rPr>
         <w:t xml:space="preserve">; </w:t>
       </w:r>
-      <w:hyperlink r:id="rId773">
+      <w:hyperlink r:id="rId774">
         <w:r>
           <w:rPr>
             <w:lang w:val="id_ID" w:bidi="id_ID"/>
@@ -34435,7 +34441,7 @@
         </w:rPr>
         <w:t xml:space="preserve">; </w:t>
       </w:r>
-      <w:hyperlink r:id="rId774">
+      <w:hyperlink r:id="rId775">
         <w:r>
           <w:rPr>
             <w:lang w:val="id_ID" w:bidi="id_ID"/>
@@ -34453,7 +34459,7 @@
         </w:rPr>
         <w:t xml:space="preserve">; </w:t>
       </w:r>
-      <w:hyperlink r:id="rId775">
+      <w:hyperlink r:id="rId776">
         <w:r>
           <w:rPr>
             <w:lang w:val="id_ID" w:bidi="id_ID"/>
@@ -34471,7 +34477,7 @@
         </w:rPr>
         <w:t xml:space="preserve">; </w:t>
       </w:r>
-      <w:hyperlink r:id="rId776">
+      <w:hyperlink r:id="rId777">
         <w:r>
           <w:rPr>
             <w:lang w:val="id_ID" w:bidi="id_ID"/>
@@ -34678,7 +34684,7 @@
         </w:rPr>
         <w:t xml:space="preserve">Yesus mengutip </w:t>
       </w:r>
-      <w:hyperlink r:id="rId777">
+      <w:hyperlink r:id="rId778">
         <w:r>
           <w:rPr>
             <w:lang w:val="id_ID" w:bidi="id_ID"/>
@@ -34696,7 +34702,7 @@
         </w:rPr>
         <w:t xml:space="preserve"> dan </w:t>
       </w:r>
-      <w:hyperlink r:id="rId778">
+      <w:hyperlink r:id="rId779">
         <w:r>
           <w:rPr>
             <w:lang w:val="id_ID" w:bidi="id_ID"/>
@@ -34882,7 +34888,7 @@
         </w:rPr>
         <w:t>Yesus dan para murid keluar dari kota: Mereka mungkin kembali ke Betania (</w:t>
       </w:r>
-      <w:hyperlink r:id="rId779">
+      <w:hyperlink r:id="rId780">
         <w:r>
           <w:rPr>
             <w:lang w:val="id_ID" w:bidi="id_ID"/>
@@ -34900,7 +34906,7 @@
         </w:rPr>
         <w:t xml:space="preserve">; </w:t>
       </w:r>
-      <w:hyperlink r:id="rId780">
+      <w:hyperlink r:id="rId781">
         <w:r>
           <w:rPr>
             <w:lang w:val="id_ID" w:bidi="id_ID"/>
@@ -35014,7 +35020,7 @@
         </w:rPr>
         <w:t xml:space="preserve">Pentingnya perkataan Yesus ditekankan oleh pernyataan-Nya yang tegas, "Aku berkata kepadamu: Sesungguhnya ..." • "Gunung ini" yang dimaksud kemungkinan adalah bukit tempat berdirinya Bait Suci, bukan Bukit Zaitun. Penghakiman atas Bait Suci adalah fokus dari </w:t>
       </w:r>
-      <w:hyperlink r:id="rId739">
+      <w:hyperlink r:id="rId740">
         <w:r>
           <w:rPr>
             <w:lang w:val="id_ID" w:bidi="id_ID"/>
@@ -35032,7 +35038,7 @@
         </w:rPr>
         <w:t xml:space="preserve">; hal ini akan disebut dalam </w:t>
       </w:r>
-      <w:hyperlink r:id="rId781">
+      <w:hyperlink r:id="rId782">
         <w:r>
           <w:rPr>
             <w:lang w:val="id_ID" w:bidi="id_ID"/>
@@ -35050,7 +35056,7 @@
         </w:rPr>
         <w:t xml:space="preserve"> dan dijelaskan panjang lebar di </w:t>
       </w:r>
-      <w:hyperlink r:id="rId736">
+      <w:hyperlink r:id="rId737">
         <w:r>
           <w:rPr>
             <w:lang w:val="id_ID" w:bidi="id_ID"/>
@@ -35086,7 +35092,7 @@
         </w:rPr>
         <w:t>) dan penyaliban-Nya (</w:t>
       </w:r>
-      <w:hyperlink r:id="rId782">
+      <w:hyperlink r:id="rId783">
         <w:r>
           <w:rPr>
             <w:lang w:val="id_ID" w:bidi="id_ID"/>
@@ -35170,7 +35176,7 @@
         </w:rPr>
         <w:t xml:space="preserve"> oleh kata percaya. Dalam bagian pertama (</w:t>
       </w:r>
-      <w:hyperlink r:id="rId783">
+      <w:hyperlink r:id="rId784">
         <w:r>
           <w:rPr>
             <w:lang w:val="id_ID" w:bidi="id_ID"/>
@@ -35188,7 +35194,7 @@
         </w:rPr>
         <w:t xml:space="preserve">), dikatakan bahwa kita akan menerima apa yang kita minta (lihat </w:t>
       </w:r>
-      <w:hyperlink r:id="rId784">
+      <w:hyperlink r:id="rId785">
         <w:r>
           <w:rPr>
             <w:lang w:val="id_ID" w:bidi="id_ID"/>
@@ -35224,7 +35230,7 @@
         </w:rPr>
         <w:t>. • Mengampuni adalah syarat kedua agar doa dikabulkan. Hanya ketika kita mengampuni orang lain, doa kita yang paling penting, yaitu agar Allah mengampuni kita, dapat dijawab (</w:t>
       </w:r>
-      <w:hyperlink r:id="rId785">
+      <w:hyperlink r:id="rId786">
         <w:r>
           <w:rPr>
             <w:lang w:val="id_ID" w:bidi="id_ID"/>
@@ -35242,7 +35248,7 @@
         </w:rPr>
         <w:t xml:space="preserve">; </w:t>
       </w:r>
-      <w:hyperlink r:id="rId786">
+      <w:hyperlink r:id="rId787">
         <w:r>
           <w:rPr>
             <w:lang w:val="id_ID" w:bidi="id_ID"/>
@@ -35260,7 +35266,7 @@
         </w:rPr>
         <w:t xml:space="preserve">, </w:t>
       </w:r>
-      <w:hyperlink r:id="rId787">
+      <w:hyperlink r:id="rId788">
         <w:r>
           <w:rPr>
             <w:lang w:val="id_ID" w:bidi="id_ID"/>
@@ -35278,7 +35284,7 @@
         </w:rPr>
         <w:t xml:space="preserve">; </w:t>
       </w:r>
-      <w:hyperlink r:id="rId788">
+      <w:hyperlink r:id="rId789">
         <w:r>
           <w:rPr>
             <w:lang w:val="id_ID" w:bidi="id_ID"/>
@@ -35296,7 +35302,7 @@
         </w:rPr>
         <w:t xml:space="preserve">; </w:t>
       </w:r>
-      <w:hyperlink r:id="rId789">
+      <w:hyperlink r:id="rId790">
         <w:r>
           <w:rPr>
             <w:lang w:val="id_ID" w:bidi="id_ID"/>
@@ -35314,7 +35320,7 @@
         </w:rPr>
         <w:t xml:space="preserve">; bdk. </w:t>
       </w:r>
-      <w:hyperlink r:id="rId790">
+      <w:hyperlink r:id="rId791">
         <w:r>
           <w:rPr>
             <w:lang w:val="id_ID" w:bidi="id_ID"/>
@@ -35332,7 +35338,7 @@
         </w:rPr>
         <w:t xml:space="preserve">, </w:t>
       </w:r>
-      <w:hyperlink r:id="rId791">
+      <w:hyperlink r:id="rId792">
         <w:r>
           <w:rPr>
             <w:lang w:val="id_ID" w:bidi="id_ID"/>
@@ -35350,7 +35356,7 @@
         </w:rPr>
         <w:t xml:space="preserve">; </w:t>
       </w:r>
-      <w:hyperlink r:id="rId792">
+      <w:hyperlink r:id="rId793">
         <w:r>
           <w:rPr>
             <w:lang w:val="id_ID" w:bidi="id_ID"/>
@@ -35368,7 +35374,7 @@
         </w:rPr>
         <w:t xml:space="preserve">; </w:t>
       </w:r>
-      <w:hyperlink r:id="rId793">
+      <w:hyperlink r:id="rId794">
         <w:r>
           <w:rPr>
             <w:lang w:val="id_ID" w:bidi="id_ID"/>
@@ -35434,7 +35440,7 @@
         </w:rPr>
         <w:t xml:space="preserve">Sekembalinya lagi ke Yerusalem (lihat </w:t>
       </w:r>
-      <w:hyperlink r:id="rId794">
+      <w:hyperlink r:id="rId795">
         <w:r>
           <w:rPr>
             <w:lang w:val="id_ID" w:bidi="id_ID"/>
@@ -35452,7 +35458,7 @@
         </w:rPr>
         <w:t xml:space="preserve">, </w:t>
       </w:r>
-      <w:hyperlink r:id="rId779">
+      <w:hyperlink r:id="rId780">
         <w:r>
           <w:rPr>
             <w:lang w:val="id_ID" w:bidi="id_ID"/>
@@ -35470,7 +35476,7 @@
         </w:rPr>
         <w:t xml:space="preserve">, </w:t>
       </w:r>
-      <w:hyperlink r:id="rId795">
+      <w:hyperlink r:id="rId796">
         <w:r>
           <w:rPr>
             <w:lang w:val="id_ID" w:bidi="id_ID"/>
@@ -35488,7 +35494,7 @@
         </w:rPr>
         <w:t>), Yesus dan murid-murid-Nya memasuki Bait Allah. Seringnya pengulangan kata Yerusalem mengingatkan para pembaca tentang apa yang akan segera terjadi di sana (</w:t>
       </w:r>
-      <w:hyperlink r:id="rId713">
+      <w:hyperlink r:id="rId714">
         <w:r>
           <w:rPr>
             <w:lang w:val="id_ID" w:bidi="id_ID"/>
@@ -35542,7 +35548,7 @@
         </w:rPr>
         <w:t xml:space="preserve">; </w:t>
       </w:r>
-      <w:hyperlink r:id="rId796">
+      <w:hyperlink r:id="rId797">
         <w:r>
           <w:rPr>
             <w:lang w:val="id_ID" w:bidi="id_ID"/>
@@ -35614,7 +35620,7 @@
         </w:rPr>
         <w:t xml:space="preserve">; </w:t>
       </w:r>
-      <w:hyperlink r:id="rId797">
+      <w:hyperlink r:id="rId798">
         <w:r>
           <w:rPr>
             <w:lang w:val="id_ID" w:bidi="id_ID"/>
@@ -35680,7 +35686,7 @@
         </w:rPr>
         <w:t>Setelah penyucian Bait Suci (</w:t>
       </w:r>
-      <w:hyperlink r:id="rId758">
+      <w:hyperlink r:id="rId759">
         <w:r>
           <w:rPr>
             <w:lang w:val="id_ID" w:bidi="id_ID"/>
@@ -35698,7 +35704,7 @@
         </w:rPr>
         <w:t xml:space="preserve">; </w:t>
       </w:r>
-      <w:hyperlink r:id="rId798">
+      <w:hyperlink r:id="rId799">
         <w:r>
           <w:rPr>
             <w:lang w:val="id_ID" w:bidi="id_ID"/>
@@ -35716,7 +35722,7 @@
         </w:rPr>
         <w:t xml:space="preserve">; </w:t>
       </w:r>
-      <w:hyperlink r:id="rId799">
+      <w:hyperlink r:id="rId800">
         <w:r>
           <w:rPr>
             <w:lang w:val="id_ID" w:bidi="id_ID"/>
@@ -35734,7 +35740,7 @@
         </w:rPr>
         <w:t xml:space="preserve">), para penentang Yesus mempertanyakan otoritas-Nya untuk melakukan hal itu (lihat juga </w:t>
       </w:r>
-      <w:hyperlink r:id="rId800">
+      <w:hyperlink r:id="rId801">
         <w:r>
           <w:rPr>
             <w:lang w:val="id_ID" w:bidi="id_ID"/>
@@ -35752,7 +35758,7 @@
         </w:rPr>
         <w:t xml:space="preserve">; </w:t>
       </w:r>
-      <w:hyperlink r:id="rId801">
+      <w:hyperlink r:id="rId802">
         <w:r>
           <w:rPr>
             <w:lang w:val="id_ID" w:bidi="id_ID"/>
@@ -35770,7 +35776,7 @@
         </w:rPr>
         <w:t xml:space="preserve">; bdk. </w:t>
       </w:r>
-      <w:hyperlink r:id="rId802">
+      <w:hyperlink r:id="rId803">
         <w:r>
           <w:rPr>
             <w:lang w:val="id_ID" w:bidi="id_ID"/>
@@ -35872,7 +35878,7 @@
         </w:rPr>
         <w:t xml:space="preserve">; </w:t>
       </w:r>
-      <w:hyperlink r:id="rId803">
+      <w:hyperlink r:id="rId804">
         <w:r>
           <w:rPr>
             <w:lang w:val="id_ID" w:bidi="id_ID"/>
@@ -35890,7 +35896,7 @@
         </w:rPr>
         <w:t>), menyembuhkan (</w:t>
       </w:r>
-      <w:hyperlink r:id="rId804">
+      <w:hyperlink r:id="rId805">
         <w:r>
           <w:rPr>
             <w:lang w:val="id_ID" w:bidi="id_ID"/>
@@ -35908,7 +35914,7 @@
         </w:rPr>
         <w:t xml:space="preserve">; </w:t>
       </w:r>
-      <w:hyperlink r:id="rId805">
+      <w:hyperlink r:id="rId806">
         <w:r>
           <w:rPr>
             <w:lang w:val="id_ID" w:bidi="id_ID"/>
@@ -35992,7 +35998,7 @@
         </w:rPr>
         <w:t xml:space="preserve">Yesus sering menjawab lawan-lawannya dengan pertanyaan balik (misalnya, </w:t>
       </w:r>
-      <w:hyperlink r:id="rId806">
+      <w:hyperlink r:id="rId807">
         <w:r>
           <w:rPr>
             <w:lang w:val="id_ID" w:bidi="id_ID"/>
@@ -36010,7 +36016,7 @@
         </w:rPr>
         <w:t xml:space="preserve">, </w:t>
       </w:r>
-      <w:hyperlink r:id="rId807">
+      <w:hyperlink r:id="rId808">
         <w:r>
           <w:rPr>
             <w:lang w:val="id_ID" w:bidi="id_ID"/>
@@ -36028,7 +36034,7 @@
         </w:rPr>
         <w:t xml:space="preserve">, </w:t>
       </w:r>
-      <w:hyperlink r:id="rId808">
+      <w:hyperlink r:id="rId809">
         <w:r>
           <w:rPr>
             <w:lang w:val="id_ID" w:bidi="id_ID"/>
@@ -36064,7 +36070,7 @@
         </w:rPr>
         <w:t xml:space="preserve">, </w:t>
       </w:r>
-      <w:hyperlink r:id="rId809">
+      <w:hyperlink r:id="rId810">
         <w:r>
           <w:rPr>
             <w:lang w:val="id_ID" w:bidi="id_ID"/>
@@ -36082,7 +36088,7 @@
         </w:rPr>
         <w:t xml:space="preserve">; </w:t>
       </w:r>
-      <w:hyperlink r:id="rId810">
+      <w:hyperlink r:id="rId811">
         <w:r>
           <w:rPr>
             <w:lang w:val="id_ID" w:bidi="id_ID"/>
@@ -36100,7 +36106,7 @@
         </w:rPr>
         <w:t xml:space="preserve">, </w:t>
       </w:r>
-      <w:hyperlink r:id="rId811">
+      <w:hyperlink r:id="rId812">
         <w:r>
           <w:rPr>
             <w:lang w:val="id_ID" w:bidi="id_ID"/>
@@ -36118,7 +36124,7 @@
         </w:rPr>
         <w:t xml:space="preserve">; lihat juga </w:t>
       </w:r>
-      <w:hyperlink r:id="rId812">
+      <w:hyperlink r:id="rId813">
         <w:r>
           <w:rPr>
             <w:lang w:val="id_ID" w:bidi="id_ID"/>
@@ -36184,7 +36190,7 @@
         </w:rPr>
         <w:t>Yesus jelas menempatkan lawan-lawannya dalam posisi terjepit, karena jawaban "ya" atau "tidak" akan merusak nama baik dan otoritas mereka di mata orang banyak. Menyangkal otoritas kenabian Yohanes bisa jadi akan membuat orang banyak marah. Mengiyakannya berarti mereka harus menerima apa yang Yohanes katakan, termasuk kata-katanya tentang Yesus. Jawaban ini juga akan menjawab pertanyaan mereka sendiri (</w:t>
       </w:r>
-      <w:hyperlink r:id="rId813">
+      <w:hyperlink r:id="rId814">
         <w:r>
           <w:rPr>
             <w:lang w:val="id_ID" w:bidi="id_ID"/>
@@ -36268,7 +36274,7 @@
         </w:rPr>
         <w:t xml:space="preserve">; </w:t>
       </w:r>
-      <w:hyperlink r:id="rId814">
+      <w:hyperlink r:id="rId815">
         <w:r>
           <w:rPr>
             <w:lang w:val="id_ID" w:bidi="id_ID"/>
@@ -36286,7 +36292,7 @@
         </w:rPr>
         <w:t>), keengganan mereka untuk melihat (</w:t>
       </w:r>
-      <w:hyperlink r:id="rId815">
+      <w:hyperlink r:id="rId816">
         <w:r>
           <w:rPr>
             <w:lang w:val="id_ID" w:bidi="id_ID"/>
@@ -36406,7 +36412,7 @@
         </w:rPr>
         <w:t xml:space="preserve">). • Deskripsi awal dari kisah ini berasal dari </w:t>
       </w:r>
-      <w:hyperlink r:id="rId816">
+      <w:hyperlink r:id="rId817">
         <w:r>
           <w:rPr>
             <w:lang w:val="id_ID" w:bidi="id_ID"/>
@@ -36472,6 +36478,91 @@
         </w:rPr>
         <w:t xml:space="preserve">Peristiwa-peristiwa dalam </w:t>
       </w:r>
+      <w:hyperlink r:id="rId818">
+        <w:r>
+          <w:rPr>
+            <w:lang w:val="id_ID" w:bidi="id_ID"/>
+          </w:rPr>
+          <w:rPr>
+            <w:color w:val="0000EE"/>
+            <w:u w:val="single"/>
+          </w:rPr>
+          <w:t>Mrk. 11:27–12:44</w:t>
+        </w:r>
+      </w:hyperlink>
+      <w:r>
+        <w:rPr>
+          <w:lang w:val="id_ID" w:bidi="id_ID"/>
+        </w:rPr>
+        <w:t xml:space="preserve"> semuanya terjadi di Bait Suci (lihat </w:t>
+      </w:r>
+      <w:hyperlink r:id="rId552">
+        <w:r>
+          <w:rPr>
+            <w:lang w:val="id_ID" w:bidi="id_ID"/>
+          </w:rPr>
+          <w:rPr>
+            <w:color w:val="0000EE"/>
+            <w:u w:val="single"/>
+          </w:rPr>
+          <w:t>Mrk. 11:27</w:t>
+        </w:r>
+      </w:hyperlink>
+      <w:r>
+        <w:rPr>
+          <w:lang w:val="id_ID" w:bidi="id_ID"/>
+        </w:rPr>
+        <w:t xml:space="preserve">; </w:t>
+      </w:r>
+      <w:hyperlink r:id="rId666">
+        <w:r>
+          <w:rPr>
+            <w:lang w:val="id_ID" w:bidi="id_ID"/>
+          </w:rPr>
+          <w:rPr>
+            <w:color w:val="0000EE"/>
+            <w:u w:val="single"/>
+          </w:rPr>
+          <w:t>13:1</w:t>
+        </w:r>
+      </w:hyperlink>
+      <w:r>
+        <w:rPr>
+          <w:lang w:val="id_ID" w:bidi="id_ID"/>
+        </w:rPr>
+        <w:t xml:space="preserve">). Kata-kata pembuka dalam kisah ini (secara harfiah </w:t>
+      </w:r>
+      <w:r>
+        <w:rPr>
+          <w:i/>
+          <w:lang w:val="id_ID" w:bidi="id_ID"/>
+        </w:rPr>
+        <w:t>perumpamaan</w:t>
+      </w:r>
+      <w:r>
+        <w:rPr>
+          <w:lang w:val="id_ID" w:bidi="id_ID"/>
+        </w:rPr>
+        <w:t>) mengaitkannya dengan pertanyaan sebelumnya tentang wewenang Yesus (</w:t>
+      </w:r>
+      <w:hyperlink r:id="rId819">
+        <w:r>
+          <w:rPr>
+            <w:lang w:val="id_ID" w:bidi="id_ID"/>
+          </w:rPr>
+          <w:rPr>
+            <w:color w:val="0000EE"/>
+            <w:u w:val="single"/>
+          </w:rPr>
+          <w:t>Mrk. 11:27–33</w:t>
+        </w:r>
+      </w:hyperlink>
+      <w:r>
+        <w:rPr>
+          <w:lang w:val="id_ID" w:bidi="id_ID"/>
+        </w:rPr>
+        <w:t xml:space="preserve">). Lalu Yesus mulai mengajar mereka. Perumpamaan ini merupakan jawaban panjang dari Yesus kepada para pemimpin agama. • Yesus bermaksud agar para pendengar-Nya menafsirkan perumpamaan ini dari kacamata </w:t>
+      </w:r>
       <w:hyperlink r:id="rId817">
         <w:r>
           <w:rPr>
@@ -36481,25 +36572,79 @@
             <w:color w:val="0000EE"/>
             <w:u w:val="single"/>
           </w:rPr>
-          <w:t>Mrk. 11:27–12:44</w:t>
-        </w:r>
-      </w:hyperlink>
-      <w:r>
-        <w:rPr>
-          <w:lang w:val="id_ID" w:bidi="id_ID"/>
-        </w:rPr>
-        <w:t xml:space="preserve"> semuanya terjadi di Bait Suci (lihat </w:t>
-      </w:r>
-      <w:hyperlink r:id="rId552">
-        <w:r>
-          <w:rPr>
-            <w:lang w:val="id_ID" w:bidi="id_ID"/>
-          </w:rPr>
-          <w:rPr>
-            <w:color w:val="0000EE"/>
-            <w:u w:val="single"/>
-          </w:rPr>
-          <w:t>Mrk. 11:27</w:t>
+          <w:t>Yes. 5:1–7</w:t>
+        </w:r>
+      </w:hyperlink>
+      <w:r>
+        <w:rPr>
+          <w:lang w:val="id_ID" w:bidi="id_ID"/>
+        </w:rPr>
+        <w:t>, sebuah kisah serupa tentang seseorang yang menanam kebun anggur, membangun menara pengawas, memasang pagar di sekeliling kebun anggur, dan menggali lubang untuk tempat pemerasan anggur. Pertanyaan serupa diajukan: Menurut kalian, apa yang akan dilakukan oleh pemilik kebun anggur itu? (</w:t>
+      </w:r>
+      <w:hyperlink r:id="rId782">
+        <w:r>
+          <w:rPr>
+            <w:lang w:val="id_ID" w:bidi="id_ID"/>
+          </w:rPr>
+          <w:rPr>
+            <w:color w:val="0000EE"/>
+            <w:u w:val="single"/>
+          </w:rPr>
+          <w:t>Mrk. 12:9</w:t>
+        </w:r>
+      </w:hyperlink>
+      <w:r>
+        <w:rPr>
+          <w:lang w:val="id_ID" w:bidi="id_ID"/>
+        </w:rPr>
+        <w:t xml:space="preserve">; bdk. </w:t>
+      </w:r>
+      <w:hyperlink r:id="rId820">
+        <w:r>
+          <w:rPr>
+            <w:lang w:val="id_ID" w:bidi="id_ID"/>
+          </w:rPr>
+          <w:rPr>
+            <w:color w:val="0000EE"/>
+            <w:u w:val="single"/>
+          </w:rPr>
+          <w:t>Yes. 5:4</w:t>
+        </w:r>
+      </w:hyperlink>
+      <w:r>
+        <w:rPr>
+          <w:lang w:val="id_ID" w:bidi="id_ID"/>
+        </w:rPr>
+        <w:t>). Yesaya secara khusus mengartikan kebun anggur itu sebagai bangsa Israel (</w:t>
+      </w:r>
+      <w:hyperlink r:id="rId821">
+        <w:r>
+          <w:rPr>
+            <w:lang w:val="id_ID" w:bidi="id_ID"/>
+          </w:rPr>
+          <w:rPr>
+            <w:color w:val="0000EE"/>
+            <w:u w:val="single"/>
+          </w:rPr>
+          <w:t>Yes. 5:7</w:t>
+        </w:r>
+      </w:hyperlink>
+      <w:r>
+        <w:rPr>
+          <w:lang w:val="id_ID" w:bidi="id_ID"/>
+        </w:rPr>
+        <w:t>); para pendengar Yesus dan pembaca Injil Markus juga tentu memahami kisah ini sebagai kiasan (alegori) tentang orang Israel. Detail-detail lain dalam kisah ini juga jelas dimaksudkan untuk ditafsirkan secara alegoris: Para penggarap mewakili para pemimpin Israel; pemilik kebun mewakili Allah; para hamba mewakili para nabi Perjanjian Lama; anak yang dikasihi mewakili Yesus, Anak Allah; pembunuhan anak laki-laki mewakili penyaliban Yesus; dan pemberian kebun anggur kepada orang lain mewakili penghakiman yang akan datang atas Israel (</w:t>
+      </w:r>
+      <w:hyperlink r:id="rId759">
+        <w:r>
+          <w:rPr>
+            <w:lang w:val="id_ID" w:bidi="id_ID"/>
+          </w:rPr>
+          <w:rPr>
+            <w:color w:val="0000EE"/>
+            <w:u w:val="single"/>
+          </w:rPr>
+          <w:t>Mrk. 11:15–17</w:t>
         </w:r>
       </w:hyperlink>
       <w:r>
@@ -36508,146 +36653,7 @@
         </w:rPr>
         <w:t xml:space="preserve">; </w:t>
       </w:r>
-      <w:hyperlink r:id="rId665">
-        <w:r>
-          <w:rPr>
-            <w:lang w:val="id_ID" w:bidi="id_ID"/>
-          </w:rPr>
-          <w:rPr>
-            <w:color w:val="0000EE"/>
-            <w:u w:val="single"/>
-          </w:rPr>
-          <w:t>13:1</w:t>
-        </w:r>
-      </w:hyperlink>
-      <w:r>
-        <w:rPr>
-          <w:lang w:val="id_ID" w:bidi="id_ID"/>
-        </w:rPr>
-        <w:t xml:space="preserve">). Kata-kata pembuka dalam kisah ini (secara harfiah </w:t>
-      </w:r>
-      <w:r>
-        <w:rPr>
-          <w:i/>
-          <w:lang w:val="id_ID" w:bidi="id_ID"/>
-        </w:rPr>
-        <w:t>perumpamaan</w:t>
-      </w:r>
-      <w:r>
-        <w:rPr>
-          <w:lang w:val="id_ID" w:bidi="id_ID"/>
-        </w:rPr>
-        <w:t>) mengaitkannya dengan pertanyaan sebelumnya tentang wewenang Yesus (</w:t>
-      </w:r>
-      <w:hyperlink r:id="rId818">
-        <w:r>
-          <w:rPr>
-            <w:lang w:val="id_ID" w:bidi="id_ID"/>
-          </w:rPr>
-          <w:rPr>
-            <w:color w:val="0000EE"/>
-            <w:u w:val="single"/>
-          </w:rPr>
-          <w:t>Mrk. 11:27–33</w:t>
-        </w:r>
-      </w:hyperlink>
-      <w:r>
-        <w:rPr>
-          <w:lang w:val="id_ID" w:bidi="id_ID"/>
-        </w:rPr>
-        <w:t xml:space="preserve">). Lalu Yesus mulai mengajar mereka. Perumpamaan ini merupakan jawaban panjang dari Yesus kepada para pemimpin agama. • Yesus bermaksud agar para pendengar-Nya menafsirkan perumpamaan ini dari kacamata </w:t>
-      </w:r>
-      <w:hyperlink r:id="rId816">
-        <w:r>
-          <w:rPr>
-            <w:lang w:val="id_ID" w:bidi="id_ID"/>
-          </w:rPr>
-          <w:rPr>
-            <w:color w:val="0000EE"/>
-            <w:u w:val="single"/>
-          </w:rPr>
-          <w:t>Yes. 5:1–7</w:t>
-        </w:r>
-      </w:hyperlink>
-      <w:r>
-        <w:rPr>
-          <w:lang w:val="id_ID" w:bidi="id_ID"/>
-        </w:rPr>
-        <w:t>, sebuah kisah serupa tentang seseorang yang menanam kebun anggur, membangun menara pengawas, memasang pagar di sekeliling kebun anggur, dan menggali lubang untuk tempat pemerasan anggur. Pertanyaan serupa diajukan: Menurut kalian, apa yang akan dilakukan oleh pemilik kebun anggur itu? (</w:t>
-      </w:r>
-      <w:hyperlink r:id="rId781">
-        <w:r>
-          <w:rPr>
-            <w:lang w:val="id_ID" w:bidi="id_ID"/>
-          </w:rPr>
-          <w:rPr>
-            <w:color w:val="0000EE"/>
-            <w:u w:val="single"/>
-          </w:rPr>
-          <w:t>Mrk. 12:9</w:t>
-        </w:r>
-      </w:hyperlink>
-      <w:r>
-        <w:rPr>
-          <w:lang w:val="id_ID" w:bidi="id_ID"/>
-        </w:rPr>
-        <w:t xml:space="preserve">; bdk. </w:t>
-      </w:r>
-      <w:hyperlink r:id="rId819">
-        <w:r>
-          <w:rPr>
-            <w:lang w:val="id_ID" w:bidi="id_ID"/>
-          </w:rPr>
-          <w:rPr>
-            <w:color w:val="0000EE"/>
-            <w:u w:val="single"/>
-          </w:rPr>
-          <w:t>Yes. 5:4</w:t>
-        </w:r>
-      </w:hyperlink>
-      <w:r>
-        <w:rPr>
-          <w:lang w:val="id_ID" w:bidi="id_ID"/>
-        </w:rPr>
-        <w:t>). Yesaya secara khusus mengartikan kebun anggur itu sebagai bangsa Israel (</w:t>
-      </w:r>
-      <w:hyperlink r:id="rId820">
-        <w:r>
-          <w:rPr>
-            <w:lang w:val="id_ID" w:bidi="id_ID"/>
-          </w:rPr>
-          <w:rPr>
-            <w:color w:val="0000EE"/>
-            <w:u w:val="single"/>
-          </w:rPr>
-          <w:t>Yes. 5:7</w:t>
-        </w:r>
-      </w:hyperlink>
-      <w:r>
-        <w:rPr>
-          <w:lang w:val="id_ID" w:bidi="id_ID"/>
-        </w:rPr>
-        <w:t>); para pendengar Yesus dan pembaca Injil Markus juga tentu memahami kisah ini sebagai kiasan (alegori) tentang orang Israel. Detail-detail lain dalam kisah ini juga jelas dimaksudkan untuk ditafsirkan secara alegoris: Para penggarap mewakili para pemimpin Israel; pemilik kebun mewakili Allah; para hamba mewakili para nabi Perjanjian Lama; anak yang dikasihi mewakili Yesus, Anak Allah; pembunuhan anak laki-laki mewakili penyaliban Yesus; dan pemberian kebun anggur kepada orang lain mewakili penghakiman yang akan datang atas Israel (</w:t>
-      </w:r>
-      <w:hyperlink r:id="rId758">
-        <w:r>
-          <w:rPr>
-            <w:lang w:val="id_ID" w:bidi="id_ID"/>
-          </w:rPr>
-          <w:rPr>
-            <w:color w:val="0000EE"/>
-            <w:u w:val="single"/>
-          </w:rPr>
-          <w:t>Mrk. 11:15–17</w:t>
-        </w:r>
-      </w:hyperlink>
-      <w:r>
-        <w:rPr>
-          <w:lang w:val="id_ID" w:bidi="id_ID"/>
-        </w:rPr>
-        <w:t xml:space="preserve">; </w:t>
-      </w:r>
-      <w:hyperlink r:id="rId736">
+      <w:hyperlink r:id="rId737">
         <w:r>
           <w:rPr>
             <w:lang w:val="id_ID" w:bidi="id_ID"/>
@@ -36731,7 +36737,7 @@
         </w:rPr>
         <w:t>Frasa "ketika sudah tiba musimnya" kemungkinan mengacu pada masa panen anggur, sekitar empat tahun setelah penanaman. Saat itu kebun anggur yang baru akan menghasilkan panen pertamanya. Hasil panen yang menjadi bagian pemilik berupa sejumlah anggur atau anggur, yang diberikan sebagai pembayaran untuk sewa kebun anggur. • Dalam Perjanjian Lama, para nabi sering disebut sebagai hamba (</w:t>
       </w:r>
-      <w:hyperlink r:id="rId821">
+      <w:hyperlink r:id="rId822">
         <w:r>
           <w:rPr>
             <w:lang w:val="id_ID" w:bidi="id_ID"/>
@@ -36749,7 +36755,7 @@
         </w:rPr>
         <w:t xml:space="preserve">; </w:t>
       </w:r>
-      <w:hyperlink r:id="rId822">
+      <w:hyperlink r:id="rId823">
         <w:r>
           <w:rPr>
             <w:lang w:val="id_ID" w:bidi="id_ID"/>
@@ -36767,7 +36773,7 @@
         </w:rPr>
         <w:t xml:space="preserve">; </w:t>
       </w:r>
-      <w:hyperlink r:id="rId823">
+      <w:hyperlink r:id="rId824">
         <w:r>
           <w:rPr>
             <w:lang w:val="id_ID" w:bidi="id_ID"/>
@@ -36785,7 +36791,7 @@
         </w:rPr>
         <w:t>); mereka berulang kali dianiaya dan dibunuh oleh para pemimpin Israel (</w:t>
       </w:r>
-      <w:hyperlink r:id="rId824">
+      <w:hyperlink r:id="rId825">
         <w:r>
           <w:rPr>
             <w:lang w:val="id_ID" w:bidi="id_ID"/>
@@ -36803,7 +36809,7 @@
         </w:rPr>
         <w:t xml:space="preserve">; </w:t>
       </w:r>
-      <w:hyperlink r:id="rId825">
+      <w:hyperlink r:id="rId826">
         <w:r>
           <w:rPr>
             <w:lang w:val="id_ID" w:bidi="id_ID"/>
@@ -36821,7 +36827,7 @@
         </w:rPr>
         <w:t xml:space="preserve">, </w:t>
       </w:r>
-      <w:hyperlink r:id="rId826">
+      <w:hyperlink r:id="rId827">
         <w:r>
           <w:rPr>
             <w:lang w:val="id_ID" w:bidi="id_ID"/>
@@ -36839,7 +36845,7 @@
         </w:rPr>
         <w:t xml:space="preserve">; </w:t>
       </w:r>
-      <w:hyperlink r:id="rId827">
+      <w:hyperlink r:id="rId828">
         <w:r>
           <w:rPr>
             <w:lang w:val="id_ID" w:bidi="id_ID"/>
@@ -36857,7 +36863,7 @@
         </w:rPr>
         <w:t xml:space="preserve">; </w:t>
       </w:r>
-      <w:hyperlink r:id="rId828">
+      <w:hyperlink r:id="rId829">
         <w:r>
           <w:rPr>
             <w:lang w:val="id_ID" w:bidi="id_ID"/>
@@ -36875,7 +36881,7 @@
         </w:rPr>
         <w:t xml:space="preserve">; </w:t>
       </w:r>
-      <w:hyperlink r:id="rId829">
+      <w:hyperlink r:id="rId830">
         <w:r>
           <w:rPr>
             <w:lang w:val="id_ID" w:bidi="id_ID"/>
@@ -36893,7 +36899,7 @@
         </w:rPr>
         <w:t xml:space="preserve">; </w:t>
       </w:r>
-      <w:hyperlink r:id="rId830">
+      <w:hyperlink r:id="rId831">
         <w:r>
           <w:rPr>
             <w:lang w:val="id_ID" w:bidi="id_ID"/>
@@ -36911,7 +36917,7 @@
         </w:rPr>
         <w:t xml:space="preserve">; lihat </w:t>
       </w:r>
-      <w:hyperlink r:id="rId831">
+      <w:hyperlink r:id="rId832">
         <w:r>
           <w:rPr>
             <w:lang w:val="id_ID" w:bidi="id_ID"/>
@@ -36929,7 +36935,7 @@
         </w:rPr>
         <w:t xml:space="preserve">, </w:t>
       </w:r>
-      <w:hyperlink r:id="rId832">
+      <w:hyperlink r:id="rId833">
         <w:r>
           <w:rPr>
             <w:lang w:val="id_ID" w:bidi="id_ID"/>
@@ -36947,7 +36953,7 @@
         </w:rPr>
         <w:t xml:space="preserve">; </w:t>
       </w:r>
-      <w:hyperlink r:id="rId833">
+      <w:hyperlink r:id="rId834">
         <w:r>
           <w:rPr>
             <w:lang w:val="id_ID" w:bidi="id_ID"/>
@@ -37151,7 +37157,7 @@
         </w:rPr>
         <w:t xml:space="preserve">Alasan para penggarap itu berbuat demikian tidak jelas bagi kita, meskipun tampaknya jelas bagi para pendengar pertama sehingga tidak memerlukan penjelasan lebih lanjut (bdk. </w:t>
       </w:r>
-      <w:hyperlink r:id="rId834">
+      <w:hyperlink r:id="rId835">
         <w:r>
           <w:rPr>
             <w:lang w:val="id_ID" w:bidi="id_ID"/>
@@ -37169,7 +37175,7 @@
         </w:rPr>
         <w:t xml:space="preserve">; </w:t>
       </w:r>
-      <w:hyperlink r:id="rId835">
+      <w:hyperlink r:id="rId836">
         <w:r>
           <w:rPr>
             <w:lang w:val="id_ID" w:bidi="id_ID"/>
@@ -37241,7 +37247,7 @@
         </w:rPr>
         <w:t xml:space="preserve">: Perlakuan kurang ajar para penggarap terhadap anak itu diperparah dengan tidak menguburkan jenazahnya. Bdk. </w:t>
       </w:r>
-      <w:hyperlink r:id="rId836">
+      <w:hyperlink r:id="rId837">
         <w:r>
           <w:rPr>
             <w:lang w:val="id_ID" w:bidi="id_ID"/>
@@ -37307,7 +37313,7 @@
         </w:rPr>
         <w:t xml:space="preserve">Perumpamaan ini diakhiri dengan dua pertanyaan retoris (bdk. </w:t>
       </w:r>
-      <w:hyperlink r:id="rId809">
+      <w:hyperlink r:id="rId810">
         <w:r>
           <w:rPr>
             <w:lang w:val="id_ID" w:bidi="id_ID"/>
@@ -37325,7 +37331,7 @@
         </w:rPr>
         <w:t xml:space="preserve">, </w:t>
       </w:r>
-      <w:hyperlink r:id="rId837">
+      <w:hyperlink r:id="rId838">
         <w:r>
           <w:rPr>
             <w:lang w:val="id_ID" w:bidi="id_ID"/>
@@ -37361,7 +37367,7 @@
         </w:rPr>
         <w:t xml:space="preserve">; </w:t>
       </w:r>
-      <w:hyperlink r:id="rId838">
+      <w:hyperlink r:id="rId839">
         <w:r>
           <w:rPr>
             <w:lang w:val="id_ID" w:bidi="id_ID"/>
@@ -37397,7 +37403,7 @@
         </w:rPr>
         <w:t>). Yang pertama sesuai dengan apa yang dikatakan "TUHAN Semesta Alam" dalam perumpamaan tentang kebun anggur (</w:t>
       </w:r>
-      <w:hyperlink r:id="rId839">
+      <w:hyperlink r:id="rId840">
         <w:r>
           <w:rPr>
             <w:lang w:val="id_ID" w:bidi="id_ID"/>
@@ -37451,7 +37457,7 @@
         </w:rPr>
         <w:t xml:space="preserve">) dengan orang yang lebih setia, para pembaca Markus kemungkinan besar akan memahami orang-orang lain yang kepadanya kebun anggur itu diberikan adalah gereja bukan Yahudi (bdk. </w:t>
       </w:r>
-      <w:hyperlink r:id="rId840">
+      <w:hyperlink r:id="rId841">
         <w:r>
           <w:rPr>
             <w:lang w:val="id_ID" w:bidi="id_ID"/>
@@ -37469,7 +37475,7 @@
         </w:rPr>
         <w:t xml:space="preserve">; </w:t>
       </w:r>
-      <w:hyperlink r:id="rId841">
+      <w:hyperlink r:id="rId842">
         <w:r>
           <w:rPr>
             <w:lang w:val="id_ID" w:bidi="id_ID"/>
@@ -37487,7 +37493,7 @@
         </w:rPr>
         <w:t xml:space="preserve">; </w:t>
       </w:r>
-      <w:hyperlink r:id="rId842">
+      <w:hyperlink r:id="rId843">
         <w:r>
           <w:rPr>
             <w:lang w:val="id_ID" w:bidi="id_ID"/>
@@ -37505,7 +37511,7 @@
         </w:rPr>
         <w:t>). Jadi, perumpamaan Yesus berhubungan dengan kehancuran Yerusalem yang akan terjadi (</w:t>
       </w:r>
-      <w:hyperlink r:id="rId764">
+      <w:hyperlink r:id="rId765">
         <w:r>
           <w:rPr>
             <w:lang w:val="id_ID" w:bidi="id_ID"/>
@@ -37523,7 +37529,7 @@
         </w:rPr>
         <w:t xml:space="preserve">; </w:t>
       </w:r>
-      <w:hyperlink r:id="rId736">
+      <w:hyperlink r:id="rId737">
         <w:r>
           <w:rPr>
             <w:lang w:val="id_ID" w:bidi="id_ID"/>
@@ -37559,7 +37565,7 @@
         </w:rPr>
         <w:t xml:space="preserve">; </w:t>
       </w:r>
-      <w:hyperlink r:id="rId782">
+      <w:hyperlink r:id="rId783">
         <w:r>
           <w:rPr>
             <w:lang w:val="id_ID" w:bidi="id_ID"/>
@@ -37625,7 +37631,7 @@
         </w:rPr>
         <w:t xml:space="preserve">Dalam pertanyaan retoris yang kedua, Yesus menggunakan kutipan dari </w:t>
       </w:r>
-      <w:hyperlink r:id="rId843">
+      <w:hyperlink r:id="rId844">
         <w:r>
           <w:rPr>
             <w:lang w:val="id_ID" w:bidi="id_ID"/>
@@ -37643,7 +37649,7 @@
         </w:rPr>
         <w:t xml:space="preserve">. Batu yang dibuang (Anak) telah menjadi batu penjuru Kerajaan Allah (bdk. </w:t>
       </w:r>
-      <w:hyperlink r:id="rId844">
+      <w:hyperlink r:id="rId845">
         <w:r>
           <w:rPr>
             <w:lang w:val="id_ID" w:bidi="id_ID"/>
@@ -37661,7 +37667,7 @@
         </w:rPr>
         <w:t xml:space="preserve">; </w:t>
       </w:r>
-      <w:hyperlink r:id="rId845">
+      <w:hyperlink r:id="rId846">
         <w:r>
           <w:rPr>
             <w:lang w:val="id_ID" w:bidi="id_ID"/>
@@ -37679,7 +37685,7 @@
         </w:rPr>
         <w:t xml:space="preserve">, </w:t>
       </w:r>
-      <w:hyperlink r:id="rId846">
+      <w:hyperlink r:id="rId847">
         <w:r>
           <w:rPr>
             <w:lang w:val="id_ID" w:bidi="id_ID"/>
@@ -37697,7 +37703,7 @@
         </w:rPr>
         <w:t>). Frasa ini tradisionalnya dipahami sebagai batu penjuru yang terkubur, yang merupakan bagian dari fondasi, tetapi bisa juga sebagai batu penjuru di atas bangunan yang menandai penyelesaiannya. Mana pun yang dimaksud, itu adalah batu paling penting. Meskipun ada niat jahat para pembangun—yaitu para pemimpin agama—semua yang mereka lakukan sesuai dengan kehendak Allah (</w:t>
       </w:r>
-      <w:hyperlink r:id="rId847">
+      <w:hyperlink r:id="rId848">
         <w:r>
           <w:rPr>
             <w:lang w:val="id_ID" w:bidi="id_ID"/>
@@ -37781,7 +37787,7 @@
         </w:rPr>
         <w:t xml:space="preserve">Para pemimpin agama: Untuk kedua kalinya, keberadaan orang banyak menggagalkan niat jahat mereka (lihat </w:t>
       </w:r>
-      <w:hyperlink r:id="rId848">
+      <w:hyperlink r:id="rId849">
         <w:r>
           <w:rPr>
             <w:lang w:val="id_ID" w:bidi="id_ID"/>
@@ -37931,7 +37937,7 @@
         </w:rPr>
         <w:t xml:space="preserve">pajak: Kata Yunani ini mengacu pada pajak perorangan atau pajak per kepala; bdk. </w:t>
       </w:r>
-      <w:hyperlink r:id="rId849">
+      <w:hyperlink r:id="rId850">
         <w:r>
           <w:rPr>
             <w:lang w:val="id_ID" w:bidi="id_ID"/>
@@ -37949,7 +37955,7 @@
         </w:rPr>
         <w:t xml:space="preserve">; </w:t>
       </w:r>
-      <w:hyperlink r:id="rId850">
+      <w:hyperlink r:id="rId851">
         <w:r>
           <w:rPr>
             <w:lang w:val="id_ID" w:bidi="id_ID"/>
@@ -38130,7 +38136,7 @@
         </w:rPr>
         <w:t xml:space="preserve">: Kata-kata Yesus tidak dapat dianggap sebagai perkataan seorang fanatik anti-Romawi yang menentang pemungutan pajak terhadap orang Yahudi oleh Kaisar. Yesus dengan jelas menunjukkan di tempat lain bahwa Ia menentang perjuangan kaum fanatik (lihat </w:t>
       </w:r>
-      <w:hyperlink r:id="rId851">
+      <w:hyperlink r:id="rId852">
         <w:r>
           <w:rPr>
             <w:lang w:val="id_ID" w:bidi="id_ID"/>
@@ -38148,7 +38154,7 @@
         </w:rPr>
         <w:t xml:space="preserve">, </w:t>
       </w:r>
-      <w:hyperlink r:id="rId852">
+      <w:hyperlink r:id="rId853">
         <w:r>
           <w:rPr>
             <w:lang w:val="id_ID" w:bidi="id_ID"/>
@@ -38166,7 +38172,7 @@
         </w:rPr>
         <w:t xml:space="preserve">, </w:t>
       </w:r>
-      <w:hyperlink r:id="rId853">
+      <w:hyperlink r:id="rId854">
         <w:r>
           <w:rPr>
             <w:lang w:val="id_ID" w:bidi="id_ID"/>
@@ -38184,7 +38190,7 @@
         </w:rPr>
         <w:t xml:space="preserve">; </w:t>
       </w:r>
-      <w:hyperlink r:id="rId854">
+      <w:hyperlink r:id="rId855">
         <w:r>
           <w:rPr>
             <w:lang w:val="id_ID" w:bidi="id_ID"/>
@@ -38322,7 +38328,7 @@
         </w:rPr>
         <w:t xml:space="preserve">). Orang Saduki tidak percaya tentang adanya kebangkitan dari kematian (lihat </w:t>
       </w:r>
-      <w:hyperlink r:id="rId855">
+      <w:hyperlink r:id="rId856">
         <w:r>
           <w:rPr>
             <w:lang w:val="id_ID" w:bidi="id_ID"/>
@@ -38340,7 +38346,7 @@
         </w:rPr>
         <w:t xml:space="preserve">; </w:t>
       </w:r>
-      <w:hyperlink r:id="rId856">
+      <w:hyperlink r:id="rId857">
         <w:r>
           <w:rPr>
             <w:lang w:val="id_ID" w:bidi="id_ID"/>
@@ -38437,7 +38443,7 @@
         </w:rPr>
         <w:t xml:space="preserve"> latarnya adalah Bait Suci (</w:t>
       </w:r>
-      <w:hyperlink r:id="rId857">
+      <w:hyperlink r:id="rId858">
         <w:r>
           <w:rPr>
             <w:lang w:val="id_ID" w:bidi="id_ID"/>
@@ -38468,7 +38474,7 @@
         </w:rPr>
         <w:t xml:space="preserve"> </w:t>
       </w:r>
-      <w:hyperlink r:id="rId858">
+      <w:hyperlink r:id="rId859">
         <w:r>
           <w:rPr>
             <w:lang w:val="id_ID" w:bidi="id_ID"/>
@@ -38486,7 +38492,7 @@
         </w:rPr>
         <w:t xml:space="preserve">; </w:t>
       </w:r>
-      <w:hyperlink r:id="rId859">
+      <w:hyperlink r:id="rId860">
         <w:r>
           <w:rPr>
             <w:lang w:val="id_ID" w:bidi="id_ID"/>
@@ -38504,7 +38510,7 @@
         </w:rPr>
         <w:t xml:space="preserve">; </w:t>
       </w:r>
-      <w:hyperlink r:id="rId860">
+      <w:hyperlink r:id="rId861">
         <w:r>
           <w:rPr>
             <w:lang w:val="id_ID" w:bidi="id_ID"/>
@@ -38522,7 +38528,7 @@
         </w:rPr>
         <w:t xml:space="preserve">, </w:t>
       </w:r>
-      <w:hyperlink r:id="rId861">
+      <w:hyperlink r:id="rId862">
         <w:r>
           <w:rPr>
             <w:lang w:val="id_ID" w:bidi="id_ID"/>
@@ -38540,7 +38546,7 @@
         </w:rPr>
         <w:t xml:space="preserve">; </w:t>
       </w:r>
-      <w:hyperlink r:id="rId862">
+      <w:hyperlink r:id="rId863">
         <w:r>
           <w:rPr>
             <w:lang w:val="id_ID" w:bidi="id_ID"/>
@@ -38558,7 +38564,7 @@
         </w:rPr>
         <w:t xml:space="preserve">; kecuali dalam </w:t>
       </w:r>
-      <w:hyperlink r:id="rId863">
+      <w:hyperlink r:id="rId864">
         <w:r>
           <w:rPr>
             <w:lang w:val="id_ID" w:bidi="id_ID"/>
@@ -38576,7 +38582,7 @@
         </w:rPr>
         <w:t xml:space="preserve">; </w:t>
       </w:r>
-      <w:hyperlink r:id="rId864">
+      <w:hyperlink r:id="rId865">
         <w:r>
           <w:rPr>
             <w:lang w:val="id_ID" w:bidi="id_ID"/>
@@ -38594,7 +38600,7 @@
         </w:rPr>
         <w:t>). • Pertanyaan orang Saduki (</w:t>
       </w:r>
-      <w:hyperlink r:id="rId865">
+      <w:hyperlink r:id="rId866">
         <w:r>
           <w:rPr>
             <w:lang w:val="id_ID" w:bidi="id_ID"/>
@@ -38612,7 +38618,7 @@
         </w:rPr>
         <w:t>) disusun dengan hati-hati dan didasarkan pada perintah Musa (</w:t>
       </w:r>
-      <w:hyperlink r:id="rId866">
+      <w:hyperlink r:id="rId867">
         <w:r>
           <w:rPr>
             <w:lang w:val="id_ID" w:bidi="id_ID"/>
@@ -38630,7 +38636,7 @@
         </w:rPr>
         <w:t xml:space="preserve">; lihat </w:t>
       </w:r>
-      <w:hyperlink r:id="rId867">
+      <w:hyperlink r:id="rId868">
         <w:r>
           <w:rPr>
             <w:lang w:val="id_ID" w:bidi="id_ID"/>
@@ -38648,7 +38654,7 @@
         </w:rPr>
         <w:t xml:space="preserve">; </w:t>
       </w:r>
-      <w:hyperlink r:id="rId868">
+      <w:hyperlink r:id="rId869">
         <w:r>
           <w:rPr>
             <w:lang w:val="id_ID" w:bidi="id_ID"/>
@@ -38666,7 +38672,7 @@
         </w:rPr>
         <w:t xml:space="preserve">). Karena ketujuh laki-laki tidak dapat memiliki perempuan itu sebagai istri dalam kebangkitan, dan karena tidak seorang pun yang memiliki klaim (hak) khusus, orang Saduki berpikir bahwa mereka telah membuktikan bahwa doktrin kebangkitan adalah mustahil dan berhasil mengalahkan orang Farisi serta Yesus (bdk. </w:t>
       </w:r>
-      <w:hyperlink r:id="rId869">
+      <w:hyperlink r:id="rId870">
         <w:r>
           <w:rPr>
             <w:lang w:val="id_ID" w:bidi="id_ID"/>
@@ -38684,7 +38690,7 @@
         </w:rPr>
         <w:t xml:space="preserve">; </w:t>
       </w:r>
-      <w:hyperlink r:id="rId870">
+      <w:hyperlink r:id="rId871">
         <w:r>
           <w:rPr>
             <w:lang w:val="id_ID" w:bidi="id_ID"/>
@@ -38738,7 +38744,7 @@
         </w:rPr>
         <w:t xml:space="preserve">; </w:t>
       </w:r>
-      <w:hyperlink r:id="rId871">
+      <w:hyperlink r:id="rId872">
         <w:r>
           <w:rPr>
             <w:lang w:val="id_ID" w:bidi="id_ID"/>
@@ -38883,7 +38889,7 @@
         </w:rPr>
         <w:t>Tanggapan Yesus memiliki dua elemen. Pertama, Ia menegur ketidaktahuan orang Saduki tentang Kitab Suci (yaitu, Perjanjian Lama), di mana kebangkitan orang mati disebutkan dengan sangat jelas dalam Kitab Para Nabi (</w:t>
       </w:r>
-      <w:hyperlink r:id="rId872">
+      <w:hyperlink r:id="rId873">
         <w:r>
           <w:rPr>
             <w:lang w:val="id_ID" w:bidi="id_ID"/>
@@ -38901,7 +38907,7 @@
         </w:rPr>
         <w:t xml:space="preserve">; </w:t>
       </w:r>
-      <w:hyperlink r:id="rId873">
+      <w:hyperlink r:id="rId874">
         <w:r>
           <w:rPr>
             <w:lang w:val="id_ID" w:bidi="id_ID"/>
@@ -38919,7 +38925,7 @@
         </w:rPr>
         <w:t>) dan Kitab-Kitab Puisi (</w:t>
       </w:r>
-      <w:hyperlink r:id="rId874">
+      <w:hyperlink r:id="rId875">
         <w:r>
           <w:rPr>
             <w:lang w:val="id_ID" w:bidi="id_ID"/>
@@ -38937,7 +38943,7 @@
         </w:rPr>
         <w:t xml:space="preserve">; </w:t>
       </w:r>
-      <w:hyperlink r:id="rId875">
+      <w:hyperlink r:id="rId876">
         <w:r>
           <w:rPr>
             <w:lang w:val="id_ID" w:bidi="id_ID"/>
@@ -38955,7 +38961,7 @@
         </w:rPr>
         <w:t xml:space="preserve">; </w:t>
       </w:r>
-      <w:hyperlink r:id="rId876">
+      <w:hyperlink r:id="rId877">
         <w:r>
           <w:rPr>
             <w:lang w:val="id_ID" w:bidi="id_ID"/>
@@ -38973,7 +38979,7 @@
         </w:rPr>
         <w:t xml:space="preserve">; </w:t>
       </w:r>
-      <w:hyperlink r:id="rId877">
+      <w:hyperlink r:id="rId878">
         <w:r>
           <w:rPr>
             <w:lang w:val="id_ID" w:bidi="id_ID"/>
@@ -38991,7 +38997,7 @@
         </w:rPr>
         <w:t xml:space="preserve">; </w:t>
       </w:r>
-      <w:hyperlink r:id="rId878">
+      <w:hyperlink r:id="rId879">
         <w:r>
           <w:rPr>
             <w:lang w:val="id_ID" w:bidi="id_ID"/>
@@ -39009,7 +39015,7 @@
         </w:rPr>
         <w:t xml:space="preserve">). Namun, karena orang Saduki hanya menerima Taurat (Kejadian—Ulangan), Yesus menjawab mereka berdasarkan Taurat. Penyebutan Allah sebagai Allah Abraham, Allah Ishak, dan Allah Yakub (lihat </w:t>
       </w:r>
-      <w:hyperlink r:id="rId879">
+      <w:hyperlink r:id="rId880">
         <w:r>
           <w:rPr>
             <w:lang w:val="id_ID" w:bidi="id_ID"/>
@@ -39027,7 +39033,7 @@
         </w:rPr>
         <w:t xml:space="preserve">, </w:t>
       </w:r>
-      <w:hyperlink r:id="rId880">
+      <w:hyperlink r:id="rId881">
         <w:r>
           <w:rPr>
             <w:lang w:val="id_ID" w:bidi="id_ID"/>
@@ -39045,7 +39051,7 @@
         </w:rPr>
         <w:t>) menunjukkan bahwa perjanjian Allah dengan para leluhur tidak dapat dibatalkan oleh kematian. Mereka masih hidup (</w:t>
       </w:r>
-      <w:hyperlink r:id="rId881">
+      <w:hyperlink r:id="rId882">
         <w:r>
           <w:rPr>
             <w:lang w:val="id_ID" w:bidi="id_ID"/>
@@ -39063,7 +39069,7 @@
         </w:rPr>
         <w:t xml:space="preserve">; </w:t>
       </w:r>
-      <w:hyperlink r:id="rId882">
+      <w:hyperlink r:id="rId883">
         <w:r>
           <w:rPr>
             <w:lang w:val="id_ID" w:bidi="id_ID"/>
@@ -39081,7 +39087,7 @@
         </w:rPr>
         <w:t xml:space="preserve">; </w:t>
       </w:r>
-      <w:hyperlink r:id="rId870">
+      <w:hyperlink r:id="rId871">
         <w:r>
           <w:rPr>
             <w:lang w:val="id_ID" w:bidi="id_ID"/>
@@ -39099,7 +39105,7 @@
         </w:rPr>
         <w:t xml:space="preserve">; </w:t>
       </w:r>
-      <w:hyperlink r:id="rId883">
+      <w:hyperlink r:id="rId884">
         <w:r>
           <w:rPr>
             <w:lang w:val="id_ID" w:bidi="id_ID"/>
@@ -39135,7 +39141,7 @@
         </w:rPr>
         <w:t xml:space="preserve">; </w:t>
       </w:r>
-      <w:hyperlink r:id="rId884">
+      <w:hyperlink r:id="rId885">
         <w:r>
           <w:rPr>
             <w:lang w:val="id_ID" w:bidi="id_ID"/>
@@ -39153,7 +39159,7 @@
         </w:rPr>
         <w:t xml:space="preserve">; </w:t>
       </w:r>
-      <w:hyperlink r:id="rId885">
+      <w:hyperlink r:id="rId886">
         <w:r>
           <w:rPr>
             <w:lang w:val="id_ID" w:bidi="id_ID"/>
@@ -39171,7 +39177,7 @@
         </w:rPr>
         <w:t xml:space="preserve">; </w:t>
       </w:r>
-      <w:hyperlink r:id="rId886">
+      <w:hyperlink r:id="rId887">
         <w:r>
           <w:rPr>
             <w:lang w:val="id_ID" w:bidi="id_ID"/>
@@ -39189,7 +39195,7 @@
         </w:rPr>
         <w:t>). Dalam hal ini, orang-orang percaya yang dibangkitkan akan menjadi seperti malaikat di surga. • Argumen Yesus menunjukkan hikmat-Nya di hadapan para penentang-Nya dan menegaskan pengharapan akan kebangkitan bagi para pengikut-Nya. Yesus adalah “kebangkitan dan hidup” (</w:t>
       </w:r>
-      <w:hyperlink r:id="rId887">
+      <w:hyperlink r:id="rId888">
         <w:r>
           <w:rPr>
             <w:lang w:val="id_ID" w:bidi="id_ID"/>
@@ -39207,7 +39213,7 @@
         </w:rPr>
         <w:t>); Ia telah mengalahkan maut dan meyakinkan orang-orang yang percaya kepada-Nya bahwa mereka “tidak akan binasa melainkan beroleh hidup yang kekal” (</w:t>
       </w:r>
-      <w:hyperlink r:id="rId888">
+      <w:hyperlink r:id="rId889">
         <w:r>
           <w:rPr>
             <w:lang w:val="id_ID" w:bidi="id_ID"/>
@@ -39273,7 +39279,7 @@
         </w:rPr>
         <w:t xml:space="preserve">Di antara semua perintah: Taurat (Kejadian—Ulangan) berisi 613 perintah yang terpisah, dan guru-guru Yahudi sering memperdebatkan mana yang lebih penting daripada yang lain. Tidak ada perintah yang dianggap tidak penting, tetapi beberapa perintah dianggap lebih mendasar daripada lainnya (lihat </w:t>
       </w:r>
-      <w:hyperlink r:id="rId889">
+      <w:hyperlink r:id="rId890">
         <w:r>
           <w:rPr>
             <w:lang w:val="id_ID" w:bidi="id_ID"/>
@@ -39317,7 +39323,7 @@
         </w:rPr>
         <w:t xml:space="preserve"> 4:15). Pendapat lainnya antara lain </w:t>
       </w:r>
-      <w:hyperlink r:id="rId890">
+      <w:hyperlink r:id="rId891">
         <w:r>
           <w:rPr>
             <w:lang w:val="id_ID" w:bidi="id_ID"/>
@@ -39335,7 +39341,7 @@
         </w:rPr>
         <w:t xml:space="preserve">; </w:t>
       </w:r>
-      <w:hyperlink r:id="rId891">
+      <w:hyperlink r:id="rId892">
         <w:r>
           <w:rPr>
             <w:lang w:val="id_ID" w:bidi="id_ID"/>
@@ -39353,7 +39359,7 @@
         </w:rPr>
         <w:t xml:space="preserve">; </w:t>
       </w:r>
-      <w:hyperlink r:id="rId892">
+      <w:hyperlink r:id="rId893">
         <w:r>
           <w:rPr>
             <w:lang w:val="id_ID" w:bidi="id_ID"/>
@@ -39371,7 +39377,7 @@
         </w:rPr>
         <w:t xml:space="preserve">; </w:t>
       </w:r>
-      <w:hyperlink r:id="rId893">
+      <w:hyperlink r:id="rId894">
         <w:r>
           <w:rPr>
             <w:lang w:val="id_ID" w:bidi="id_ID"/>
@@ -39389,7 +39395,7 @@
         </w:rPr>
         <w:t xml:space="preserve">; </w:t>
       </w:r>
-      <w:hyperlink r:id="rId894">
+      <w:hyperlink r:id="rId895">
         <w:r>
           <w:rPr>
             <w:lang w:val="id_ID" w:bidi="id_ID"/>
@@ -39407,7 +39413,7 @@
         </w:rPr>
         <w:t xml:space="preserve">; dan </w:t>
       </w:r>
-      <w:hyperlink r:id="rId895">
+      <w:hyperlink r:id="rId896">
         <w:r>
           <w:rPr>
             <w:lang w:val="id_ID" w:bidi="id_ID"/>
@@ -39473,7 +39479,7 @@
         </w:rPr>
         <w:t xml:space="preserve">Setelah tiga (pertanyaan) tantangan yang bersifat permusuhan dalam </w:t>
       </w:r>
-      <w:hyperlink r:id="rId896">
+      <w:hyperlink r:id="rId897">
         <w:r>
           <w:rPr>
             <w:lang w:val="id_ID" w:bidi="id_ID"/>
@@ -39491,7 +39497,7 @@
         </w:rPr>
         <w:t xml:space="preserve">, pembaca mungkin mengira pertanyaan berikutnya kepada Yesus juga bersifat permusuhan (lihat </w:t>
       </w:r>
-      <w:hyperlink r:id="rId813">
+      <w:hyperlink r:id="rId814">
         <w:r>
           <w:rPr>
             <w:lang w:val="id_ID" w:bidi="id_ID"/>
@@ -39545,7 +39551,7 @@
         </w:rPr>
         <w:t xml:space="preserve">, </w:t>
       </w:r>
-      <w:hyperlink r:id="rId865">
+      <w:hyperlink r:id="rId866">
         <w:r>
           <w:rPr>
             <w:lang w:val="id_ID" w:bidi="id_ID"/>
@@ -39563,7 +39569,7 @@
         </w:rPr>
         <w:t>), tetapi bukan. Catatan Markus sebelumnya tentang para ahli Taurat telah menggambarkan bahwa mereka sebagai pihak yang memusuhi (</w:t>
       </w:r>
-      <w:hyperlink r:id="rId897">
+      <w:hyperlink r:id="rId898">
         <w:r>
           <w:rPr>
             <w:lang w:val="id_ID" w:bidi="id_ID"/>
@@ -39617,7 +39623,7 @@
         </w:rPr>
         <w:t xml:space="preserve">; </w:t>
       </w:r>
-      <w:hyperlink r:id="rId898">
+      <w:hyperlink r:id="rId899">
         <w:r>
           <w:rPr>
             <w:lang w:val="id_ID" w:bidi="id_ID"/>
@@ -39671,7 +39677,7 @@
         </w:rPr>
         <w:t xml:space="preserve">; </w:t>
       </w:r>
-      <w:hyperlink r:id="rId899">
+      <w:hyperlink r:id="rId900">
         <w:r>
           <w:rPr>
             <w:lang w:val="id_ID" w:bidi="id_ID"/>
@@ -39743,7 +39749,7 @@
         </w:rPr>
         <w:t>), dan Yesus akan memperingatkan orang banyak tentang kemunafikan mereka (</w:t>
       </w:r>
-      <w:hyperlink r:id="rId900">
+      <w:hyperlink r:id="rId901">
         <w:r>
           <w:rPr>
             <w:lang w:val="id_ID" w:bidi="id_ID"/>
@@ -39761,7 +39767,7 @@
         </w:rPr>
         <w:t>), tetapi guru yang ini bersikap positif terhadap Yesus (</w:t>
       </w:r>
-      <w:hyperlink r:id="rId901">
+      <w:hyperlink r:id="rId902">
         <w:r>
           <w:rPr>
             <w:lang w:val="id_ID" w:bidi="id_ID"/>
@@ -39779,7 +39785,7 @@
         </w:rPr>
         <w:t xml:space="preserve">, </w:t>
       </w:r>
-      <w:hyperlink r:id="rId664">
+      <w:hyperlink r:id="rId665">
         <w:r>
           <w:rPr>
             <w:lang w:val="id_ID" w:bidi="id_ID"/>
@@ -39797,7 +39803,7 @@
         </w:rPr>
         <w:t>) dan memuji-Nya (</w:t>
       </w:r>
-      <w:hyperlink r:id="rId902">
+      <w:hyperlink r:id="rId903">
         <w:r>
           <w:rPr>
             <w:lang w:val="id_ID" w:bidi="id_ID"/>
@@ -39815,7 +39821,7 @@
         </w:rPr>
         <w:t>). Yesus menyebut jawaban orang itu atas pertanyaan-Nya sebagai jawaban yang bijaksana, dan Yesus mengatakan bahwa orang itu tidak jauh dari Kerajaan Allah (</w:t>
       </w:r>
-      <w:hyperlink r:id="rId903">
+      <w:hyperlink r:id="rId904">
         <w:r>
           <w:rPr>
             <w:lang w:val="id_ID" w:bidi="id_ID"/>
@@ -39881,7 +39887,7 @@
         </w:rPr>
         <w:t xml:space="preserve">Jawaban Yesus menggabungkan dua perintah yang sangat terpisah dalam Taurat. • Yang pertama, </w:t>
       </w:r>
-      <w:hyperlink r:id="rId904">
+      <w:hyperlink r:id="rId905">
         <w:r>
           <w:rPr>
             <w:lang w:val="id_ID" w:bidi="id_ID"/>
@@ -39912,7 +39918,7 @@
         </w:rPr>
         <w:t xml:space="preserve"> karena dimulai dengan kata Dengarkan (bahasa Ibrani shema‘). Perintah pertama sesuai dengan bagian pertama dari Sepuluh Perintah Allah (</w:t>
       </w:r>
-      <w:hyperlink r:id="rId905">
+      <w:hyperlink r:id="rId906">
         <w:r>
           <w:rPr>
             <w:lang w:val="id_ID" w:bidi="id_ID"/>
@@ -39930,7 +39936,7 @@
         </w:rPr>
         <w:t xml:space="preserve">), yang mengatur hubungan manusia dengan Allah. • Keesaan Tuhan adalah fondasi monoteisme Yahudi dan Kristen, serta merupakan dasar dari perintah untuk mengasihi Tuhan dengan segenap hati (pikiran dan rasa kasih), jiwa (keinginan dan perasaan), akal budi (pemahaman), dan kekuatan (energi dan kemampuan). • Perintah kedua berasal dari </w:t>
       </w:r>
-      <w:hyperlink r:id="rId906">
+      <w:hyperlink r:id="rId907">
         <w:r>
           <w:rPr>
             <w:lang w:val="id_ID" w:bidi="id_ID"/>
@@ -39948,7 +39954,7 @@
         </w:rPr>
         <w:t>. Ini sejalan dengan bagian kedua dari Sepuluh Perintah Allah (</w:t>
       </w:r>
-      <w:hyperlink r:id="rId907">
+      <w:hyperlink r:id="rId908">
         <w:r>
           <w:rPr>
             <w:lang w:val="id_ID" w:bidi="id_ID"/>
@@ -39966,7 +39972,7 @@
         </w:rPr>
         <w:t>), yang mengatur hubungan seseorang dengan orang lain. Perintah kedua didasarkan pada kecenderungan alamiah manusia untuk mempedulikan diri mereka sendiri. Pentingnya hal ini bagi gereja mula-mula dapat dilihat dari seringnya perintah ini diulang-ulang (</w:t>
       </w:r>
-      <w:hyperlink r:id="rId908">
+      <w:hyperlink r:id="rId909">
         <w:r>
           <w:rPr>
             <w:lang w:val="id_ID" w:bidi="id_ID"/>
@@ -39984,7 +39990,7 @@
         </w:rPr>
         <w:t xml:space="preserve">; </w:t>
       </w:r>
-      <w:hyperlink r:id="rId909">
+      <w:hyperlink r:id="rId910">
         <w:r>
           <w:rPr>
             <w:lang w:val="id_ID" w:bidi="id_ID"/>
@@ -40020,7 +40026,7 @@
         </w:rPr>
         <w:t xml:space="preserve">; </w:t>
       </w:r>
-      <w:hyperlink r:id="rId910">
+      <w:hyperlink r:id="rId911">
         <w:r>
           <w:rPr>
             <w:lang w:val="id_ID" w:bidi="id_ID"/>
@@ -40038,7 +40044,7 @@
         </w:rPr>
         <w:t xml:space="preserve">; </w:t>
       </w:r>
-      <w:hyperlink r:id="rId911">
+      <w:hyperlink r:id="rId912">
         <w:r>
           <w:rPr>
             <w:lang w:val="id_ID" w:bidi="id_ID"/>
@@ -40056,7 +40062,7 @@
         </w:rPr>
         <w:t xml:space="preserve">; </w:t>
       </w:r>
-      <w:hyperlink r:id="rId912">
+      <w:hyperlink r:id="rId913">
         <w:r>
           <w:rPr>
             <w:lang w:val="id_ID" w:bidi="id_ID"/>
@@ -40183,7 +40189,7 @@
         </w:rPr>
         <w:t xml:space="preserve">Kisah ini diakhiri dengan pujian Yesus kepada ahli Taurat itu karena ia mengakui bahwa dua perintah ini lebih penting daripada kurban bakaran dan kurban sembelihan (lihat </w:t>
       </w:r>
-      <w:hyperlink r:id="rId913">
+      <w:hyperlink r:id="rId914">
         <w:r>
           <w:rPr>
             <w:lang w:val="id_ID" w:bidi="id_ID"/>
@@ -40256,7 +40262,7 @@
         </w:rPr>
         <w:t xml:space="preserve">Setelah menjawab berbagai pertanyaan, sebagian besar dari lawan, Yesus sekarang mengajukan sebuah pertanyaan (lihat </w:t>
       </w:r>
-      <w:hyperlink r:id="rId914">
+      <w:hyperlink r:id="rId915">
         <w:r>
           <w:rPr>
             <w:lang w:val="id_ID" w:bidi="id_ID"/>
@@ -40274,7 +40280,7 @@
         </w:rPr>
         <w:t xml:space="preserve">; </w:t>
       </w:r>
-      <w:hyperlink r:id="rId915">
+      <w:hyperlink r:id="rId916">
         <w:r>
           <w:rPr>
             <w:lang w:val="id_ID" w:bidi="id_ID"/>
@@ -40292,7 +40298,7 @@
         </w:rPr>
         <w:t xml:space="preserve">; </w:t>
       </w:r>
-      <w:hyperlink r:id="rId916">
+      <w:hyperlink r:id="rId917">
         <w:r>
           <w:rPr>
             <w:lang w:val="id_ID" w:bidi="id_ID"/>
@@ -40310,7 +40316,7 @@
         </w:rPr>
         <w:t xml:space="preserve">; </w:t>
       </w:r>
-      <w:hyperlink r:id="rId917">
+      <w:hyperlink r:id="rId918">
         <w:r>
           <w:rPr>
             <w:lang w:val="id_ID" w:bidi="id_ID"/>
@@ -40328,7 +40334,7 @@
         </w:rPr>
         <w:t xml:space="preserve">). Mesias dianggap anak Daud karena ayat-ayat seperti </w:t>
       </w:r>
-      <w:hyperlink r:id="rId918">
+      <w:hyperlink r:id="rId919">
         <w:r>
           <w:rPr>
             <w:lang w:val="id_ID" w:bidi="id_ID"/>
@@ -40346,7 +40352,7 @@
         </w:rPr>
         <w:t xml:space="preserve">; </w:t>
       </w:r>
-      <w:hyperlink r:id="rId919">
+      <w:hyperlink r:id="rId920">
         <w:r>
           <w:rPr>
             <w:lang w:val="id_ID" w:bidi="id_ID"/>
@@ -40364,7 +40370,7 @@
         </w:rPr>
         <w:t xml:space="preserve">; </w:t>
       </w:r>
-      <w:hyperlink r:id="rId920">
+      <w:hyperlink r:id="rId921">
         <w:r>
           <w:rPr>
             <w:lang w:val="id_ID" w:bidi="id_ID"/>
@@ -40382,7 +40388,7 @@
         </w:rPr>
         <w:t xml:space="preserve">; </w:t>
       </w:r>
-      <w:hyperlink r:id="rId921">
+      <w:hyperlink r:id="rId922">
         <w:r>
           <w:rPr>
             <w:lang w:val="id_ID" w:bidi="id_ID"/>
@@ -40400,7 +40406,7 @@
         </w:rPr>
         <w:t xml:space="preserve">; </w:t>
       </w:r>
-      <w:hyperlink r:id="rId922">
+      <w:hyperlink r:id="rId923">
         <w:r>
           <w:rPr>
             <w:lang w:val="id_ID" w:bidi="id_ID"/>
@@ -40418,7 +40424,7 @@
         </w:rPr>
         <w:t xml:space="preserve">; </w:t>
       </w:r>
-      <w:hyperlink r:id="rId923">
+      <w:hyperlink r:id="rId924">
         <w:r>
           <w:rPr>
             <w:lang w:val="id_ID" w:bidi="id_ID"/>
@@ -40436,7 +40442,7 @@
         </w:rPr>
         <w:t>. Dengan pertanyaan-Nya, Yesus tidak menyangkal bahwa Mesias adalah keturunan Daud (</w:t>
       </w:r>
-      <w:hyperlink r:id="rId924">
+      <w:hyperlink r:id="rId925">
         <w:r>
           <w:rPr>
             <w:lang w:val="id_ID" w:bidi="id_ID"/>
@@ -40454,7 +40460,7 @@
         </w:rPr>
         <w:t xml:space="preserve">; </w:t>
       </w:r>
-      <w:hyperlink r:id="rId720">
+      <w:hyperlink r:id="rId721">
         <w:r>
           <w:rPr>
             <w:lang w:val="id_ID" w:bidi="id_ID"/>
@@ -40472,7 +40478,7 @@
         </w:rPr>
         <w:t xml:space="preserve">; lihat </w:t>
       </w:r>
-      <w:hyperlink r:id="rId925">
+      <w:hyperlink r:id="rId926">
         <w:r>
           <w:rPr>
             <w:lang w:val="id_ID" w:bidi="id_ID"/>
@@ -40532,7 +40538,7 @@
           <w:lang w:val="id_ID" w:bidi="id_ID"/>
         </w:rPr>
       </w:r>
-      <w:hyperlink r:id="rId926">
+      <w:hyperlink r:id="rId927">
         <w:r>
           <w:rPr>
             <w:lang w:val="id_ID" w:bidi="id_ID"/>
@@ -40586,7 +40592,7 @@
         </w:rPr>
         <w:t xml:space="preserve">; </w:t>
       </w:r>
-      <w:hyperlink r:id="rId927">
+      <w:hyperlink r:id="rId928">
         <w:r>
           <w:rPr>
             <w:lang w:val="id_ID" w:bidi="id_ID"/>
@@ -40604,7 +40610,7 @@
         </w:rPr>
         <w:t xml:space="preserve">, </w:t>
       </w:r>
-      <w:hyperlink r:id="rId928">
+      <w:hyperlink r:id="rId929">
         <w:r>
           <w:rPr>
             <w:lang w:val="id_ID" w:bidi="id_ID"/>
@@ -40706,7 +40712,7 @@
         </w:rPr>
         <w:t>. Ahli-ahli Taurat telah melanggar dua perintah utama (</w:t>
       </w:r>
-      <w:hyperlink r:id="rId669">
+      <w:hyperlink r:id="rId670">
         <w:r>
           <w:rPr>
             <w:lang w:val="id_ID" w:bidi="id_ID"/>
@@ -40724,7 +40730,7 @@
         </w:rPr>
         <w:t xml:space="preserve">). Mereka melanggar perintah pertama dengan tidak mengasihi Allah dan tidak memberikan kepada-Nya penghormatan dan penyembahan yang mereka cari untuk diri sendiri. • Jubah panjang diperkirakan adalah pakaian yang dikenakan oleh orang-orang religius; "menerima penghormatan" mungkin berarti dipanggil “Rabi” (lihat </w:t>
       </w:r>
-      <w:hyperlink r:id="rId929">
+      <w:hyperlink r:id="rId930">
         <w:r>
           <w:rPr>
             <w:lang w:val="id_ID" w:bidi="id_ID"/>
@@ -40790,7 +40796,7 @@
         </w:rPr>
         <w:t>Para ahli Taurat melanggar perintah kedua dengan tidak mengasihi sesama mereka, seperti yang terlihat dari tindakan mereka menipu para janda demi mendapatkan hartanya. Mereka jelas-jelas menipu kalangan yang paling lemah dan membutuhkan, padahal Allah peduli terhadap para janda (</w:t>
       </w:r>
-      <w:hyperlink r:id="rId930">
+      <w:hyperlink r:id="rId931">
         <w:r>
           <w:rPr>
             <w:lang w:val="id_ID" w:bidi="id_ID"/>
@@ -40808,7 +40814,7 @@
         </w:rPr>
         <w:t xml:space="preserve">; </w:t>
       </w:r>
-      <w:hyperlink r:id="rId931">
+      <w:hyperlink r:id="rId932">
         <w:r>
           <w:rPr>
             <w:lang w:val="id_ID" w:bidi="id_ID"/>
@@ -40826,7 +40832,7 @@
         </w:rPr>
         <w:t xml:space="preserve">; </w:t>
       </w:r>
-      <w:hyperlink r:id="rId932">
+      <w:hyperlink r:id="rId933">
         <w:r>
           <w:rPr>
             <w:lang w:val="id_ID" w:bidi="id_ID"/>
@@ -40844,7 +40850,7 @@
         </w:rPr>
         <w:t xml:space="preserve">; </w:t>
       </w:r>
-      <w:hyperlink r:id="rId933">
+      <w:hyperlink r:id="rId934">
         <w:r>
           <w:rPr>
             <w:lang w:val="id_ID" w:bidi="id_ID"/>
@@ -40862,7 +40868,7 @@
         </w:rPr>
         <w:t xml:space="preserve">; </w:t>
       </w:r>
-      <w:hyperlink r:id="rId934">
+      <w:hyperlink r:id="rId935">
         <w:r>
           <w:rPr>
             <w:lang w:val="id_ID" w:bidi="id_ID"/>
@@ -40880,7 +40886,7 @@
         </w:rPr>
         <w:t xml:space="preserve">; </w:t>
       </w:r>
-      <w:hyperlink r:id="rId935">
+      <w:hyperlink r:id="rId936">
         <w:r>
           <w:rPr>
             <w:lang w:val="id_ID" w:bidi="id_ID"/>
@@ -40898,7 +40904,7 @@
         </w:rPr>
         <w:t>) dan mengutuk mereka yang memperlakukan kaum janda dengan tidak adil (</w:t>
       </w:r>
-      <w:hyperlink r:id="rId936">
+      <w:hyperlink r:id="rId937">
         <w:r>
           <w:rPr>
             <w:lang w:val="id_ID" w:bidi="id_ID"/>
@@ -40916,7 +40922,7 @@
         </w:rPr>
         <w:t xml:space="preserve">; </w:t>
       </w:r>
-      <w:hyperlink r:id="rId937">
+      <w:hyperlink r:id="rId938">
         <w:r>
           <w:rPr>
             <w:lang w:val="id_ID" w:bidi="id_ID"/>
@@ -40934,7 +40940,7 @@
         </w:rPr>
         <w:t xml:space="preserve">; </w:t>
       </w:r>
-      <w:hyperlink r:id="rId938">
+      <w:hyperlink r:id="rId939">
         <w:r>
           <w:rPr>
             <w:lang w:val="id_ID" w:bidi="id_ID"/>
@@ -40952,7 +40958,7 @@
         </w:rPr>
         <w:t xml:space="preserve">; </w:t>
       </w:r>
-      <w:hyperlink r:id="rId939">
+      <w:hyperlink r:id="rId940">
         <w:r>
           <w:rPr>
             <w:lang w:val="id_ID" w:bidi="id_ID"/>
@@ -40970,7 +40976,7 @@
         </w:rPr>
         <w:t xml:space="preserve">). Para ahli Taurat mengenakan jubah kemunafikan yaitu kesalehan palsu (lihat </w:t>
       </w:r>
-      <w:hyperlink r:id="rId940">
+      <w:hyperlink r:id="rId941">
         <w:r>
           <w:rPr>
             <w:lang w:val="id_ID" w:bidi="id_ID"/>
@@ -40988,7 +40994,7 @@
         </w:rPr>
         <w:t xml:space="preserve">; </w:t>
       </w:r>
-      <w:hyperlink r:id="rId941">
+      <w:hyperlink r:id="rId942">
         <w:r>
           <w:rPr>
             <w:lang w:val="id_ID" w:bidi="id_ID"/>
@@ -41018,7 +41024,7 @@
         </w:rPr>
         <w:t>: Dalam penghakiman terakhir (</w:t>
       </w:r>
-      <w:hyperlink r:id="rId942">
+      <w:hyperlink r:id="rId943">
         <w:r>
           <w:rPr>
             <w:lang w:val="id_ID" w:bidi="id_ID"/>
@@ -41036,7 +41042,7 @@
         </w:rPr>
         <w:t xml:space="preserve">; lihat </w:t>
       </w:r>
-      <w:hyperlink r:id="rId943">
+      <w:hyperlink r:id="rId944">
         <w:r>
           <w:rPr>
             <w:lang w:val="id_ID" w:bidi="id_ID"/>
@@ -41140,7 +41146,7 @@
         </w:rPr>
         <w:t>, yaitu upah satu hari yang biasa diterima oleh seorang pekerja pada zaman itu (</w:t>
       </w:r>
-      <w:hyperlink r:id="rId944">
+      <w:hyperlink r:id="rId945">
         <w:r>
           <w:rPr>
             <w:lang w:val="id_ID" w:bidi="id_ID"/>
@@ -41206,7 +41212,7 @@
         </w:rPr>
         <w:t>Kisah tentang seorang janda miskin ini menyoroti perbedaan antara para pemimpin agama yang kesalehannya palsu (</w:t>
       </w:r>
-      <w:hyperlink r:id="rId900">
+      <w:hyperlink r:id="rId901">
         <w:r>
           <w:rPr>
             <w:lang w:val="id_ID" w:bidi="id_ID"/>
@@ -41272,7 +41278,7 @@
         </w:rPr>
         <w:t xml:space="preserve">Yesus memanggil murid-murid-Nya untuk mendengarkan pengajaran-Nya (lihat </w:t>
       </w:r>
-      <w:hyperlink r:id="rId809">
+      <w:hyperlink r:id="rId810">
         <w:r>
           <w:rPr>
             <w:lang w:val="id_ID" w:bidi="id_ID"/>
@@ -41326,7 +41332,7 @@
         </w:rPr>
         <w:t xml:space="preserve">; </w:t>
       </w:r>
-      <w:hyperlink r:id="rId945">
+      <w:hyperlink r:id="rId946">
         <w:r>
           <w:rPr>
             <w:lang w:val="id_ID" w:bidi="id_ID"/>
@@ -41344,7 +41350,7 @@
         </w:rPr>
         <w:t xml:space="preserve">; lihat juga </w:t>
       </w:r>
-      <w:hyperlink r:id="rId946">
+      <w:hyperlink r:id="rId947">
         <w:r>
           <w:rPr>
             <w:lang w:val="id_ID" w:bidi="id_ID"/>
@@ -41398,7 +41404,7 @@
         </w:rPr>
         <w:t xml:space="preserve"> mengungkapkan perbedaan radikal antara pemikiran-Nya dan pemikiran dunia. Tidak seorang pun akan menamai sebuah bangunan dengan nama janda tersebut karena memberikan dua koin kecil, tetapi Yesus dan Bapa-Nya melihat hati seseorang (</w:t>
       </w:r>
-      <w:hyperlink r:id="rId947">
+      <w:hyperlink r:id="rId948">
         <w:r>
           <w:rPr>
             <w:lang w:val="id_ID" w:bidi="id_ID"/>
@@ -41416,7 +41422,7 @@
         </w:rPr>
         <w:t>). Janda itu melakukan persis seperti yang Yesus katakan kepada pemuda kaya (</w:t>
       </w:r>
-      <w:hyperlink r:id="rId728">
+      <w:hyperlink r:id="rId729">
         <w:r>
           <w:rPr>
             <w:lang w:val="id_ID" w:bidi="id_ID"/>
@@ -41470,7 +41476,7 @@
         </w:rPr>
         <w:t xml:space="preserve">; </w:t>
       </w:r>
-      <w:hyperlink r:id="rId948">
+      <w:hyperlink r:id="rId949">
         <w:r>
           <w:rPr>
             <w:lang w:val="id_ID" w:bidi="id_ID"/>
@@ -41488,7 +41494,7 @@
         </w:rPr>
         <w:t xml:space="preserve">; </w:t>
       </w:r>
-      <w:hyperlink r:id="rId949">
+      <w:hyperlink r:id="rId950">
         <w:r>
           <w:rPr>
             <w:lang w:val="id_ID" w:bidi="id_ID"/>
@@ -41506,7 +41512,7 @@
         </w:rPr>
         <w:t xml:space="preserve">). Seperti perempuan dalam </w:t>
       </w:r>
-      <w:hyperlink r:id="rId731">
+      <w:hyperlink r:id="rId732">
         <w:r>
           <w:rPr>
             <w:lang w:val="id_ID" w:bidi="id_ID"/>
@@ -41524,7 +41530,7 @@
         </w:rPr>
         <w:t>, janda miskin itu mengasihi Tuhan dengan segenap hati, jiwa, pikiran, dan kekuatannya (</w:t>
       </w:r>
-      <w:hyperlink r:id="rId950">
+      <w:hyperlink r:id="rId951">
         <w:r>
           <w:rPr>
             <w:lang w:val="id_ID" w:bidi="id_ID"/>
@@ -41694,7 +41700,7 @@
         </w:rPr>
         <w:t xml:space="preserve">Pasal ini mengakhiri bagian yang dimulai pada </w:t>
       </w:r>
-      <w:hyperlink r:id="rId794">
+      <w:hyperlink r:id="rId795">
         <w:r>
           <w:rPr>
             <w:lang w:val="id_ID" w:bidi="id_ID"/>
@@ -41712,7 +41718,7 @@
         </w:rPr>
         <w:t>. Kegagalan Israel untuk menghasilkan buah (</w:t>
       </w:r>
-      <w:hyperlink r:id="rId951">
+      <w:hyperlink r:id="rId952">
         <w:r>
           <w:rPr>
             <w:lang w:val="id_ID" w:bidi="id_ID"/>
@@ -41730,7 +41736,7 @@
         </w:rPr>
         <w:t xml:space="preserve">; </w:t>
       </w:r>
-      <w:hyperlink r:id="rId900">
+      <w:hyperlink r:id="rId901">
         <w:r>
           <w:rPr>
             <w:lang w:val="id_ID" w:bidi="id_ID"/>
@@ -41748,7 +41754,7 @@
         </w:rPr>
         <w:t>) dan permusuhan para pemimpinnya terhadap orang yang diurapi Allah, yaitu Mesias (</w:t>
       </w:r>
-      <w:hyperlink r:id="rId719">
+      <w:hyperlink r:id="rId720">
         <w:r>
           <w:rPr>
             <w:lang w:val="id_ID" w:bidi="id_ID"/>
@@ -41766,7 +41772,7 @@
         </w:rPr>
         <w:t xml:space="preserve">, </w:t>
       </w:r>
-      <w:hyperlink r:id="rId818">
+      <w:hyperlink r:id="rId819">
         <w:r>
           <w:rPr>
             <w:lang w:val="id_ID" w:bidi="id_ID"/>
@@ -41784,7 +41790,7 @@
         </w:rPr>
         <w:t xml:space="preserve">; </w:t>
       </w:r>
-      <w:hyperlink r:id="rId674">
+      <w:hyperlink r:id="rId675">
         <w:r>
           <w:rPr>
             <w:lang w:val="id_ID" w:bidi="id_ID"/>
@@ -41802,7 +41808,7 @@
         </w:rPr>
         <w:t xml:space="preserve">, </w:t>
       </w:r>
-      <w:hyperlink r:id="rId952">
+      <w:hyperlink r:id="rId953">
         <w:r>
           <w:rPr>
             <w:lang w:val="id_ID" w:bidi="id_ID"/>
@@ -42039,7 +42045,7 @@
         </w:rPr>
         <w:t xml:space="preserve">; </w:t>
       </w:r>
-      <w:hyperlink r:id="rId953">
+      <w:hyperlink r:id="rId954">
         <w:r>
           <w:rPr>
             <w:lang w:val="id_ID" w:bidi="id_ID"/>
@@ -42057,7 +42063,7 @@
         </w:rPr>
         <w:t xml:space="preserve">). • Nubuat Yesus ini menimbulkan dua pertanyaan dari para murid. Meskipun beberapa ahli berpendapat bahwa pertanyaan kedua melampaui pertanyaan pertama dalam hal menantikan kedatangan Anak Manusia pada akhir zaman, cara terbaik adalah menafsirkan kedua pertanyaan ini sebagai fokus pada waktu dan tanda yang terkait dengan kehancuran Yerusalem dan Bait Suci (bdk. </w:t>
       </w:r>
-      <w:hyperlink r:id="rId954">
+      <w:hyperlink r:id="rId955">
         <w:r>
           <w:rPr>
             <w:lang w:val="id_ID" w:bidi="id_ID"/>
@@ -42075,7 +42081,7 @@
         </w:rPr>
         <w:t xml:space="preserve">; </w:t>
       </w:r>
-      <w:hyperlink r:id="rId955">
+      <w:hyperlink r:id="rId956">
         <w:r>
           <w:rPr>
             <w:lang w:val="id_ID" w:bidi="id_ID"/>
@@ -42093,7 +42099,7 @@
         </w:rPr>
         <w:t xml:space="preserve">). Pertanyaan-pertanyaan ini muncul secara wajar karena nubuat Yesus di </w:t>
       </w:r>
-      <w:hyperlink r:id="rId956">
+      <w:hyperlink r:id="rId957">
         <w:r>
           <w:rPr>
             <w:lang w:val="id_ID" w:bidi="id_ID"/>
@@ -42159,7 +42165,7 @@
         </w:rPr>
         <w:t>Yesus memperingatkan para pengikut-Nya agar tidak disesatkan oleh banyak mesias palsu yang akan datang dengan mengaku, 'Akulah Mesias' dan akan menipu banyak orang untuk mengikutinya. Para penipu ini akan mengaku sebagai Mesias Yahudi yang telah lama ditunggu-tunggu (bukan Yesus) atau berbicara atas nama Mesias. Penipu-penipu itu antara lain Teudas dari Galilea (</w:t>
       </w:r>
-      <w:hyperlink r:id="rId957">
+      <w:hyperlink r:id="rId958">
         <w:r>
           <w:rPr>
             <w:lang w:val="id_ID" w:bidi="id_ID"/>
@@ -42225,7 +42231,7 @@
         </w:rPr>
         <w:t xml:space="preserve">Bagian ini sering dibagi menjadi dua, </w:t>
       </w:r>
-      <w:hyperlink r:id="rId958">
+      <w:hyperlink r:id="rId959">
         <w:r>
           <w:rPr>
             <w:lang w:val="id_ID" w:bidi="id_ID"/>
@@ -42243,7 +42249,7 @@
         </w:rPr>
         <w:t xml:space="preserve"> dan </w:t>
       </w:r>
-      <w:hyperlink r:id="rId959">
+      <w:hyperlink r:id="rId960">
         <w:r>
           <w:rPr>
             <w:lang w:val="id_ID" w:bidi="id_ID"/>
@@ -42261,7 +42267,7 @@
         </w:rPr>
         <w:t xml:space="preserve">. Bagian pertama sering ditafsirkan sebagai kehancuran Yerusalem yang terjadi pada tahun 70 Masehi, sedangkan bagian kedua dipahami sebagai kedatangan Anak Manusia di masa depan. Namun, yang terbaik adalah menafsirkan seluruh </w:t>
       </w:r>
-      <w:hyperlink r:id="rId960">
+      <w:hyperlink r:id="rId961">
         <w:r>
           <w:rPr>
             <w:lang w:val="id_ID" w:bidi="id_ID"/>
@@ -42279,7 +42285,7 @@
         </w:rPr>
         <w:t xml:space="preserve"> sebagai gambaran peristiwa seputar kehancuran Yerusalem pada tahun 70 Masehi karena: (1) </w:t>
       </w:r>
-      <w:hyperlink r:id="rId960">
+      <w:hyperlink r:id="rId961">
         <w:r>
           <w:rPr>
             <w:lang w:val="id_ID" w:bidi="id_ID"/>
@@ -42297,6 +42303,150 @@
         </w:rPr>
         <w:t xml:space="preserve"> adalah jawaban Yesus atas dua pertanyaan (</w:t>
       </w:r>
+      <w:hyperlink r:id="rId962">
+        <w:r>
+          <w:rPr>
+            <w:lang w:val="id_ID" w:bidi="id_ID"/>
+          </w:rPr>
+          <w:rPr>
+            <w:color w:val="0000EE"/>
+            <w:u w:val="single"/>
+          </w:rPr>
+          <w:t>Mrk. 13:4</w:t>
+        </w:r>
+      </w:hyperlink>
+      <w:r>
+        <w:rPr>
+          <w:lang w:val="id_ID" w:bidi="id_ID"/>
+        </w:rPr>
+        <w:t>) yang berkaitan dengan kehancuran Yerusalem (</w:t>
+      </w:r>
+      <w:hyperlink r:id="rId957">
+        <w:r>
+          <w:rPr>
+            <w:lang w:val="id_ID" w:bidi="id_ID"/>
+          </w:rPr>
+          <w:rPr>
+            <w:color w:val="0000EE"/>
+            <w:u w:val="single"/>
+          </w:rPr>
+          <w:t>Mrk. 13:2</w:t>
+        </w:r>
+      </w:hyperlink>
+      <w:r>
+        <w:rPr>
+          <w:lang w:val="id_ID" w:bidi="id_ID"/>
+        </w:rPr>
+        <w:t>); (2) Perintah-perintah untuk melarikan diri dari Yudea (</w:t>
+      </w:r>
+      <w:hyperlink r:id="rId963">
+        <w:r>
+          <w:rPr>
+            <w:lang w:val="id_ID" w:bidi="id_ID"/>
+          </w:rPr>
+          <w:rPr>
+            <w:color w:val="0000EE"/>
+            <w:u w:val="single"/>
+          </w:rPr>
+          <w:t>Mrk. 13:14–16</w:t>
+        </w:r>
+      </w:hyperlink>
+      <w:r>
+        <w:rPr>
+          <w:lang w:val="id_ID" w:bidi="id_ID"/>
+        </w:rPr>
+        <w:t>), celaka bagi wanita hamil dan menyusui (</w:t>
+      </w:r>
+      <w:hyperlink r:id="rId964">
+        <w:r>
+          <w:rPr>
+            <w:lang w:val="id_ID" w:bidi="id_ID"/>
+          </w:rPr>
+          <w:rPr>
+            <w:color w:val="0000EE"/>
+            <w:u w:val="single"/>
+          </w:rPr>
+          <w:t>Mrk. 13:17</w:t>
+        </w:r>
+      </w:hyperlink>
+      <w:r>
+        <w:rPr>
+          <w:lang w:val="id_ID" w:bidi="id_ID"/>
+        </w:rPr>
+        <w:t>), dan doa agar hal itu tidak terjadi di musim dingin (</w:t>
+      </w:r>
+      <w:hyperlink r:id="rId965">
+        <w:r>
+          <w:rPr>
+            <w:lang w:val="id_ID" w:bidi="id_ID"/>
+          </w:rPr>
+          <w:rPr>
+            <w:color w:val="0000EE"/>
+            <w:u w:val="single"/>
+          </w:rPr>
+          <w:t>Mrk. 13:18</w:t>
+        </w:r>
+      </w:hyperlink>
+      <w:r>
+        <w:rPr>
+          <w:lang w:val="id_ID" w:bidi="id_ID"/>
+        </w:rPr>
+        <w:t>) masuk akal jika merujuk pada peristiwa tahun 70 Masehi tetapi tidak masuk akal jika merujuk pada kedatangan Kristus di masa depan; (3) Tiga peringatan dalam bagian ini (</w:t>
+      </w:r>
+      <w:hyperlink r:id="rId966">
+        <w:r>
+          <w:rPr>
+            <w:lang w:val="id_ID" w:bidi="id_ID"/>
+          </w:rPr>
+          <w:rPr>
+            <w:color w:val="0000EE"/>
+            <w:u w:val="single"/>
+          </w:rPr>
+          <w:t>Mrk. 13:5</w:t>
+        </w:r>
+      </w:hyperlink>
+      <w:r>
+        <w:rPr>
+          <w:lang w:val="id_ID" w:bidi="id_ID"/>
+        </w:rPr>
+        <w:t xml:space="preserve">, </w:t>
+      </w:r>
+      <w:hyperlink r:id="rId967">
+        <w:r>
+          <w:rPr>
+            <w:lang w:val="id_ID" w:bidi="id_ID"/>
+          </w:rPr>
+          <w:rPr>
+            <w:color w:val="0000EE"/>
+            <w:u w:val="single"/>
+          </w:rPr>
+          <w:t>9</w:t>
+        </w:r>
+      </w:hyperlink>
+      <w:r>
+        <w:rPr>
+          <w:lang w:val="id_ID" w:bidi="id_ID"/>
+        </w:rPr>
+        <w:t xml:space="preserve">, </w:t>
+      </w:r>
+      <w:hyperlink r:id="rId968">
+        <w:r>
+          <w:rPr>
+            <w:lang w:val="id_ID" w:bidi="id_ID"/>
+          </w:rPr>
+          <w:rPr>
+            <w:color w:val="0000EE"/>
+            <w:u w:val="single"/>
+          </w:rPr>
+          <w:t>23</w:t>
+        </w:r>
+      </w:hyperlink>
+      <w:r>
+        <w:rPr>
+          <w:lang w:val="id_ID" w:bidi="id_ID"/>
+        </w:rPr>
+        <w:t xml:space="preserve">) menyatukan bagian ini dan menunjukkan bahwa </w:t>
+      </w:r>
       <w:hyperlink r:id="rId961">
         <w:r>
           <w:rPr>
@@ -42306,150 +42456,6 @@
             <w:color w:val="0000EE"/>
             <w:u w:val="single"/>
           </w:rPr>
-          <w:t>Mrk. 13:4</w:t>
-        </w:r>
-      </w:hyperlink>
-      <w:r>
-        <w:rPr>
-          <w:lang w:val="id_ID" w:bidi="id_ID"/>
-        </w:rPr>
-        <w:t>) yang berkaitan dengan kehancuran Yerusalem (</w:t>
-      </w:r>
-      <w:hyperlink r:id="rId956">
-        <w:r>
-          <w:rPr>
-            <w:lang w:val="id_ID" w:bidi="id_ID"/>
-          </w:rPr>
-          <w:rPr>
-            <w:color w:val="0000EE"/>
-            <w:u w:val="single"/>
-          </w:rPr>
-          <w:t>Mrk. 13:2</w:t>
-        </w:r>
-      </w:hyperlink>
-      <w:r>
-        <w:rPr>
-          <w:lang w:val="id_ID" w:bidi="id_ID"/>
-        </w:rPr>
-        <w:t>); (2) Perintah-perintah untuk melarikan diri dari Yudea (</w:t>
-      </w:r>
-      <w:hyperlink r:id="rId962">
-        <w:r>
-          <w:rPr>
-            <w:lang w:val="id_ID" w:bidi="id_ID"/>
-          </w:rPr>
-          <w:rPr>
-            <w:color w:val="0000EE"/>
-            <w:u w:val="single"/>
-          </w:rPr>
-          <w:t>Mrk. 13:14–16</w:t>
-        </w:r>
-      </w:hyperlink>
-      <w:r>
-        <w:rPr>
-          <w:lang w:val="id_ID" w:bidi="id_ID"/>
-        </w:rPr>
-        <w:t>), celaka bagi wanita hamil dan menyusui (</w:t>
-      </w:r>
-      <w:hyperlink r:id="rId963">
-        <w:r>
-          <w:rPr>
-            <w:lang w:val="id_ID" w:bidi="id_ID"/>
-          </w:rPr>
-          <w:rPr>
-            <w:color w:val="0000EE"/>
-            <w:u w:val="single"/>
-          </w:rPr>
-          <w:t>Mrk. 13:17</w:t>
-        </w:r>
-      </w:hyperlink>
-      <w:r>
-        <w:rPr>
-          <w:lang w:val="id_ID" w:bidi="id_ID"/>
-        </w:rPr>
-        <w:t>), dan doa agar hal itu tidak terjadi di musim dingin (</w:t>
-      </w:r>
-      <w:hyperlink r:id="rId964">
-        <w:r>
-          <w:rPr>
-            <w:lang w:val="id_ID" w:bidi="id_ID"/>
-          </w:rPr>
-          <w:rPr>
-            <w:color w:val="0000EE"/>
-            <w:u w:val="single"/>
-          </w:rPr>
-          <w:t>Mrk. 13:18</w:t>
-        </w:r>
-      </w:hyperlink>
-      <w:r>
-        <w:rPr>
-          <w:lang w:val="id_ID" w:bidi="id_ID"/>
-        </w:rPr>
-        <w:t>) masuk akal jika merujuk pada peristiwa tahun 70 Masehi tetapi tidak masuk akal jika merujuk pada kedatangan Kristus di masa depan; (3) Tiga peringatan dalam bagian ini (</w:t>
-      </w:r>
-      <w:hyperlink r:id="rId965">
-        <w:r>
-          <w:rPr>
-            <w:lang w:val="id_ID" w:bidi="id_ID"/>
-          </w:rPr>
-          <w:rPr>
-            <w:color w:val="0000EE"/>
-            <w:u w:val="single"/>
-          </w:rPr>
-          <w:t>Mrk. 13:5</w:t>
-        </w:r>
-      </w:hyperlink>
-      <w:r>
-        <w:rPr>
-          <w:lang w:val="id_ID" w:bidi="id_ID"/>
-        </w:rPr>
-        <w:t xml:space="preserve">, </w:t>
-      </w:r>
-      <w:hyperlink r:id="rId966">
-        <w:r>
-          <w:rPr>
-            <w:lang w:val="id_ID" w:bidi="id_ID"/>
-          </w:rPr>
-          <w:rPr>
-            <w:color w:val="0000EE"/>
-            <w:u w:val="single"/>
-          </w:rPr>
-          <w:t>9</w:t>
-        </w:r>
-      </w:hyperlink>
-      <w:r>
-        <w:rPr>
-          <w:lang w:val="id_ID" w:bidi="id_ID"/>
-        </w:rPr>
-        <w:t xml:space="preserve">, </w:t>
-      </w:r>
-      <w:hyperlink r:id="rId967">
-        <w:r>
-          <w:rPr>
-            <w:lang w:val="id_ID" w:bidi="id_ID"/>
-          </w:rPr>
-          <w:rPr>
-            <w:color w:val="0000EE"/>
-            <w:u w:val="single"/>
-          </w:rPr>
-          <w:t>23</w:t>
-        </w:r>
-      </w:hyperlink>
-      <w:r>
-        <w:rPr>
-          <w:lang w:val="id_ID" w:bidi="id_ID"/>
-        </w:rPr>
-        <w:t xml:space="preserve">) menyatukan bagian ini dan menunjukkan bahwa </w:t>
-      </w:r>
-      <w:hyperlink r:id="rId960">
-        <w:r>
-          <w:rPr>
-            <w:lang w:val="id_ID" w:bidi="id_ID"/>
-          </w:rPr>
-          <w:rPr>
-            <w:color w:val="0000EE"/>
-            <w:u w:val="single"/>
-          </w:rPr>
           <w:t>Mrk. 13:5–23</w:t>
         </w:r>
       </w:hyperlink>
@@ -42459,7 +42465,7 @@
         </w:rPr>
         <w:t xml:space="preserve"> harus dipahami sebagai satu kesatuan. • Pembagian dalam bagian ini disusun sebagai kiasmus (pola-X): A: Penipu mengaku sebagai Mesias (</w:t>
       </w:r>
-      <w:hyperlink r:id="rId968">
+      <w:hyperlink r:id="rId969">
         <w:r>
           <w:rPr>
             <w:lang w:val="id_ID" w:bidi="id_ID"/>
@@ -42477,7 +42483,7 @@
         </w:rPr>
         <w:t>). B: Ada berita tentang pertempuran dan bencana alam (</w:t>
       </w:r>
-      <w:hyperlink r:id="rId969">
+      <w:hyperlink r:id="rId970">
         <w:r>
           <w:rPr>
             <w:lang w:val="id_ID" w:bidi="id_ID"/>
@@ -42495,7 +42501,7 @@
         </w:rPr>
         <w:t>). C: Ada penganiayaan terhadap orang percaya (</w:t>
       </w:r>
-      <w:hyperlink r:id="rId970">
+      <w:hyperlink r:id="rId971">
         <w:r>
           <w:rPr>
             <w:lang w:val="id_ID" w:bidi="id_ID"/>
@@ -42513,7 +42519,7 @@
         </w:rPr>
         <w:t>). B': Mulainya peperangan di Yudea dan kesengsaraan yang diakibatkannya (</w:t>
       </w:r>
-      <w:hyperlink r:id="rId971">
+      <w:hyperlink r:id="rId972">
         <w:r>
           <w:rPr>
             <w:lang w:val="id_ID" w:bidi="id_ID"/>
@@ -42531,7 +42537,7 @@
         </w:rPr>
         <w:t>). A': Penipu mengaku sebagai Mesias (</w:t>
       </w:r>
-      <w:hyperlink r:id="rId972">
+      <w:hyperlink r:id="rId973">
         <w:r>
           <w:rPr>
             <w:lang w:val="id_ID" w:bidi="id_ID"/>
@@ -42693,7 +42699,7 @@
         </w:rPr>
         <w:t xml:space="preserve">; </w:t>
       </w:r>
-      <w:hyperlink r:id="rId688">
+      <w:hyperlink r:id="rId689">
         <w:r>
           <w:rPr>
             <w:lang w:val="id_ID" w:bidi="id_ID"/>
@@ -42711,7 +42717,7 @@
         </w:rPr>
         <w:t xml:space="preserve">; </w:t>
       </w:r>
-      <w:hyperlink r:id="rId973">
+      <w:hyperlink r:id="rId974">
         <w:r>
           <w:rPr>
             <w:lang w:val="id_ID" w:bidi="id_ID"/>
@@ -42747,7 +42753,7 @@
         </w:rPr>
         <w:t xml:space="preserve">). Orang-orang Kristen Yahudi akan dibawa ke hadapan mahkamah agama Yahudi yang memiliki otoritas atas masyarakat Yahudi. Kita membaca tentang mahkamah agama seperti itu dalam </w:t>
       </w:r>
-      <w:hyperlink r:id="rId974">
+      <w:hyperlink r:id="rId975">
         <w:r>
           <w:rPr>
             <w:lang w:val="id_ID" w:bidi="id_ID"/>
@@ -42765,7 +42771,7 @@
         </w:rPr>
         <w:t xml:space="preserve"> dan kemungkinan dalam </w:t>
       </w:r>
-      <w:hyperlink r:id="rId975">
+      <w:hyperlink r:id="rId976">
         <w:r>
           <w:rPr>
             <w:lang w:val="id_ID" w:bidi="id_ID"/>
@@ -42783,7 +42789,7 @@
         </w:rPr>
         <w:t xml:space="preserve"> (lihat juga </w:t>
       </w:r>
-      <w:hyperlink r:id="rId976">
+      <w:hyperlink r:id="rId977">
         <w:r>
           <w:rPr>
             <w:lang w:val="id_ID" w:bidi="id_ID"/>
@@ -42801,7 +42807,7 @@
         </w:rPr>
         <w:t xml:space="preserve">). • dipukul di rumah ibadat: Pemukulan Paulus dalam </w:t>
       </w:r>
-      <w:hyperlink r:id="rId977">
+      <w:hyperlink r:id="rId978">
         <w:r>
           <w:rPr>
             <w:lang w:val="id_ID" w:bidi="id_ID"/>
@@ -42819,7 +42825,7 @@
         </w:rPr>
         <w:t xml:space="preserve"> mungkin dilakukan di sinagoge setempat. • Para pengikut Yesus juga rentan disidang di hadapan para gubernur dan raja-raja (lihat </w:t>
       </w:r>
-      <w:hyperlink r:id="rId978">
+      <w:hyperlink r:id="rId979">
         <w:r>
           <w:rPr>
             <w:lang w:val="id_ID" w:bidi="id_ID"/>
@@ -42837,7 +42843,7 @@
         </w:rPr>
         <w:t xml:space="preserve">; </w:t>
       </w:r>
-      <w:hyperlink r:id="rId979">
+      <w:hyperlink r:id="rId980">
         <w:r>
           <w:rPr>
             <w:lang w:val="id_ID" w:bidi="id_ID"/>
@@ -42855,7 +42861,7 @@
         </w:rPr>
         <w:t xml:space="preserve">; </w:t>
       </w:r>
-      <w:hyperlink r:id="rId980">
+      <w:hyperlink r:id="rId981">
         <w:r>
           <w:rPr>
             <w:lang w:val="id_ID" w:bidi="id_ID"/>
@@ -42873,7 +42879,7 @@
         </w:rPr>
         <w:t>). Pengadilan seperti itu terjadi karena mereka adalah pengikut Yesus (</w:t>
       </w:r>
-      <w:hyperlink r:id="rId966">
+      <w:hyperlink r:id="rId967">
         <w:r>
           <w:rPr>
             <w:lang w:val="id_ID" w:bidi="id_ID"/>
@@ -42909,7 +42915,7 @@
         </w:rPr>
         <w:t xml:space="preserve">), bukan karena kesalahan yang nyata (lihat </w:t>
       </w:r>
-      <w:hyperlink r:id="rId981">
+      <w:hyperlink r:id="rId982">
         <w:r>
           <w:rPr>
             <w:lang w:val="id_ID" w:bidi="id_ID"/>
@@ -42975,7 +42981,7 @@
         </w:rPr>
         <w:t>Pencobaan-pencobaan seperti itu (</w:t>
       </w:r>
-      <w:hyperlink r:id="rId966">
+      <w:hyperlink r:id="rId967">
         <w:r>
           <w:rPr>
             <w:lang w:val="id_ID" w:bidi="id_ID"/>
@@ -42993,7 +42999,7 @@
         </w:rPr>
         <w:t xml:space="preserve">, </w:t>
       </w:r>
-      <w:hyperlink r:id="rId982">
+      <w:hyperlink r:id="rId983">
         <w:r>
           <w:rPr>
             <w:lang w:val="id_ID" w:bidi="id_ID"/>
@@ -43011,7 +43017,7 @@
         </w:rPr>
         <w:t xml:space="preserve">) akan menjadi sarana yang melaluinya Kabar Baik diberitakan kepada semua bangsa. Ini semua akan terjadi lebih dulu—yaitu, sebelum kehancuran Yerusalem. Untuk pemahaman Paulus tentang bagaimana Kabar Baik telah diberitakan kepada semua bangsa pada zamannya, lihat </w:t>
       </w:r>
-      <w:hyperlink r:id="rId983">
+      <w:hyperlink r:id="rId984">
         <w:r>
           <w:rPr>
             <w:lang w:val="id_ID" w:bidi="id_ID"/>
@@ -43029,7 +43035,7 @@
         </w:rPr>
         <w:t xml:space="preserve">; </w:t>
       </w:r>
-      <w:hyperlink r:id="rId984">
+      <w:hyperlink r:id="rId985">
         <w:r>
           <w:rPr>
             <w:lang w:val="id_ID" w:bidi="id_ID"/>
@@ -43047,7 +43053,7 @@
         </w:rPr>
         <w:t xml:space="preserve">, </w:t>
       </w:r>
-      <w:hyperlink r:id="rId985">
+      <w:hyperlink r:id="rId986">
         <w:r>
           <w:rPr>
             <w:lang w:val="id_ID" w:bidi="id_ID"/>
@@ -43065,7 +43071,7 @@
         </w:rPr>
         <w:t xml:space="preserve"> (lihat juga </w:t>
       </w:r>
-      <w:hyperlink r:id="rId986">
+      <w:hyperlink r:id="rId987">
         <w:r>
           <w:rPr>
             <w:lang w:val="id_ID" w:bidi="id_ID"/>
@@ -43083,7 +43089,7 @@
         </w:rPr>
         <w:t xml:space="preserve">, </w:t>
       </w:r>
-      <w:hyperlink r:id="rId987">
+      <w:hyperlink r:id="rId988">
         <w:r>
           <w:rPr>
             <w:lang w:val="id_ID" w:bidi="id_ID"/>
@@ -43101,7 +43107,7 @@
         </w:rPr>
         <w:t xml:space="preserve">; </w:t>
       </w:r>
-      <w:hyperlink r:id="rId988">
+      <w:hyperlink r:id="rId989">
         <w:r>
           <w:rPr>
             <w:lang w:val="id_ID" w:bidi="id_ID"/>
@@ -43119,7 +43125,7 @@
         </w:rPr>
         <w:t xml:space="preserve">; </w:t>
       </w:r>
-      <w:hyperlink r:id="rId989">
+      <w:hyperlink r:id="rId990">
         <w:r>
           <w:rPr>
             <w:lang w:val="id_ID" w:bidi="id_ID"/>
@@ -43137,7 +43143,7 @@
         </w:rPr>
         <w:t xml:space="preserve">, </w:t>
       </w:r>
-      <w:hyperlink r:id="rId990">
+      <w:hyperlink r:id="rId991">
         <w:r>
           <w:rPr>
             <w:lang w:val="id_ID" w:bidi="id_ID"/>
@@ -43203,7 +43209,7 @@
         </w:rPr>
         <w:t xml:space="preserve">Ada ucapan penguatan setelah kata-kata peringatan dalam </w:t>
       </w:r>
-      <w:hyperlink r:id="rId966">
+      <w:hyperlink r:id="rId967">
         <w:r>
           <w:rPr>
             <w:lang w:val="id_ID" w:bidi="id_ID"/>
@@ -43221,7 +43227,7 @@
         </w:rPr>
         <w:t xml:space="preserve">. Para pengikut Yesus tidak perlu takut tentang apa yang harus mereka katakan dalam situasi seperti ini. Para pengikut Yesus yang mula-mula pada umumnya tidak berpendidikan dan tidak memiliki pengaruh politik (lihat </w:t>
       </w:r>
-      <w:hyperlink r:id="rId991">
+      <w:hyperlink r:id="rId992">
         <w:r>
           <w:rPr>
             <w:lang w:val="id_ID" w:bidi="id_ID"/>
@@ -43239,7 +43245,7 @@
         </w:rPr>
         <w:t xml:space="preserve">; </w:t>
       </w:r>
-      <w:hyperlink r:id="rId992">
+      <w:hyperlink r:id="rId993">
         <w:r>
           <w:rPr>
             <w:lang w:val="id_ID" w:bidi="id_ID"/>
@@ -43305,7 +43311,7 @@
         </w:rPr>
         <w:t xml:space="preserve">Tidak akan ada satu kelompok pun, bahkan keluarga mereka sendiri, yang dapat menjadi tempat bagi orang-orang Kristen yang teraniaya untuk melarikan diri atau meminta pertolongan (lihat </w:t>
       </w:r>
-      <w:hyperlink r:id="rId993">
+      <w:hyperlink r:id="rId994">
         <w:r>
           <w:rPr>
             <w:lang w:val="id_ID" w:bidi="id_ID"/>
@@ -43323,7 +43329,7 @@
         </w:rPr>
         <w:t xml:space="preserve">; </w:t>
       </w:r>
-      <w:hyperlink r:id="rId994">
+      <w:hyperlink r:id="rId995">
         <w:r>
           <w:rPr>
             <w:lang w:val="id_ID" w:bidi="id_ID"/>
@@ -43395,7 +43401,7 @@
         </w:rPr>
         <w:t xml:space="preserve">, </w:t>
       </w:r>
-      <w:hyperlink r:id="rId995">
+      <w:hyperlink r:id="rId996">
         <w:r>
           <w:rPr>
             <w:lang w:val="id_ID" w:bidi="id_ID"/>
@@ -43413,7 +43419,7 @@
         </w:rPr>
         <w:t xml:space="preserve">, </w:t>
       </w:r>
-      <w:hyperlink r:id="rId996">
+      <w:hyperlink r:id="rId997">
         <w:r>
           <w:rPr>
             <w:lang w:val="id_ID" w:bidi="id_ID"/>
@@ -43431,7 +43437,7 @@
         </w:rPr>
         <w:t xml:space="preserve">; </w:t>
       </w:r>
-      <w:hyperlink r:id="rId997">
+      <w:hyperlink r:id="rId998">
         <w:r>
           <w:rPr>
             <w:lang w:val="id_ID" w:bidi="id_ID"/>
@@ -43449,7 +43455,7 @@
         </w:rPr>
         <w:t xml:space="preserve">, </w:t>
       </w:r>
-      <w:hyperlink r:id="rId998">
+      <w:hyperlink r:id="rId999">
         <w:r>
           <w:rPr>
             <w:lang w:val="id_ID" w:bidi="id_ID"/>
@@ -43467,7 +43473,7 @@
         </w:rPr>
         <w:t xml:space="preserve">, </w:t>
       </w:r>
-      <w:hyperlink r:id="rId999">
+      <w:hyperlink r:id="rId1000">
         <w:r>
           <w:rPr>
             <w:lang w:val="id_ID" w:bidi="id_ID"/>
@@ -43539,7 +43545,7 @@
         </w:rPr>
         <w:t>Akan tiba saatnya kamu akan melihat benda cemar yang menyebabkan kenajisan): Markus tidak menjelaskan benda apakah itu, tetapi para pembaca Yahudi pada abad pertama sudah mengenal istilah tersebut. Nabi Daniel telah menubuatkan bahwa benda seperti itu akan berdiri di Bait Allah di Yerusalem (</w:t>
       </w:r>
-      <w:hyperlink r:id="rId1000">
+      <w:hyperlink r:id="rId1001">
         <w:r>
           <w:rPr>
             <w:lang w:val="id_ID" w:bidi="id_ID"/>
@@ -43557,7 +43563,7 @@
         </w:rPr>
         <w:t xml:space="preserve">; </w:t>
       </w:r>
-      <w:hyperlink r:id="rId1001">
+      <w:hyperlink r:id="rId1002">
         <w:r>
           <w:rPr>
             <w:lang w:val="id_ID" w:bidi="id_ID"/>
@@ -43601,7 +43607,7 @@
         </w:rPr>
         <w:t xml:space="preserve"> 1:54, 59). • berdiri di tempat yang tidak sepatutnya: Mengingat latar belakang sejarah dan rujukan kepada Yerusalem (</w:t>
       </w:r>
-      <w:hyperlink r:id="rId956">
+      <w:hyperlink r:id="rId957">
         <w:r>
           <w:rPr>
             <w:lang w:val="id_ID" w:bidi="id_ID"/>
@@ -43619,7 +43625,7 @@
         </w:rPr>
         <w:t xml:space="preserve">, </w:t>
       </w:r>
-      <w:hyperlink r:id="rId961">
+      <w:hyperlink r:id="rId962">
         <w:r>
           <w:rPr>
             <w:lang w:val="id_ID" w:bidi="id_ID"/>
@@ -43637,7 +43643,7 @@
         </w:rPr>
         <w:t>) dan Yudea (</w:t>
       </w:r>
-      <w:hyperlink r:id="rId1002">
+      <w:hyperlink r:id="rId1003">
         <w:r>
           <w:rPr>
             <w:lang w:val="id_ID" w:bidi="id_ID"/>
@@ -43720,7 +43726,7 @@
         </w:rPr>
         <w:t xml:space="preserve"> 6.6.1); (6) kehancuran Bait Suci itu sendiri pada tahun 70 Masehi; atau (7) peristiwa di masa depan yang melibatkan kedatangan antikristus (lihat </w:t>
       </w:r>
-      <w:hyperlink r:id="rId1003">
+      <w:hyperlink r:id="rId1004">
         <w:r>
           <w:rPr>
             <w:lang w:val="id_ID" w:bidi="id_ID"/>
@@ -43751,7 +43757,7 @@
         </w:rPr>
         <w:t xml:space="preserve"> ungkapan ini melibatkan Bait Suci, mezbah, dan ritual pengurbanannya. Dalam </w:t>
       </w:r>
-      <w:hyperlink r:id="rId971">
+      <w:hyperlink r:id="rId972">
         <w:r>
           <w:rPr>
             <w:lang w:val="id_ID" w:bidi="id_ID"/>
@@ -43769,7 +43775,7 @@
         </w:rPr>
         <w:t xml:space="preserve">, ini adalah tanda bagi orang-orang untuk melarikan diri dari Yudea, dan apa yang dimaksud harus terjadi sementara masih ada waktu untuk melarikan diri (yaitu, sebelum tentara Romawi menduduki Yudea dan mengepung Yerusalem). Penjelasan 1 dan 2 terlalu dini untuk dijadikan tanda yang dapat dikenali untuk melarikan diri dari Yudea, mereka tidak benar-benar menajiskan Bait Allah, dan orang-orang Kristen tidak melarikan diri dari Yerusalem. Penjelasan </w:t>
       </w:r>
-      <w:hyperlink r:id="rId1004">
+      <w:hyperlink r:id="rId1005">
         <w:r>
           <w:rPr>
             <w:lang w:val="id_ID" w:bidi="id_ID"/>
@@ -43787,7 +43793,7 @@
         </w:rPr>
         <w:t xml:space="preserve"> terjadi belakangan, karena tidak akan ada kesempatan untuk melarikan diri setelah Titus memasuki Yerusalem. Penjelasan 7 tidak merujuk pada kehancuran Yerusalem tahun 70 Masehi, yang merupakan pokok bahasan dari </w:t>
       </w:r>
-      <w:hyperlink r:id="rId971">
+      <w:hyperlink r:id="rId972">
         <w:r>
           <w:rPr>
             <w:lang w:val="id_ID" w:bidi="id_ID"/>
@@ -43866,7 +43872,7 @@
         </w:rPr>
         <w:t xml:space="preserve">Sekarang Yesus memberikan tanda yang diminta dalam </w:t>
       </w:r>
-      <w:hyperlink r:id="rId961">
+      <w:hyperlink r:id="rId962">
         <w:r>
           <w:rPr>
             <w:lang w:val="id_ID" w:bidi="id_ID"/>
@@ -43884,7 +43890,7 @@
         </w:rPr>
         <w:t xml:space="preserve"> dan memberi petunjuk bagaimana para pengikut-Nya harus bereaksi ketika mereka melihatnya. Dalam </w:t>
       </w:r>
-      <w:hyperlink r:id="rId958">
+      <w:hyperlink r:id="rId959">
         <w:r>
           <w:rPr>
             <w:lang w:val="id_ID" w:bidi="id_ID"/>
@@ -43950,7 +43956,7 @@
         </w:rPr>
         <w:t xml:space="preserve">Seseorang yang sedang bersantai di atap rumah mereka di Yudea tidak boleh berkemas setelah melihat tanda ini, tetapi harus langsung turun dan melarikan diri. Demikian pula, seseorang yang sedang berada di ladang tidak boleh kembali ke rumah untuk mengambil jubahnya. Orang-orang percaya harus melarikan diri dari tentara Romawi yang mendekat segera setelah mereka melihat tanda di </w:t>
       </w:r>
-      <w:hyperlink r:id="rId1002">
+      <w:hyperlink r:id="rId1003">
         <w:r>
           <w:rPr>
             <w:lang w:val="id_ID" w:bidi="id_ID"/>
@@ -44016,7 +44022,7 @@
         </w:rPr>
         <w:t xml:space="preserve">Intensitas bencana yang akan datang digambarkan oleh penderitaan kaum yang paling rentan. Pada hari itu, sukacita menjadi ibu (lihat </w:t>
       </w:r>
-      <w:hyperlink r:id="rId1005">
+      <w:hyperlink r:id="rId1006">
         <w:r>
           <w:rPr>
             <w:lang w:val="id_ID" w:bidi="id_ID"/>
@@ -44034,7 +44040,7 @@
         </w:rPr>
         <w:t xml:space="preserve">, </w:t>
       </w:r>
-      <w:hyperlink r:id="rId1006">
+      <w:hyperlink r:id="rId1007">
         <w:r>
           <w:rPr>
             <w:lang w:val="id_ID" w:bidi="id_ID"/>
@@ -44166,7 +44172,7 @@
         </w:rPr>
         <w:t xml:space="preserve">: Peristiwa-peristiwa dalam </w:t>
       </w:r>
-      <w:hyperlink r:id="rId959">
+      <w:hyperlink r:id="rId960">
         <w:r>
           <w:rPr>
             <w:lang w:val="id_ID" w:bidi="id_ID"/>
@@ -44318,7 +44324,7 @@
         </w:rPr>
         <w:t>Bagian yang lebih besar (</w:t>
       </w:r>
-      <w:hyperlink r:id="rId960">
+      <w:hyperlink r:id="rId961">
         <w:r>
           <w:rPr>
             <w:lang w:val="id_ID" w:bidi="id_ID"/>
@@ -44336,7 +44342,7 @@
         </w:rPr>
         <w:t xml:space="preserve">) diakhiri dengan peringatan lain tentang orang yang menyamar sebagai Mesias. Di sini para penipu itu dikaitkan dengan peristiwa-peristiwa pada tahun 70 Masehi, sedangkan dalam </w:t>
       </w:r>
-      <w:hyperlink r:id="rId968">
+      <w:hyperlink r:id="rId969">
         <w:r>
           <w:rPr>
             <w:lang w:val="id_ID" w:bidi="id_ID"/>
@@ -44354,7 +44360,7 @@
         </w:rPr>
         <w:t xml:space="preserve"> mereka dikaitkan dengan kejadian-kejadian yang biasa terjadi. Bersamaan dengan mesias-mesias palsu, nabi-nabi akan muncul dan melakukan tanda-tanda ajaib serta mukjizat (</w:t>
       </w:r>
-      <w:hyperlink r:id="rId1007">
+      <w:hyperlink r:id="rId1008">
         <w:r>
           <w:rPr>
             <w:lang w:val="id_ID" w:bidi="id_ID"/>
@@ -44390,7 +44396,7 @@
         </w:rPr>
         <w:t xml:space="preserve">), semua orang akan melihat dan mengetahuinya (lihat </w:t>
       </w:r>
-      <w:hyperlink r:id="rId1008">
+      <w:hyperlink r:id="rId1009">
         <w:r>
           <w:rPr>
             <w:lang w:val="id_ID" w:bidi="id_ID"/>
@@ -44408,7 +44414,7 @@
         </w:rPr>
         <w:t>). • Hati-hatilah! Peringatan ini menyatukan bagian ini (</w:t>
       </w:r>
-      <w:hyperlink r:id="rId960">
+      <w:hyperlink r:id="rId961">
         <w:r>
           <w:rPr>
             <w:lang w:val="id_ID" w:bidi="id_ID"/>
@@ -44439,7 +44445,7 @@
         </w:rPr>
         <w:t xml:space="preserve"> 17.10.8) mencatat kerugian besar yang dilakukan oleh para penipu ini, yang mendorong orang-orang Yahudi untuk melawan Romawi. Tidak ada yang boleh mengalihkan perhatian orang Kristen untuk melarikan diri dari Yudea dan Yerusalem ketika mereka melihat benda cemar yang menyebabkan kenajisan. • Bagi para pembaca Markus di Roma, pesan Yesus memiliki penerapan yang berbeda. Markus ingin para pembacanya waspada terhadap mereka yang menjanjikan waktu yang tepat atas penggenapan nubuat itu. Mereka tidak dapat mengetahui waktunya (</w:t>
       </w:r>
-      <w:hyperlink r:id="rId711">
+      <w:hyperlink r:id="rId712">
         <w:r>
           <w:rPr>
             <w:lang w:val="id_ID" w:bidi="id_ID"/>
@@ -44457,7 +44463,7 @@
         </w:rPr>
         <w:t>), dan hiruk pikuk mengenai kedatangan Kristus yang kedua kali dilarang, tetapi mereka harus waspada (</w:t>
       </w:r>
-      <w:hyperlink r:id="rId1009">
+      <w:hyperlink r:id="rId1010">
         <w:r>
           <w:rPr>
             <w:lang w:val="id_ID" w:bidi="id_ID"/>
@@ -44475,7 +44481,7 @@
         </w:rPr>
         <w:t>) dan mempersiapkan diri mereka untuk menghadapi penganiayaan (</w:t>
       </w:r>
-      <w:hyperlink r:id="rId970">
+      <w:hyperlink r:id="rId971">
         <w:r>
           <w:rPr>
             <w:lang w:val="id_ID" w:bidi="id_ID"/>
@@ -44493,7 +44499,7 @@
         </w:rPr>
         <w:t xml:space="preserve">; lihat </w:t>
       </w:r>
-      <w:hyperlink r:id="rId688">
+      <w:hyperlink r:id="rId689">
         <w:r>
           <w:rPr>
             <w:lang w:val="id_ID" w:bidi="id_ID"/>
@@ -44511,7 +44517,7 @@
         </w:rPr>
         <w:t>) sesuai dengan perkataan Yesus yang menguatkan mereka (</w:t>
       </w:r>
-      <w:hyperlink r:id="rId982">
+      <w:hyperlink r:id="rId983">
         <w:r>
           <w:rPr>
             <w:lang w:val="id_ID" w:bidi="id_ID"/>
@@ -44595,7 +44601,7 @@
         </w:rPr>
         <w:t>Beberapa istilah yang digunakan dalam Perjanjian Baru untuk menggambarkan kedatangan Yesus kedua kali, seperti "sangkakala Allah berbunyi" (</w:t>
       </w:r>
-      <w:hyperlink r:id="rId1010">
+      <w:hyperlink r:id="rId1011">
         <w:r>
           <w:rPr>
             <w:lang w:val="id_ID" w:bidi="id_ID"/>
@@ -44613,7 +44619,7 @@
         </w:rPr>
         <w:t xml:space="preserve">), tampaknya bersifat metaforis, dan dalam Perjanjian Lama, istilah kosmik sering kali digunakan untuk menggambarkan peristiwa-peristiwa sejarah secara metaforis (lihat </w:t>
       </w:r>
-      <w:hyperlink r:id="rId1011">
+      <w:hyperlink r:id="rId1012">
         <w:r>
           <w:rPr>
             <w:lang w:val="id_ID" w:bidi="id_ID"/>
@@ -44631,7 +44637,7 @@
         </w:rPr>
         <w:t xml:space="preserve">; </w:t>
       </w:r>
-      <w:hyperlink r:id="rId1012">
+      <w:hyperlink r:id="rId1013">
         <w:r>
           <w:rPr>
             <w:lang w:val="id_ID" w:bidi="id_ID"/>
@@ -44649,7 +44655,7 @@
         </w:rPr>
         <w:t xml:space="preserve">; </w:t>
       </w:r>
-      <w:hyperlink r:id="rId1013">
+      <w:hyperlink r:id="rId1014">
         <w:r>
           <w:rPr>
             <w:lang w:val="id_ID" w:bidi="id_ID"/>
@@ -44667,7 +44673,7 @@
         </w:rPr>
         <w:t xml:space="preserve">; </w:t>
       </w:r>
-      <w:hyperlink r:id="rId1014">
+      <w:hyperlink r:id="rId1015">
         <w:r>
           <w:rPr>
             <w:lang w:val="id_ID" w:bidi="id_ID"/>
@@ -44685,7 +44691,7 @@
         </w:rPr>
         <w:t xml:space="preserve">). Jadi, ada kemungkinan bahwa penggambaran ini dapat merujuk pada peristiwa masa lalu, seperti kehancuran Yerusalem, jika itu adalah makna dari </w:t>
       </w:r>
-      <w:hyperlink r:id="rId927">
+      <w:hyperlink r:id="rId928">
         <w:r>
           <w:rPr>
             <w:lang w:val="id_ID" w:bidi="id_ID"/>
@@ -44703,7 +44709,7 @@
         </w:rPr>
         <w:t xml:space="preserve">. Namun, para penulis Perjanjian Baru dengan jelas memahami kedatangan Anak Manusia sebagai kembalinya Yesus secara nyata dan pribadi di masa depan (lihat </w:t>
       </w:r>
-      <w:hyperlink r:id="rId1015">
+      <w:hyperlink r:id="rId1016">
         <w:r>
           <w:rPr>
             <w:lang w:val="id_ID" w:bidi="id_ID"/>
@@ -44775,7 +44781,7 @@
         </w:rPr>
         <w:t xml:space="preserve">: Banyak pakar Alkitab berpendapat bahwa tanda-tanda kosmik dalam </w:t>
       </w:r>
-      <w:hyperlink r:id="rId1016">
+      <w:hyperlink r:id="rId1017">
         <w:r>
           <w:rPr>
             <w:lang w:val="id_ID" w:bidi="id_ID"/>
@@ -44811,7 +44817,7 @@
         </w:rPr>
         <w:t xml:space="preserve">, dan pengumpulan orang-orang pilihan dari seluruh dunia dalam </w:t>
       </w:r>
-      <w:hyperlink r:id="rId1017">
+      <w:hyperlink r:id="rId1018">
         <w:r>
           <w:rPr>
             <w:lang w:val="id_ID" w:bidi="id_ID"/>
@@ -44829,7 +44835,7 @@
         </w:rPr>
         <w:t xml:space="preserve"> adalah cara-cara metaforis untuk berbicara tentang kehancuran Yerusalem pada tahun 70 Masehi dan pembersihan nama baik Anak Manusia melalui peristiwa itu. Penafsiran tradisionalnya adalah, jika bahasan sebelumnya merujuk pada kehancuran Yerusalem, bagian ini merujuk pada kedatangan Anak Manusia (parousia) yang akan terjadi pada akhir sejarah. Penafsiran ini lebih cocok karena beberapa alasan: (1) Setelah penderitaan pada masa itu berarti setelah kehancuran Yerusalem, bukan pada saat itu, dan pada saat itu (secara harfiah pada masa itu) dapat terjadi kapan saja setelah peristiwa-peristiwa dalam </w:t>
       </w:r>
-      <w:hyperlink r:id="rId960">
+      <w:hyperlink r:id="rId961">
         <w:r>
           <w:rPr>
             <w:lang w:val="id_ID" w:bidi="id_ID"/>
@@ -44901,7 +44907,7 @@
         </w:rPr>
         <w:t>); dan (3) dari kacamata jemaat mula-mula yang merindukan dan mendoakan kedatangan Tuhan Yesus kembali (</w:t>
       </w:r>
-      <w:hyperlink r:id="rId1018">
+      <w:hyperlink r:id="rId1019">
         <w:r>
           <w:rPr>
             <w:lang w:val="id_ID" w:bidi="id_ID"/>
@@ -44919,7 +44925,7 @@
         </w:rPr>
         <w:t xml:space="preserve">; </w:t>
       </w:r>
-      <w:hyperlink r:id="rId1019">
+      <w:hyperlink r:id="rId1020">
         <w:r>
           <w:rPr>
             <w:lang w:val="id_ID" w:bidi="id_ID"/>
@@ -44955,7 +44961,7 @@
         </w:rPr>
         <w:t xml:space="preserve"> sebagai kedatangan Yesus yang kedua kali, yang akan mengakhiri sejarah yang kita kenal. Para nabi, Yesus, dan para penulis Injil menggambarkan peristiwa ini seolah-olah dilihat melalui teleskop, dan jarak antara kedua peristiwa itu tidak jelas; tidak ada yang tahu waktu terjadinya peristiwa ini kecuali Allah sendiri (</w:t>
       </w:r>
-      <w:hyperlink r:id="rId711">
+      <w:hyperlink r:id="rId712">
         <w:r>
           <w:rPr>
             <w:lang w:val="id_ID" w:bidi="id_ID"/>
@@ -44973,7 +44979,7 @@
         </w:rPr>
         <w:t xml:space="preserve">). Peristiwa-peristiwa dalam </w:t>
       </w:r>
-      <w:hyperlink r:id="rId960">
+      <w:hyperlink r:id="rId961">
         <w:r>
           <w:rPr>
             <w:lang w:val="id_ID" w:bidi="id_ID"/>
@@ -44991,7 +44997,7 @@
         </w:rPr>
         <w:t xml:space="preserve"> dan </w:t>
       </w:r>
-      <w:hyperlink r:id="rId927">
+      <w:hyperlink r:id="rId928">
         <w:r>
           <w:rPr>
             <w:lang w:val="id_ID" w:bidi="id_ID"/>
@@ -45057,7 +45063,7 @@
         </w:rPr>
         <w:t xml:space="preserve">Anak Manusia, pada saat kedatangan-Nya, akan mengumpulkan umat pilihan-Nya—yaitu orang yang percaya kepada-Nya dan mengikuti Dia—dari seluruh dunia (lihat </w:t>
       </w:r>
-      <w:hyperlink r:id="rId1020">
+      <w:hyperlink r:id="rId1021">
         <w:r>
           <w:rPr>
             <w:lang w:val="id_ID" w:bidi="id_ID"/>
@@ -45075,7 +45081,7 @@
         </w:rPr>
         <w:t xml:space="preserve">) dan dari ujung-ujung bumi dan cakrawala yang paling jauh (lihat </w:t>
       </w:r>
-      <w:hyperlink r:id="rId1021">
+      <w:hyperlink r:id="rId1022">
         <w:r>
           <w:rPr>
             <w:lang w:val="id_ID" w:bidi="id_ID"/>
@@ -45093,7 +45099,7 @@
         </w:rPr>
         <w:t xml:space="preserve">; </w:t>
       </w:r>
-      <w:hyperlink r:id="rId1022">
+      <w:hyperlink r:id="rId1023">
         <w:r>
           <w:rPr>
             <w:lang w:val="id_ID" w:bidi="id_ID"/>
@@ -45111,7 +45117,7 @@
         </w:rPr>
         <w:t xml:space="preserve">; </w:t>
       </w:r>
-      <w:hyperlink r:id="rId1023">
+      <w:hyperlink r:id="rId1024">
         <w:r>
           <w:rPr>
             <w:lang w:val="id_ID" w:bidi="id_ID"/>
@@ -45129,7 +45135,7 @@
         </w:rPr>
         <w:t xml:space="preserve">; </w:t>
       </w:r>
-      <w:hyperlink r:id="rId1024">
+      <w:hyperlink r:id="rId1025">
         <w:r>
           <w:rPr>
             <w:lang w:val="id_ID" w:bidi="id_ID"/>
@@ -45147,7 +45153,7 @@
         </w:rPr>
         <w:t xml:space="preserve">). Harapan ini sering diungkapkan dalam Perjanjian Lama (misalnya, </w:t>
       </w:r>
-      <w:hyperlink r:id="rId1025">
+      <w:hyperlink r:id="rId1026">
         <w:r>
           <w:rPr>
             <w:lang w:val="id_ID" w:bidi="id_ID"/>
@@ -45165,7 +45171,7 @@
         </w:rPr>
         <w:t xml:space="preserve">; </w:t>
       </w:r>
-      <w:hyperlink r:id="rId1026">
+      <w:hyperlink r:id="rId1027">
         <w:r>
           <w:rPr>
             <w:lang w:val="id_ID" w:bidi="id_ID"/>
@@ -45183,7 +45189,7 @@
         </w:rPr>
         <w:t xml:space="preserve">; </w:t>
       </w:r>
-      <w:hyperlink r:id="rId1027">
+      <w:hyperlink r:id="rId1028">
         <w:r>
           <w:rPr>
             <w:lang w:val="id_ID" w:bidi="id_ID"/>
@@ -45201,7 +45207,7 @@
         </w:rPr>
         <w:t xml:space="preserve">; </w:t>
       </w:r>
-      <w:hyperlink r:id="rId1028">
+      <w:hyperlink r:id="rId1029">
         <w:r>
           <w:rPr>
             <w:lang w:val="id_ID" w:bidi="id_ID"/>
@@ -45219,7 +45225,7 @@
         </w:rPr>
         <w:t xml:space="preserve">; </w:t>
       </w:r>
-      <w:hyperlink r:id="rId1029">
+      <w:hyperlink r:id="rId1030">
         <w:r>
           <w:rPr>
             <w:lang w:val="id_ID" w:bidi="id_ID"/>
@@ -45237,7 +45243,7 @@
         </w:rPr>
         <w:t xml:space="preserve">; </w:t>
       </w:r>
-      <w:hyperlink r:id="rId1030">
+      <w:hyperlink r:id="rId1031">
         <w:r>
           <w:rPr>
             <w:lang w:val="id_ID" w:bidi="id_ID"/>
@@ -45255,7 +45261,7 @@
         </w:rPr>
         <w:t xml:space="preserve">; </w:t>
       </w:r>
-      <w:hyperlink r:id="rId1031">
+      <w:hyperlink r:id="rId1032">
         <w:r>
           <w:rPr>
             <w:lang w:val="id_ID" w:bidi="id_ID"/>
@@ -45273,7 +45279,7 @@
         </w:rPr>
         <w:t xml:space="preserve">). Bagi para pembaca Markus, bagian ini akan memberikan semangat untuk bertahan dan tetap setia meskipun ada penganiayaan yang dinubuatkan dalam </w:t>
       </w:r>
-      <w:hyperlink r:id="rId970">
+      <w:hyperlink r:id="rId971">
         <w:r>
           <w:rPr>
             <w:lang w:val="id_ID" w:bidi="id_ID"/>
@@ -45309,7 +45315,7 @@
         </w:rPr>
         <w:t xml:space="preserve">; </w:t>
       </w:r>
-      <w:hyperlink r:id="rId928">
+      <w:hyperlink r:id="rId929">
         <w:r>
           <w:rPr>
             <w:lang w:val="id_ID" w:bidi="id_ID"/>
@@ -45327,7 +45333,7 @@
         </w:rPr>
         <w:t xml:space="preserve">; </w:t>
       </w:r>
-      <w:hyperlink r:id="rId1032">
+      <w:hyperlink r:id="rId1033">
         <w:r>
           <w:rPr>
             <w:lang w:val="id_ID" w:bidi="id_ID"/>
@@ -45345,7 +45351,7 @@
         </w:rPr>
         <w:t xml:space="preserve">; </w:t>
       </w:r>
-      <w:hyperlink r:id="rId1033">
+      <w:hyperlink r:id="rId1034">
         <w:r>
           <w:rPr>
             <w:lang w:val="id_ID" w:bidi="id_ID"/>
@@ -45363,7 +45369,7 @@
         </w:rPr>
         <w:t xml:space="preserve">; </w:t>
       </w:r>
-      <w:hyperlink r:id="rId1034">
+      <w:hyperlink r:id="rId1035">
         <w:r>
           <w:rPr>
             <w:lang w:val="id_ID" w:bidi="id_ID"/>
@@ -45460,7 +45466,7 @@
         </w:rPr>
         <w:t>) tentang pohon ara (</w:t>
       </w:r>
-      <w:hyperlink r:id="rId1035">
+      <w:hyperlink r:id="rId1036">
         <w:r>
           <w:rPr>
             <w:lang w:val="id_ID" w:bidi="id_ID"/>
@@ -45478,7 +45484,7 @@
         </w:rPr>
         <w:t>) dan dua pepatah (</w:t>
       </w:r>
-      <w:hyperlink r:id="rId1036">
+      <w:hyperlink r:id="rId1037">
         <w:r>
           <w:rPr>
             <w:lang w:val="id_ID" w:bidi="id_ID"/>
@@ -45496,7 +45502,7 @@
         </w:rPr>
         <w:t xml:space="preserve">). Hal ini terhubung erat dengan </w:t>
       </w:r>
-      <w:hyperlink r:id="rId1037">
+      <w:hyperlink r:id="rId1038">
         <w:r>
           <w:rPr>
             <w:lang w:val="id_ID" w:bidi="id_ID"/>
@@ -45514,7 +45520,7 @@
         </w:rPr>
         <w:t xml:space="preserve"> dengan kata-kata "semuanya itu" (</w:t>
       </w:r>
-      <w:hyperlink r:id="rId961">
+      <w:hyperlink r:id="rId962">
         <w:r>
           <w:rPr>
             <w:lang w:val="id_ID" w:bidi="id_ID"/>
@@ -45532,7 +45538,7 @@
         </w:rPr>
         <w:t>) dan ungkapan "jika kamu lihat" (</w:t>
       </w:r>
-      <w:hyperlink r:id="rId1038">
+      <w:hyperlink r:id="rId1039">
         <w:r>
           <w:rPr>
             <w:lang w:val="id_ID" w:bidi="id_ID"/>
@@ -45550,7 +45556,7 @@
         </w:rPr>
         <w:t xml:space="preserve">; bdk. </w:t>
       </w:r>
-      <w:hyperlink r:id="rId1002">
+      <w:hyperlink r:id="rId1003">
         <w:r>
           <w:rPr>
             <w:lang w:val="id_ID" w:bidi="id_ID"/>
@@ -45629,7 +45635,7 @@
         </w:rPr>
         <w:t xml:space="preserve">): Bahasa Yunani tidak menuliskan subjek yang eksplisit, sehingga pilihan antara "dia sudah dekat" atau "itu sudah dekat" tergantung pada apakah </w:t>
       </w:r>
-      <w:hyperlink r:id="rId954">
+      <w:hyperlink r:id="rId955">
         <w:r>
           <w:rPr>
             <w:lang w:val="id_ID" w:bidi="id_ID"/>
@@ -45647,7 +45653,7 @@
         </w:rPr>
         <w:t xml:space="preserve"> mengacu pada </w:t>
       </w:r>
-      <w:hyperlink r:id="rId1037">
+      <w:hyperlink r:id="rId1038">
         <w:r>
           <w:rPr>
             <w:lang w:val="id_ID" w:bidi="id_ID"/>
@@ -45665,7 +45671,7 @@
         </w:rPr>
         <w:t xml:space="preserve"> atau pada </w:t>
       </w:r>
-      <w:hyperlink r:id="rId927">
+      <w:hyperlink r:id="rId928">
         <w:r>
           <w:rPr>
             <w:lang w:val="id_ID" w:bidi="id_ID"/>
@@ -45683,7 +45689,7 @@
         </w:rPr>
         <w:t xml:space="preserve">. Teks NLT menerjemahkannya sebagai rujukan pada kembalinya Anak Manusia. Karena kata-kata dalam </w:t>
       </w:r>
-      <w:hyperlink r:id="rId961">
+      <w:hyperlink r:id="rId962">
         <w:r>
           <w:rPr>
             <w:lang w:val="id_ID" w:bidi="id_ID"/>
@@ -45701,7 +45707,7 @@
         </w:rPr>
         <w:t xml:space="preserve"> diulang dalam </w:t>
       </w:r>
-      <w:hyperlink r:id="rId1038">
+      <w:hyperlink r:id="rId1039">
         <w:r>
           <w:rPr>
             <w:lang w:val="id_ID" w:bidi="id_ID"/>
@@ -45749,7 +45755,7 @@
         </w:rPr>
         <w:t>), versi lain menafsirkannya sebagai rujukan pada kehancuran Yerusalem. Sama seperti tunas pohon ara yang memberi tanda datangnya musim panas, kecemaran yang menajiskan (</w:t>
       </w:r>
-      <w:hyperlink r:id="rId1002">
+      <w:hyperlink r:id="rId1003">
         <w:r>
           <w:rPr>
             <w:lang w:val="id_ID" w:bidi="id_ID"/>
@@ -45863,7 +45869,7 @@
         </w:rPr>
         <w:t xml:space="preserve">Yesus secara pribadi menjamin apa yang telah Ia katakan. "Perkataan-Ku" secara khusus mencakup apa yang Yesus katakan dalam seluruh pengajaran di </w:t>
       </w:r>
-      <w:hyperlink r:id="rId736">
+      <w:hyperlink r:id="rId737">
         <w:r>
           <w:rPr>
             <w:lang w:val="id_ID" w:bidi="id_ID"/>
@@ -45899,7 +45905,7 @@
         </w:rPr>
         <w:t xml:space="preserve">). Seperti halnya Kitab Suci Perjanjian Lama (lihat </w:t>
       </w:r>
-      <w:hyperlink r:id="rId1039">
+      <w:hyperlink r:id="rId1040">
         <w:r>
           <w:rPr>
             <w:lang w:val="id_ID" w:bidi="id_ID"/>
@@ -45917,7 +45923,7 @@
         </w:rPr>
         <w:t xml:space="preserve">), perkataan Yesus adalah kekal. Ajaran-Nya lebih abadi daripada elemen-elemen dasar penciptaan. Elemen dasar penciptaan akan berlalu (lihat juga </w:t>
       </w:r>
-      <w:hyperlink r:id="rId1040">
+      <w:hyperlink r:id="rId1041">
         <w:r>
           <w:rPr>
             <w:lang w:val="id_ID" w:bidi="id_ID"/>
@@ -45935,7 +45941,7 @@
         </w:rPr>
         <w:t xml:space="preserve">; </w:t>
       </w:r>
-      <w:hyperlink r:id="rId1041">
+      <w:hyperlink r:id="rId1042">
         <w:r>
           <w:rPr>
             <w:lang w:val="id_ID" w:bidi="id_ID"/>
@@ -45953,7 +45959,7 @@
         </w:rPr>
         <w:t xml:space="preserve">; </w:t>
       </w:r>
-      <w:hyperlink r:id="rId1042">
+      <w:hyperlink r:id="rId1043">
         <w:r>
           <w:rPr>
             <w:lang w:val="id_ID" w:bidi="id_ID"/>
@@ -45971,7 +45977,7 @@
         </w:rPr>
         <w:t xml:space="preserve">; </w:t>
       </w:r>
-      <w:hyperlink r:id="rId1043">
+      <w:hyperlink r:id="rId1044">
         <w:r>
           <w:rPr>
             <w:lang w:val="id_ID" w:bidi="id_ID"/>
@@ -45989,7 +45995,7 @@
         </w:rPr>
         <w:t xml:space="preserve">; </w:t>
       </w:r>
-      <w:hyperlink r:id="rId1044">
+      <w:hyperlink r:id="rId1045">
         <w:r>
           <w:rPr>
             <w:lang w:val="id_ID" w:bidi="id_ID"/>
@@ -46007,7 +46013,7 @@
         </w:rPr>
         <w:t xml:space="preserve">; </w:t>
       </w:r>
-      <w:hyperlink r:id="rId1045">
+      <w:hyperlink r:id="rId1046">
         <w:r>
           <w:rPr>
             <w:lang w:val="id_ID" w:bidi="id_ID"/>
@@ -46025,7 +46031,7 @@
         </w:rPr>
         <w:t xml:space="preserve">, </w:t>
       </w:r>
-      <w:hyperlink r:id="rId1046">
+      <w:hyperlink r:id="rId1047">
         <w:r>
           <w:rPr>
             <w:lang w:val="id_ID" w:bidi="id_ID"/>
@@ -46043,7 +46049,7 @@
         </w:rPr>
         <w:t xml:space="preserve">; </w:t>
       </w:r>
-      <w:hyperlink r:id="rId1047">
+      <w:hyperlink r:id="rId1048">
         <w:r>
           <w:rPr>
             <w:lang w:val="id_ID" w:bidi="id_ID"/>
@@ -46121,7 +46127,7 @@
         </w:rPr>
         <w:t xml:space="preserve"> (bandingkan dengan </w:t>
       </w:r>
-      <w:hyperlink r:id="rId1048">
+      <w:hyperlink r:id="rId1049">
         <w:r>
           <w:rPr>
             <w:lang w:val="id_ID" w:bidi="id_ID"/>
@@ -46139,7 +46145,7 @@
         </w:rPr>
         <w:t>) mengawali peringatan untuk berjaga-jaga (</w:t>
       </w:r>
-      <w:hyperlink r:id="rId1009">
+      <w:hyperlink r:id="rId1010">
         <w:r>
           <w:rPr>
             <w:lang w:val="id_ID" w:bidi="id_ID"/>
@@ -46183,7 +46189,7 @@
         </w:rPr>
         <w:t>). Dalam mukjizat inkarnasi, Yesus mengalami keterbatasan (</w:t>
       </w:r>
-      <w:hyperlink r:id="rId1049">
+      <w:hyperlink r:id="rId1050">
         <w:r>
           <w:rPr>
             <w:lang w:val="id_ID" w:bidi="id_ID"/>
@@ -46201,7 +46207,7 @@
         </w:rPr>
         <w:t xml:space="preserve">; </w:t>
       </w:r>
-      <w:hyperlink r:id="rId711">
+      <w:hyperlink r:id="rId712">
         <w:r>
           <w:rPr>
             <w:lang w:val="id_ID" w:bidi="id_ID"/>
@@ -46267,7 +46273,7 @@
         </w:rPr>
         <w:t xml:space="preserve">Sebagaimana </w:t>
       </w:r>
-      <w:hyperlink r:id="rId1050">
+      <w:hyperlink r:id="rId1051">
         <w:r>
           <w:rPr>
             <w:lang w:val="id_ID" w:bidi="id_ID"/>
@@ -46285,7 +46291,7 @@
         </w:rPr>
         <w:t xml:space="preserve"> tampaknya mengambil tema dari </w:t>
       </w:r>
-      <w:hyperlink r:id="rId960">
+      <w:hyperlink r:id="rId961">
         <w:r>
           <w:rPr>
             <w:lang w:val="id_ID" w:bidi="id_ID"/>
@@ -46303,6 +46309,24 @@
         </w:rPr>
         <w:t xml:space="preserve">yang berbicara tentang kehancuran Yerusalem, </w:t>
       </w:r>
+      <w:hyperlink r:id="rId929">
+        <w:r>
+          <w:rPr>
+            <w:lang w:val="id_ID" w:bidi="id_ID"/>
+          </w:rPr>
+          <w:rPr>
+            <w:color w:val="0000EE"/>
+            <w:u w:val="single"/>
+          </w:rPr>
+          <w:t>13:32–37</w:t>
+        </w:r>
+      </w:hyperlink>
+      <w:r>
+        <w:rPr>
+          <w:lang w:val="id_ID" w:bidi="id_ID"/>
+        </w:rPr>
+        <w:t xml:space="preserve"> tampaknya mengambil tema dari </w:t>
+      </w:r>
       <w:hyperlink r:id="rId928">
         <w:r>
           <w:rPr>
@@ -46312,24 +46336,6 @@
             <w:color w:val="0000EE"/>
             <w:u w:val="single"/>
           </w:rPr>
-          <w:t>13:32–37</w:t>
-        </w:r>
-      </w:hyperlink>
-      <w:r>
-        <w:rPr>
-          <w:lang w:val="id_ID" w:bidi="id_ID"/>
-        </w:rPr>
-        <w:t xml:space="preserve"> tampaknya mengambil tema dari </w:t>
-      </w:r>
-      <w:hyperlink r:id="rId927">
-        <w:r>
-          <w:rPr>
-            <w:lang w:val="id_ID" w:bidi="id_ID"/>
-          </w:rPr>
-          <w:rPr>
-            <w:color w:val="0000EE"/>
-            <w:u w:val="single"/>
-          </w:rPr>
           <w:t>Mrk. 13:24–27</w:t>
         </w:r>
       </w:hyperlink>
@@ -46339,7 +46345,7 @@
         </w:rPr>
         <w:t xml:space="preserve"> dan berbicara tentang kedatangan Anak Manusia. Sebuah peringatan pendahuluan terhadap spekulasi-spekulasi tentang akhir zaman (</w:t>
       </w:r>
-      <w:hyperlink r:id="rId711">
+      <w:hyperlink r:id="rId712">
         <w:r>
           <w:rPr>
             <w:lang w:val="id_ID" w:bidi="id_ID"/>
@@ -46357,7 +46363,7 @@
         </w:rPr>
         <w:t>) diikuti oleh peringatan untuk berjaga-jaga karena kita tidak dapat mengetahui masa akhir (</w:t>
       </w:r>
-      <w:hyperlink r:id="rId1051">
+      <w:hyperlink r:id="rId1052">
         <w:r>
           <w:rPr>
             <w:lang w:val="id_ID" w:bidi="id_ID"/>
@@ -46375,7 +46381,7 @@
         </w:rPr>
         <w:t>). Sebuah cerita mengilustrasikan perlunya bersiap-siap untuk kedatangan Tuhan kembali (</w:t>
       </w:r>
-      <w:hyperlink r:id="rId1052">
+      <w:hyperlink r:id="rId1053">
         <w:r>
           <w:rPr>
             <w:lang w:val="id_ID" w:bidi="id_ID"/>
@@ -46393,7 +46399,7 @@
         </w:rPr>
         <w:t>), dan penerapannya mengulangi perlunya berjaga-jaga agar mereka tidak didapati dalam keadaan tidak siap (</w:t>
       </w:r>
-      <w:hyperlink r:id="rId1053">
+      <w:hyperlink r:id="rId1054">
         <w:r>
           <w:rPr>
             <w:lang w:val="id_ID" w:bidi="id_ID"/>
@@ -46411,7 +46417,7 @@
         </w:rPr>
         <w:t>); peringatan penutupnya juga tentang berjaga-jaga (</w:t>
       </w:r>
-      <w:hyperlink r:id="rId1054">
+      <w:hyperlink r:id="rId1055">
         <w:r>
           <w:rPr>
             <w:lang w:val="id_ID" w:bidi="id_ID"/>
@@ -46525,7 +46531,7 @@
         </w:rPr>
         <w:t xml:space="preserve">Inti cerita ini bukanlah bahwa kedatangan Tuhan kembali tidak pasti atau tidak terduga (lihat </w:t>
       </w:r>
-      <w:hyperlink r:id="rId1055">
+      <w:hyperlink r:id="rId1056">
         <w:r>
           <w:rPr>
             <w:lang w:val="id_ID" w:bidi="id_ID"/>
@@ -46543,7 +46549,7 @@
         </w:rPr>
         <w:t xml:space="preserve">; </w:t>
       </w:r>
-      <w:hyperlink r:id="rId1056">
+      <w:hyperlink r:id="rId1057">
         <w:r>
           <w:rPr>
             <w:lang w:val="id_ID" w:bidi="id_ID"/>
@@ -46561,7 +46567,7 @@
         </w:rPr>
         <w:t xml:space="preserve">; </w:t>
       </w:r>
-      <w:hyperlink r:id="rId1057">
+      <w:hyperlink r:id="rId1058">
         <w:r>
           <w:rPr>
             <w:lang w:val="id_ID" w:bidi="id_ID"/>
@@ -46579,7 +46585,7 @@
         </w:rPr>
         <w:t xml:space="preserve">; </w:t>
       </w:r>
-      <w:hyperlink r:id="rId1058">
+      <w:hyperlink r:id="rId1059">
         <w:r>
           <w:rPr>
             <w:lang w:val="id_ID" w:bidi="id_ID"/>
@@ -46670,7 +46676,7 @@
         </w:rPr>
         <w:t xml:space="preserve">Bagian ini awalnya ditujukan kepada para murid (kamu, lihat juga </w:t>
       </w:r>
-      <w:hyperlink r:id="rId965">
+      <w:hyperlink r:id="rId966">
         <w:r>
           <w:rPr>
             <w:lang w:val="id_ID" w:bidi="id_ID"/>
@@ -46688,7 +46694,7 @@
         </w:rPr>
         <w:t xml:space="preserve">), tetapi kemudian juga ditujukan kepada semua pembaca Injil Markus (semua orang). • Berjaga-jagalah! Meskipun </w:t>
       </w:r>
-      <w:hyperlink r:id="rId928">
+      <w:hyperlink r:id="rId929">
         <w:r>
           <w:rPr>
             <w:lang w:val="id_ID" w:bidi="id_ID"/>
@@ -46718,7 +46724,7 @@
         </w:rPr>
         <w:t>” (</w:t>
       </w:r>
-      <w:hyperlink r:id="rId1059">
+      <w:hyperlink r:id="rId1060">
         <w:r>
           <w:rPr>
             <w:lang w:val="id_ID" w:bidi="id_ID"/>
@@ -46749,7 +46755,7 @@
         </w:rPr>
         <w:t xml:space="preserve"> (“Datanglah, Tuhan,” lihat </w:t>
       </w:r>
-      <w:hyperlink r:id="rId1018">
+      <w:hyperlink r:id="rId1019">
         <w:r>
           <w:rPr>
             <w:lang w:val="id_ID" w:bidi="id_ID"/>
@@ -46767,7 +46773,7 @@
         </w:rPr>
         <w:t xml:space="preserve">; </w:t>
       </w:r>
-      <w:hyperlink r:id="rId1019">
+      <w:hyperlink r:id="rId1020">
         <w:r>
           <w:rPr>
             <w:lang w:val="id_ID" w:bidi="id_ID"/>
@@ -46785,7 +46791,7 @@
         </w:rPr>
         <w:t>) dan sampai hari ini, kita masih “merindukan kedatangan-Nya” (</w:t>
       </w:r>
-      <w:hyperlink r:id="rId1060">
+      <w:hyperlink r:id="rId1061">
         <w:r>
           <w:rPr>
             <w:lang w:val="id_ID" w:bidi="id_ID"/>
@@ -47001,6 +47007,73 @@
         </w:rPr>
         <w:t>Kisah tentang Yesus yang diurapi oleh seorang wanita di Betania (</w:t>
       </w:r>
+      <w:hyperlink r:id="rId732">
+        <w:r>
+          <w:rPr>
+            <w:lang w:val="id_ID" w:bidi="id_ID"/>
+          </w:rPr>
+          <w:rPr>
+            <w:color w:val="0000EE"/>
+            <w:u w:val="single"/>
+          </w:rPr>
+          <w:t>Mrk. 14:3–9</w:t>
+        </w:r>
+      </w:hyperlink>
+      <w:r>
+        <w:rPr>
+          <w:lang w:val="id_ID" w:bidi="id_ID"/>
+        </w:rPr>
+        <w:t>) menjadi latar bagi peristiwa-peristiwa yang akan terjadi selanjutnya. Catatan Lukas (</w:t>
+      </w:r>
+      <w:hyperlink r:id="rId187">
+        <w:r>
+          <w:rPr>
+            <w:lang w:val="id_ID" w:bidi="id_ID"/>
+          </w:rPr>
+          <w:rPr>
+            <w:color w:val="0000EE"/>
+            <w:u w:val="single"/>
+          </w:rPr>
+          <w:t>Luk. 7:36–50</w:t>
+        </w:r>
+      </w:hyperlink>
+      <w:r>
+        <w:rPr>
+          <w:lang w:val="id_ID" w:bidi="id_ID"/>
+        </w:rPr>
+        <w:t>) sangat berbeda dan mungkin merupakan peristiwa yang berbeda. Peristiwa ini terjadi di Betania</w:t>
+      </w:r>
+      <w:r>
+        <w:rPr>
+          <w:i/>
+          <w:lang w:val="id_ID" w:bidi="id_ID"/>
+        </w:rPr>
+        <w:t>,</w:t>
+      </w:r>
+      <w:r>
+        <w:rPr>
+          <w:lang w:val="id_ID" w:bidi="id_ID"/>
+        </w:rPr>
+        <w:t xml:space="preserve"> sekitar 3 km di sebelah timur Yerusalem, di bagian bawah lereng timur Bukit Zaitun; sepertinya Yesus tinggal di situ ketika Ia berada di Yudea (</w:t>
+      </w:r>
+      <w:hyperlink r:id="rId795">
+        <w:r>
+          <w:rPr>
+            <w:lang w:val="id_ID" w:bidi="id_ID"/>
+          </w:rPr>
+          <w:rPr>
+            <w:color w:val="0000EE"/>
+            <w:u w:val="single"/>
+          </w:rPr>
+          <w:t>Mrk. 11:1</w:t>
+        </w:r>
+      </w:hyperlink>
+      <w:r>
+        <w:rPr>
+          <w:lang w:val="id_ID" w:bidi="id_ID"/>
+        </w:rPr>
+        <w:t xml:space="preserve">, </w:t>
+      </w:r>
       <w:hyperlink r:id="rId731">
         <w:r>
           <w:rPr>
@@ -47010,32 +47083,14 @@
             <w:color w:val="0000EE"/>
             <w:u w:val="single"/>
           </w:rPr>
-          <w:t>Mrk. 14:3–9</w:t>
-        </w:r>
-      </w:hyperlink>
-      <w:r>
-        <w:rPr>
-          <w:lang w:val="id_ID" w:bidi="id_ID"/>
-        </w:rPr>
-        <w:t>) menjadi latar bagi peristiwa-peristiwa yang akan terjadi selanjutnya. Catatan Lukas (</w:t>
-      </w:r>
-      <w:hyperlink r:id="rId187">
-        <w:r>
-          <w:rPr>
-            <w:lang w:val="id_ID" w:bidi="id_ID"/>
-          </w:rPr>
-          <w:rPr>
-            <w:color w:val="0000EE"/>
-            <w:u w:val="single"/>
-          </w:rPr>
-          <w:t>Luk. 7:36–50</w:t>
-        </w:r>
-      </w:hyperlink>
-      <w:r>
-        <w:rPr>
-          <w:lang w:val="id_ID" w:bidi="id_ID"/>
-        </w:rPr>
-        <w:t>) sangat berbeda dan mungkin merupakan peristiwa yang berbeda. Peristiwa ini terjadi di Betania</w:t>
+          <w:t>11–12</w:t>
+        </w:r>
+      </w:hyperlink>
+      <w:r>
+        <w:rPr>
+          <w:lang w:val="id_ID" w:bidi="id_ID"/>
+        </w:rPr>
+        <w:t>). Rumah itu milik Simon</w:t>
       </w:r>
       <w:r>
         <w:rPr>
@@ -47048,80 +47103,31 @@
         <w:rPr>
           <w:lang w:val="id_ID" w:bidi="id_ID"/>
         </w:rPr>
-        <w:t xml:space="preserve"> sekitar 3 km di sebelah timur Yerusalem, di bagian bawah lereng timur Bukit Zaitun; sepertinya Yesus tinggal di situ ketika Ia berada di Yudea (</w:t>
-      </w:r>
-      <w:hyperlink r:id="rId794">
-        <w:r>
-          <w:rPr>
-            <w:lang w:val="id_ID" w:bidi="id_ID"/>
-          </w:rPr>
-          <w:rPr>
-            <w:color w:val="0000EE"/>
-            <w:u w:val="single"/>
-          </w:rPr>
-          <w:t>Mrk. 11:1</w:t>
-        </w:r>
-      </w:hyperlink>
-      <w:r>
-        <w:rPr>
-          <w:lang w:val="id_ID" w:bidi="id_ID"/>
-        </w:rPr>
-        <w:t xml:space="preserve">, </w:t>
-      </w:r>
-      <w:hyperlink r:id="rId730">
-        <w:r>
-          <w:rPr>
-            <w:lang w:val="id_ID" w:bidi="id_ID"/>
-          </w:rPr>
-          <w:rPr>
-            <w:color w:val="0000EE"/>
-            <w:u w:val="single"/>
-          </w:rPr>
-          <w:t>11–12</w:t>
-        </w:r>
-      </w:hyperlink>
-      <w:r>
-        <w:rPr>
-          <w:lang w:val="id_ID" w:bidi="id_ID"/>
-        </w:rPr>
-        <w:t>). Rumah itu milik Simon</w:t>
+        <w:t xml:space="preserve"> seorang mantan penderita kusta (penderita kusta dikucilkan dari masyarakat; mungkin dia telah disembuhkan oleh Yesus; lihat </w:t>
+      </w:r>
+      <w:hyperlink r:id="rId145">
+        <w:r>
+          <w:rPr>
+            <w:lang w:val="id_ID" w:bidi="id_ID"/>
+          </w:rPr>
+          <w:rPr>
+            <w:color w:val="0000EE"/>
+            <w:u w:val="single"/>
+          </w:rPr>
+          <w:t>Mrk. 1:40–45</w:t>
+        </w:r>
+      </w:hyperlink>
+      <w:r>
+        <w:rPr>
+          <w:lang w:val="id_ID" w:bidi="id_ID"/>
+        </w:rPr>
+        <w:t xml:space="preserve">). • duduk makan: Secara harfiah </w:t>
       </w:r>
       <w:r>
         <w:rPr>
           <w:i/>
           <w:lang w:val="id_ID" w:bidi="id_ID"/>
         </w:rPr>
-        <w:t>,</w:t>
-      </w:r>
-      <w:r>
-        <w:rPr>
-          <w:lang w:val="id_ID" w:bidi="id_ID"/>
-        </w:rPr>
-        <w:t xml:space="preserve"> seorang mantan penderita kusta (penderita kusta dikucilkan dari masyarakat; mungkin dia telah disembuhkan oleh Yesus; lihat </w:t>
-      </w:r>
-      <w:hyperlink r:id="rId145">
-        <w:r>
-          <w:rPr>
-            <w:lang w:val="id_ID" w:bidi="id_ID"/>
-          </w:rPr>
-          <w:rPr>
-            <w:color w:val="0000EE"/>
-            <w:u w:val="single"/>
-          </w:rPr>
-          <w:t>Mrk. 1:40–45</w:t>
-        </w:r>
-      </w:hyperlink>
-      <w:r>
-        <w:rPr>
-          <w:lang w:val="id_ID" w:bidi="id_ID"/>
-        </w:rPr>
-        <w:t xml:space="preserve">). • duduk makan: Secara harfiah </w:t>
-      </w:r>
-      <w:r>
-        <w:rPr>
-          <w:i/>
-          <w:lang w:val="id_ID" w:bidi="id_ID"/>
-        </w:rPr>
         <w:t>berselonjor.</w:t>
       </w:r>
       <w:r>
@@ -47130,7 +47136,7 @@
         </w:rPr>
         <w:t xml:space="preserve"> Acara makan itu adalah pesta jamuan, sebagaimana tampak dari posisi para tamunya yang berselonjor. Seorang perempuan (lihat </w:t>
       </w:r>
-      <w:hyperlink r:id="rId1061">
+      <w:hyperlink r:id="rId1062">
         <w:r>
           <w:rPr>
             <w:lang w:val="id_ID" w:bidi="id_ID"/>
@@ -47148,7 +47154,7 @@
         </w:rPr>
         <w:t xml:space="preserve">) mematahkan leher buli-buli pualam yang tertutup rapat yang berisi minyak wangi mahal (minyak narwastu murni) lalu menuangkannya ke atas kepala Yesus (lihat </w:t>
       </w:r>
-      <w:hyperlink r:id="rId1062">
+      <w:hyperlink r:id="rId1063">
         <w:r>
           <w:rPr>
             <w:lang w:val="id_ID" w:bidi="id_ID"/>
@@ -47166,7 +47172,7 @@
         </w:rPr>
         <w:t xml:space="preserve">; </w:t>
       </w:r>
-      <w:hyperlink r:id="rId1063">
+      <w:hyperlink r:id="rId1064">
         <w:r>
           <w:rPr>
             <w:lang w:val="id_ID" w:bidi="id_ID"/>
@@ -47232,7 +47238,7 @@
         </w:rPr>
         <w:t xml:space="preserve">Ada orang (bandingkan dengan </w:t>
       </w:r>
-      <w:hyperlink r:id="rId1064">
+      <w:hyperlink r:id="rId1065">
         <w:r>
           <w:rPr>
             <w:lang w:val="id_ID" w:bidi="id_ID"/>
@@ -47250,7 +47256,7 @@
         </w:rPr>
         <w:t xml:space="preserve">; </w:t>
       </w:r>
-      <w:hyperlink r:id="rId1065">
+      <w:hyperlink r:id="rId1066">
         <w:r>
           <w:rPr>
             <w:lang w:val="id_ID" w:bidi="id_ID"/>
@@ -47425,7 +47431,7 @@
         </w:rPr>
         <w:t>Walaupun Markus tidak menyebutkan nama perempuan itu, perbuatannya (</w:t>
       </w:r>
-      <w:hyperlink r:id="rId1066">
+      <w:hyperlink r:id="rId1067">
         <w:r>
           <w:rPr>
             <w:lang w:val="id_ID" w:bidi="id_ID"/>
@@ -47491,7 +47497,7 @@
         </w:rPr>
         <w:t>Berbeda sekali dengan perempuan itu, Yudas Iskariot, salah satu dari kedua belas murid, menawarkan diri untuk mengkhianati Yesus demi uang (</w:t>
       </w:r>
-      <w:hyperlink r:id="rId1067">
+      <w:hyperlink r:id="rId1068">
         <w:r>
           <w:rPr>
             <w:lang w:val="id_ID" w:bidi="id_ID"/>
@@ -47509,7 +47515,7 @@
         </w:rPr>
         <w:t xml:space="preserve">; </w:t>
       </w:r>
-      <w:hyperlink r:id="rId1068">
+      <w:hyperlink r:id="rId1069">
         <w:r>
           <w:rPr>
             <w:lang w:val="id_ID" w:bidi="id_ID"/>
@@ -47527,7 +47533,7 @@
         </w:rPr>
         <w:t xml:space="preserve">, </w:t>
       </w:r>
-      <w:hyperlink r:id="rId1069">
+      <w:hyperlink r:id="rId1070">
         <w:r>
           <w:rPr>
             <w:lang w:val="id_ID" w:bidi="id_ID"/>
@@ -47593,7 +47599,7 @@
         </w:rPr>
         <w:t>Waktu domba Paskah dikorbankan adalah saat senja pada tanggal 14 bulan Nisan (</w:t>
       </w:r>
-      <w:hyperlink r:id="rId1070">
+      <w:hyperlink r:id="rId1071">
         <w:r>
           <w:rPr>
             <w:lang w:val="id_ID" w:bidi="id_ID"/>
@@ -47659,7 +47665,7 @@
         </w:rPr>
         <w:t>Persiapan perjamuan Paskah (</w:t>
       </w:r>
-      <w:hyperlink r:id="rId1071">
+      <w:hyperlink r:id="rId1072">
         <w:r>
           <w:rPr>
             <w:lang w:val="id_ID" w:bidi="id_ID"/>
@@ -47695,7 +47701,7 @@
         </w:rPr>
         <w:t>). • Perjamuan Terakhir dikaitkan dengan Perjamuan Paskah (</w:t>
       </w:r>
-      <w:hyperlink r:id="rId1072">
+      <w:hyperlink r:id="rId1073">
         <w:r>
           <w:rPr>
             <w:lang w:val="id_ID" w:bidi="id_ID"/>
@@ -47713,7 +47719,7 @@
         </w:rPr>
         <w:t xml:space="preserve">, </w:t>
       </w:r>
-      <w:hyperlink r:id="rId666">
+      <w:hyperlink r:id="rId667">
         <w:r>
           <w:rPr>
             <w:lang w:val="id_ID" w:bidi="id_ID"/>
@@ -47731,7 +47737,7 @@
         </w:rPr>
         <w:t xml:space="preserve">, </w:t>
       </w:r>
-      <w:hyperlink r:id="rId1073">
+      <w:hyperlink r:id="rId1074">
         <w:r>
           <w:rPr>
             <w:lang w:val="id_ID" w:bidi="id_ID"/>
@@ -47749,7 +47755,7 @@
         </w:rPr>
         <w:t xml:space="preserve">; </w:t>
       </w:r>
-      <w:hyperlink r:id="rId1074">
+      <w:hyperlink r:id="rId1075">
         <w:r>
           <w:rPr>
             <w:lang w:val="id_ID" w:bidi="id_ID"/>
@@ -47767,7 +47773,7 @@
         </w:rPr>
         <w:t xml:space="preserve">; </w:t>
       </w:r>
-      <w:hyperlink r:id="rId1075">
+      <w:hyperlink r:id="rId1076">
         <w:r>
           <w:rPr>
             <w:lang w:val="id_ID" w:bidi="id_ID"/>
@@ -47785,7 +47791,7 @@
         </w:rPr>
         <w:t xml:space="preserve">, </w:t>
       </w:r>
-      <w:hyperlink r:id="rId1076">
+      <w:hyperlink r:id="rId1077">
         <w:r>
           <w:rPr>
             <w:lang w:val="id_ID" w:bidi="id_ID"/>
@@ -47803,7 +47809,7 @@
         </w:rPr>
         <w:t xml:space="preserve">, </w:t>
       </w:r>
-      <w:hyperlink r:id="rId1077">
+      <w:hyperlink r:id="rId1078">
         <w:r>
           <w:rPr>
             <w:lang w:val="id_ID" w:bidi="id_ID"/>
@@ -47821,7 +47827,7 @@
         </w:rPr>
         <w:t xml:space="preserve">, </w:t>
       </w:r>
-      <w:hyperlink r:id="rId1078">
+      <w:hyperlink r:id="rId1079">
         <w:r>
           <w:rPr>
             <w:lang w:val="id_ID" w:bidi="id_ID"/>
@@ -47839,7 +47845,7 @@
         </w:rPr>
         <w:t xml:space="preserve">; bdk. </w:t>
       </w:r>
-      <w:hyperlink r:id="rId1079">
+      <w:hyperlink r:id="rId1080">
         <w:r>
           <w:rPr>
             <w:lang w:val="id_ID" w:bidi="id_ID"/>
@@ -47857,7 +47863,7 @@
         </w:rPr>
         <w:t xml:space="preserve">; </w:t>
       </w:r>
-      <w:hyperlink r:id="rId1080">
+      <w:hyperlink r:id="rId1081">
         <w:r>
           <w:rPr>
             <w:lang w:val="id_ID" w:bidi="id_ID"/>
@@ -47875,7 +47881,7 @@
         </w:rPr>
         <w:t xml:space="preserve">). Banyak peziarah merayakan Paskah di Yerusalem, tempat Bait Allah berada (lihat </w:t>
       </w:r>
-      <w:hyperlink r:id="rId1081">
+      <w:hyperlink r:id="rId1082">
         <w:r>
           <w:rPr>
             <w:lang w:val="id_ID" w:bidi="id_ID"/>
@@ -47941,7 +47947,7 @@
         </w:rPr>
         <w:t xml:space="preserve">Petunjuk Yesus kepada para murid mirip dengan </w:t>
       </w:r>
-      <w:hyperlink r:id="rId1082">
+      <w:hyperlink r:id="rId1083">
         <w:r>
           <w:rPr>
             <w:lang w:val="id_ID" w:bidi="id_ID"/>
@@ -47972,7 +47978,7 @@
         </w:rPr>
         <w:t xml:space="preserve"> termasuk anak domba (yang harus disembelih, dikuliti, dibersihkan, dan dipanggang di atas api terbuka), roti tidak beragi, semangkuk air garam, sayur pahit, dan semangkuk bubur buah, atau kharoset. Anggur secukupnya dicampur dengan air diperlukan agar Yesus dan para murid dapat meminum empat cawan untuk merayakan empat macam berkat Tuhan (</w:t>
       </w:r>
-      <w:hyperlink r:id="rId1083">
+      <w:hyperlink r:id="rId1084">
         <w:r>
           <w:rPr>
             <w:lang w:val="id_ID" w:bidi="id_ID"/>
@@ -48051,7 +48057,7 @@
         </w:rPr>
         <w:t xml:space="preserve"> Yesus tiba bersama Dua Belas murid di ruang tamu atas. "Dua Belas" mengacu pada murid-murid Yesus sebagai satu kelompok; sepuluh orang tiba bersama Yesus, karena dua di antara mereka sudah ada di sana lebih dulu (</w:t>
       </w:r>
-      <w:hyperlink r:id="rId1084">
+      <w:hyperlink r:id="rId1085">
         <w:r>
           <w:rPr>
             <w:lang w:val="id_ID" w:bidi="id_ID"/>
@@ -48117,7 +48123,7 @@
         </w:rPr>
         <w:t>Ketika mereka duduk di situ: Perjamuan Paskah dimakan dalam posisi berselonjor, seperti jamuan makan lainnya. Selama perjamuan Paskah, seseorang (biasanya anak laki-laki termuda) akan bertanya kepada tuan rumah/penyelenggara, “Mengapa malam ini berbeda dari malam-malam lainnya?” Ayah atau tuan rumah kemudian akan menceritakan kisah-kisah Paskah dan Keluaran (</w:t>
       </w:r>
-      <w:hyperlink r:id="rId1085">
+      <w:hyperlink r:id="rId1086">
         <w:r>
           <w:rPr>
             <w:lang w:val="id_ID" w:bidi="id_ID"/>
@@ -48135,7 +48141,7 @@
         </w:rPr>
         <w:t>). Elemen-elemen perjamuan Paskah bersifat simbolis. Anak domba Paskah sebagai pengingat akan darah anak domba yang dikorbankan yang melindungi rumah-rumah orang Israel dari malaikat maut yang mendatangi anak-anak sulung di Mesir (</w:t>
       </w:r>
-      <w:hyperlink r:id="rId1086">
+      <w:hyperlink r:id="rId1087">
         <w:r>
           <w:rPr>
             <w:lang w:val="id_ID" w:bidi="id_ID"/>
@@ -48153,7 +48159,7 @@
         </w:rPr>
         <w:t>). Roti tidak beragi mengingatkan kita pada peristiwa keluaran umat Allah yang berlangsung cepat (</w:t>
       </w:r>
-      <w:hyperlink r:id="rId1087">
+      <w:hyperlink r:id="rId1088">
         <w:r>
           <w:rPr>
             <w:lang w:val="id_ID" w:bidi="id_ID"/>
@@ -48171,7 +48177,7 @@
         </w:rPr>
         <w:t xml:space="preserve">, </w:t>
       </w:r>
-      <w:hyperlink r:id="rId1088">
+      <w:hyperlink r:id="rId1089">
         <w:r>
           <w:rPr>
             <w:lang w:val="id_ID" w:bidi="id_ID"/>
@@ -48189,7 +48195,7 @@
         </w:rPr>
         <w:t xml:space="preserve">). Air garam melambangkan air mata perbudakan mereka dan penyeberangan Laut Merah, dan sayur pahit melambangkan perbudakan mereka. Keempat cawan anggur tersebut merupakan pengakuan atas empat janji Allah dalam </w:t>
       </w:r>
-      <w:hyperlink r:id="rId1083">
+      <w:hyperlink r:id="rId1084">
         <w:r>
           <w:rPr>
             <w:lang w:val="id_ID" w:bidi="id_ID"/>
@@ -48207,7 +48213,7 @@
         </w:rPr>
         <w:t xml:space="preserve">. • Perbuatan mengerikan yaitu mengkhianati Yesus menjadi lebih keji karena si pengkhianat adalah salah satu dari mereka yang makan bersama-Nya (lihat </w:t>
       </w:r>
-      <w:hyperlink r:id="rId1089">
+      <w:hyperlink r:id="rId1090">
         <w:r>
           <w:rPr>
             <w:lang w:val="id_ID" w:bidi="id_ID"/>
@@ -48225,7 +48231,7 @@
         </w:rPr>
         <w:t xml:space="preserve">; </w:t>
       </w:r>
-      <w:hyperlink r:id="rId1090">
+      <w:hyperlink r:id="rId1091">
         <w:r>
           <w:rPr>
             <w:lang w:val="id_ID" w:bidi="id_ID"/>
@@ -48303,7 +48309,7 @@
         </w:rPr>
         <w:t xml:space="preserve"> Ini pertama kalinya mereka mendengar bahwa Yesus akan dikhianati (meskipun pembaca sudah mengetahuinya sejak </w:t>
       </w:r>
-      <w:hyperlink r:id="rId1091">
+      <w:hyperlink r:id="rId1092">
         <w:r>
           <w:rPr>
             <w:lang w:val="id_ID" w:bidi="id_ID"/>
@@ -48393,7 +48399,7 @@
         </w:rPr>
         <w:t xml:space="preserve">. Yesus telah mengetahui pengkhianatan ini sebagai bagian dari rencana Ilahi (bdk. </w:t>
       </w:r>
-      <w:hyperlink r:id="rId694">
+      <w:hyperlink r:id="rId695">
         <w:r>
           <w:rPr>
             <w:lang w:val="id_ID" w:bidi="id_ID"/>
@@ -48411,7 +48417,7 @@
         </w:rPr>
         <w:t xml:space="preserve">), tetapi pengkhianat-Nya dihukum. Yesus dan para penulis Injil tidak menjelaskan bagaimana kedaulatan Allah dan tanggung jawab Yudas sebagai manusia dapat berjalan berdampingan, tetapi keduanya dinyatakan tanpa kompromi (lihat </w:t>
       </w:r>
-      <w:hyperlink r:id="rId1092">
+      <w:hyperlink r:id="rId1093">
         <w:r>
           <w:rPr>
             <w:lang w:val="id_ID" w:bidi="id_ID"/>
@@ -48503,7 +48509,7 @@
         </w:rPr>
         <w:t xml:space="preserve">). Dalam dua pandangan ini, ketika seseorang mengambil bagian dalam Perjamuan Kudus, dia benar-benar makan dan minum tubuh dan darah Yesus. Pandangan ketiga adalah bahwa dengan memakan roti dan anggur, orang Kristen secara rohani memakan Yesus. Pandangan keempat adalah bahwa perjamuan ini pada dasarnya adalah sebuah pengingat, dan elemen-elemen yang ada di dalamnya merupakan simbol pengorbanan Yesus bagi kita. Lihat juga </w:t>
       </w:r>
-      <w:hyperlink r:id="rId1093">
+      <w:hyperlink r:id="rId1094">
         <w:r>
           <w:rPr>
             <w:lang w:val="id_ID" w:bidi="id_ID"/>
@@ -48599,7 +48605,7 @@
         </w:rPr>
         <w:t xml:space="preserve">; </w:t>
       </w:r>
-      <w:hyperlink r:id="rId715">
+      <w:hyperlink r:id="rId716">
         <w:r>
           <w:rPr>
             <w:lang w:val="id_ID" w:bidi="id_ID"/>
@@ -48617,7 +48623,7 @@
         </w:rPr>
         <w:t>). Hal ini memulai perjanjian yang telah dibuat Allah dengan umat-Nya (</w:t>
       </w:r>
-      <w:hyperlink r:id="rId1094">
+      <w:hyperlink r:id="rId1095">
         <w:r>
           <w:rPr>
             <w:lang w:val="id_ID" w:bidi="id_ID"/>
@@ -48635,7 +48641,7 @@
         </w:rPr>
         <w:t xml:space="preserve">; </w:t>
       </w:r>
-      <w:hyperlink r:id="rId1095">
+      <w:hyperlink r:id="rId1096">
         <w:r>
           <w:rPr>
             <w:lang w:val="id_ID" w:bidi="id_ID"/>
@@ -48653,7 +48659,7 @@
         </w:rPr>
         <w:t xml:space="preserve">; lihat </w:t>
       </w:r>
-      <w:hyperlink r:id="rId1096">
+      <w:hyperlink r:id="rId1097">
         <w:r>
           <w:rPr>
             <w:lang w:val="id_ID" w:bidi="id_ID"/>
@@ -48671,7 +48677,7 @@
         </w:rPr>
         <w:t xml:space="preserve">; </w:t>
       </w:r>
-      <w:hyperlink r:id="rId1097">
+      <w:hyperlink r:id="rId1098">
         <w:r>
           <w:rPr>
             <w:lang w:val="id_ID" w:bidi="id_ID"/>
@@ -48689,7 +48695,7 @@
         </w:rPr>
         <w:t xml:space="preserve">; </w:t>
       </w:r>
-      <w:hyperlink r:id="rId1098">
+      <w:hyperlink r:id="rId1099">
         <w:r>
           <w:rPr>
             <w:lang w:val="id_ID" w:bidi="id_ID"/>
@@ -48707,7 +48713,7 @@
         </w:rPr>
         <w:t xml:space="preserve">; </w:t>
       </w:r>
-      <w:hyperlink r:id="rId1099">
+      <w:hyperlink r:id="rId1100">
         <w:r>
           <w:rPr>
             <w:lang w:val="id_ID" w:bidi="id_ID"/>
@@ -48743,7 +48749,7 @@
         </w:rPr>
         <w:t xml:space="preserve">; </w:t>
       </w:r>
-      <w:hyperlink r:id="rId1100">
+      <w:hyperlink r:id="rId1101">
         <w:r>
           <w:rPr>
             <w:lang w:val="id_ID" w:bidi="id_ID"/>
@@ -48882,7 +48888,7 @@
         </w:rPr>
         <w:t xml:space="preserve"> (</w:t>
       </w:r>
-      <w:hyperlink r:id="rId1101">
+      <w:hyperlink r:id="rId1102">
         <w:r>
           <w:rPr>
             <w:lang w:val="id_ID" w:bidi="id_ID"/>
@@ -48961,7 +48967,7 @@
         </w:rPr>
         <w:t xml:space="preserve">Ia bertemu dengan para murid di Galilea (lihat </w:t>
       </w:r>
-      <w:hyperlink r:id="rId1102">
+      <w:hyperlink r:id="rId1103">
         <w:r>
           <w:rPr>
             <w:lang w:val="id_ID" w:bidi="id_ID"/>
@@ -48979,7 +48985,7 @@
         </w:rPr>
         <w:t xml:space="preserve">), di mana mereka diampuni dan dipulihkan (lihat </w:t>
       </w:r>
-      <w:hyperlink r:id="rId1103">
+      <w:hyperlink r:id="rId1104">
         <w:r>
           <w:rPr>
             <w:lang w:val="id_ID" w:bidi="id_ID"/>
@@ -49111,7 +49117,7 @@
         </w:rPr>
         <w:t xml:space="preserve">Getsemani (bahasa Aram, “tempat pemerasan minyak”) tetap menjadi kebun zaitun sampai hari ini. Tempat itu disebut taman di </w:t>
       </w:r>
-      <w:hyperlink r:id="rId1104">
+      <w:hyperlink r:id="rId1105">
         <w:r>
           <w:rPr>
             <w:lang w:val="id_ID" w:bidi="id_ID"/>
@@ -49129,7 +49135,7 @@
         </w:rPr>
         <w:t xml:space="preserve">, dan </w:t>
       </w:r>
-      <w:hyperlink r:id="rId1105">
+      <w:hyperlink r:id="rId1106">
         <w:r>
           <w:rPr>
             <w:lang w:val="id_ID" w:bidi="id_ID"/>
@@ -49195,7 +49201,7 @@
         </w:rPr>
         <w:t>Yesus pergi bersama Petrus, Yakobus, dan Yohanes (</w:t>
       </w:r>
-      <w:hyperlink r:id="rId1106">
+      <w:hyperlink r:id="rId1107">
         <w:r>
           <w:rPr>
             <w:lang w:val="id_ID" w:bidi="id_ID"/>
@@ -49213,7 +49219,7 @@
         </w:rPr>
         <w:t xml:space="preserve">; </w:t>
       </w:r>
-      <w:hyperlink r:id="rId1107">
+      <w:hyperlink r:id="rId1108">
         <w:r>
           <w:rPr>
             <w:lang w:val="id_ID" w:bidi="id_ID"/>
@@ -49297,7 +49303,7 @@
         </w:rPr>
         <w:t xml:space="preserve">Yesus tersungkur ke tanah untuk berdoa karena kesedihan-Nya yang mendalam (lihat </w:t>
       </w:r>
-      <w:hyperlink r:id="rId1108">
+      <w:hyperlink r:id="rId1109">
         <w:r>
           <w:rPr>
             <w:lang w:val="id_ID" w:bidi="id_ID"/>
@@ -49315,7 +49321,7 @@
         </w:rPr>
         <w:t xml:space="preserve">; </w:t>
       </w:r>
-      <w:hyperlink r:id="rId1109">
+      <w:hyperlink r:id="rId1110">
         <w:r>
           <w:rPr>
             <w:lang w:val="id_ID" w:bidi="id_ID"/>
@@ -49333,7 +49339,7 @@
         </w:rPr>
         <w:t xml:space="preserve">; </w:t>
       </w:r>
-      <w:hyperlink r:id="rId1110">
+      <w:hyperlink r:id="rId1111">
         <w:r>
           <w:rPr>
             <w:lang w:val="id_ID" w:bidi="id_ID"/>
@@ -49351,7 +49357,7 @@
         </w:rPr>
         <w:t xml:space="preserve">; </w:t>
       </w:r>
-      <w:hyperlink r:id="rId1111">
+      <w:hyperlink r:id="rId1112">
         <w:r>
           <w:rPr>
             <w:lang w:val="id_ID" w:bidi="id_ID"/>
@@ -49382,7 +49388,7 @@
         </w:rPr>
         <w:t xml:space="preserve"> menunjukkan hubungan mereka yang sangat dekat (lihat </w:t>
       </w:r>
-      <w:hyperlink r:id="rId1112">
+      <w:hyperlink r:id="rId1113">
         <w:r>
           <w:rPr>
             <w:lang w:val="id_ID" w:bidi="id_ID"/>
@@ -49448,7 +49454,7 @@
         </w:rPr>
         <w:t xml:space="preserve">; </w:t>
       </w:r>
-      <w:hyperlink r:id="rId1113">
+      <w:hyperlink r:id="rId1114">
         <w:r>
           <w:rPr>
             <w:lang w:val="id_ID" w:bidi="id_ID"/>
@@ -49466,7 +49472,7 @@
         </w:rPr>
         <w:t xml:space="preserve">; </w:t>
       </w:r>
-      <w:hyperlink r:id="rId1114">
+      <w:hyperlink r:id="rId1115">
         <w:r>
           <w:rPr>
             <w:lang w:val="id_ID" w:bidi="id_ID"/>
@@ -49550,7 +49556,7 @@
         </w:rPr>
         <w:t xml:space="preserve">Pertanyaan ini adalah teguran, karena Yesus tahu bahwa Petrus sedang tidur. • Meskipun roh ingin menghindari pencobaan (lihat </w:t>
       </w:r>
-      <w:hyperlink r:id="rId1115">
+      <w:hyperlink r:id="rId1116">
         <w:r>
           <w:rPr>
             <w:lang w:val="id_ID" w:bidi="id_ID"/>
@@ -49568,7 +49574,7 @@
         </w:rPr>
         <w:t xml:space="preserve">, </w:t>
       </w:r>
-      <w:hyperlink r:id="rId1116">
+      <w:hyperlink r:id="rId1117">
         <w:r>
           <w:rPr>
             <w:lang w:val="id_ID" w:bidi="id_ID"/>
@@ -49647,7 +49653,7 @@
         </w:rPr>
         <w:t xml:space="preserve">Isi doa Yesus mungkin sama seperti sebelumnya (lihat </w:t>
       </w:r>
-      <w:hyperlink r:id="rId1117">
+      <w:hyperlink r:id="rId1118">
         <w:r>
           <w:rPr>
             <w:lang w:val="id_ID" w:bidi="id_ID"/>
@@ -49665,7 +49671,7 @@
         </w:rPr>
         <w:t xml:space="preserve">, </w:t>
       </w:r>
-      <w:hyperlink r:id="rId1118">
+      <w:hyperlink r:id="rId1119">
         <w:r>
           <w:rPr>
             <w:lang w:val="id_ID" w:bidi="id_ID"/>
@@ -49701,7 +49707,7 @@
         </w:rPr>
         <w:t xml:space="preserve">, </w:t>
       </w:r>
-      <w:hyperlink r:id="rId1119">
+      <w:hyperlink r:id="rId1120">
         <w:r>
           <w:rPr>
             <w:lang w:val="id_ID" w:bidi="id_ID"/>
@@ -49744,7 +49750,7 @@
         </w:rPr>
         <w:t>) sudah tiba: Penderitaan Yesus telah dimulai, yaitu saat untuk mencurahkan darah anak domba yang dikorbankan (</w:t>
       </w:r>
-      <w:hyperlink r:id="rId670">
+      <w:hyperlink r:id="rId671">
         <w:r>
           <w:rPr>
             <w:lang w:val="id_ID" w:bidi="id_ID"/>
@@ -49762,7 +49768,7 @@
         </w:rPr>
         <w:t>). Pernyataan ini bertepatan dengan kedatangan Yudas dan kerumunan orang banyak bersenjata yang hendak menangkap Yesus. Yesus diserahkan ke tangan orang berdosa yang demi mereka Ia rela disalibkan (</w:t>
       </w:r>
-      <w:hyperlink r:id="rId1120">
+      <w:hyperlink r:id="rId1121">
         <w:r>
           <w:rPr>
             <w:lang w:val="id_ID" w:bidi="id_ID"/>
@@ -49798,7 +49804,7 @@
         </w:rPr>
         <w:t xml:space="preserve">; </w:t>
       </w:r>
-      <w:hyperlink r:id="rId1121">
+      <w:hyperlink r:id="rId1122">
         <w:r>
           <w:rPr>
             <w:lang w:val="id_ID" w:bidi="id_ID"/>
@@ -49912,7 +49918,7 @@
         </w:rPr>
         <w:t xml:space="preserve">). Meskipun mereka ingin menghindari konflik, jumlah pasukan yang dibawa cukup banyak untuk meredam perlawanan apapun yang mungkin dilakukan oleh Yesus dan para pengikut-Nya (bdk. </w:t>
       </w:r>
-      <w:hyperlink r:id="rId1122">
+      <w:hyperlink r:id="rId1123">
         <w:r>
           <w:rPr>
             <w:lang w:val="id_ID" w:bidi="id_ID"/>
@@ -49930,7 +49936,7 @@
         </w:rPr>
         <w:t xml:space="preserve">; </w:t>
       </w:r>
-      <w:hyperlink r:id="rId1123">
+      <w:hyperlink r:id="rId1124">
         <w:r>
           <w:rPr>
             <w:lang w:val="id_ID" w:bidi="id_ID"/>
@@ -49996,7 +50002,7 @@
         </w:rPr>
         <w:t xml:space="preserve">Getsemani gelap, dan Yesus sendiri tidak dikenal oleh sebagian besar orang banyak yang dikirim untuk menangkap-Nya (lihat </w:t>
       </w:r>
-      <w:hyperlink r:id="rId1124">
+      <w:hyperlink r:id="rId1125">
         <w:r>
           <w:rPr>
             <w:lang w:val="id_ID" w:bidi="id_ID"/>
@@ -50027,7 +50033,7 @@
         </w:rPr>
         <w:t xml:space="preserve"> suatu bentuk sapaan yang umum (</w:t>
       </w:r>
-      <w:hyperlink r:id="rId1125">
+      <w:hyperlink r:id="rId1126">
         <w:r>
           <w:rPr>
             <w:lang w:val="id_ID" w:bidi="id_ID"/>
@@ -50045,7 +50051,7 @@
         </w:rPr>
         <w:t xml:space="preserve">; </w:t>
       </w:r>
-      <w:hyperlink r:id="rId1126">
+      <w:hyperlink r:id="rId1127">
         <w:r>
           <w:rPr>
             <w:lang w:val="id_ID" w:bidi="id_ID"/>
@@ -50063,7 +50069,7 @@
         </w:rPr>
         <w:t xml:space="preserve">; </w:t>
       </w:r>
-      <w:hyperlink r:id="rId1127">
+      <w:hyperlink r:id="rId1128">
         <w:r>
           <w:rPr>
             <w:lang w:val="id_ID" w:bidi="id_ID"/>
@@ -50129,7 +50135,7 @@
         </w:rPr>
         <w:t xml:space="preserve">Salah satu orang yang bersama Yesus (yaitu Petrus, lihat </w:t>
       </w:r>
-      <w:hyperlink r:id="rId1128">
+      <w:hyperlink r:id="rId1129">
         <w:r>
           <w:rPr>
             <w:lang w:val="id_ID" w:bidi="id_ID"/>
@@ -50147,7 +50153,7 @@
         </w:rPr>
         <w:t xml:space="preserve">) mencoba melakukan pembelaan secara tergesa-gesa dengan memotong telinga hamba Imam Besar (lihat </w:t>
       </w:r>
-      <w:hyperlink r:id="rId1129">
+      <w:hyperlink r:id="rId1130">
         <w:r>
           <w:rPr>
             <w:lang w:val="id_ID" w:bidi="id_ID"/>
@@ -50213,7 +50219,7 @@
         </w:rPr>
         <w:t xml:space="preserve">Tetapi semuanya terjadi untuk menggenapi apa yang dikatakan Alkitab tentang Yesus. Markus kemudian meyakinkan para pembacanya bahwa peristiwa-peristiwa ini adalah bagian dari rencana Ilahi Allah. Lihat </w:t>
       </w:r>
-      <w:hyperlink r:id="rId1130">
+      <w:hyperlink r:id="rId1131">
         <w:r>
           <w:rPr>
             <w:lang w:val="id_ID" w:bidi="id_ID"/>
@@ -50279,7 +50285,7 @@
         </w:rPr>
         <w:t>Seperti yang telah dinubuatkan Yesus beberapa jam sebelumnya (</w:t>
       </w:r>
-      <w:hyperlink r:id="rId1131">
+      <w:hyperlink r:id="rId1132">
         <w:r>
           <w:rPr>
             <w:lang w:val="id_ID" w:bidi="id_ID"/>
@@ -50393,7 +50399,7 @@
         </w:rPr>
         <w:t>Imam-imam kepala, para tua-tua, dan ahli-ahli Taurat tidak sama dengan "seluruh Mahkamah Agama" (</w:t>
       </w:r>
-      <w:hyperlink r:id="rId1132">
+      <w:hyperlink r:id="rId1133">
         <w:r>
           <w:rPr>
             <w:lang w:val="id_ID" w:bidi="id_ID"/>
@@ -50411,7 +50417,7 @@
         </w:rPr>
         <w:t xml:space="preserve">; </w:t>
       </w:r>
-      <w:hyperlink r:id="rId797">
+      <w:hyperlink r:id="rId798">
         <w:r>
           <w:rPr>
             <w:lang w:val="id_ID" w:bidi="id_ID"/>
@@ -50442,7 +50448,7 @@
         </w:rPr>
         <w:t>di mana Sanhedrin sedang mengadakan pertemuan. Latar telah disiapkan untuk penyangkalan Petrus (</w:t>
       </w:r>
-      <w:hyperlink r:id="rId1119">
+      <w:hyperlink r:id="rId1120">
         <w:r>
           <w:rPr>
             <w:lang w:val="id_ID" w:bidi="id_ID"/>
@@ -50547,38 +50553,38 @@
         </w:rPr>
         <w:t xml:space="preserve"> (lihat </w:t>
       </w:r>
+      <w:hyperlink r:id="rId1134">
+        <w:r>
+          <w:rPr>
+            <w:lang w:val="id_ID" w:bidi="id_ID"/>
+          </w:rPr>
+          <w:rPr>
+            <w:color w:val="0000EE"/>
+            <w:u w:val="single"/>
+          </w:rPr>
+          <w:t>Kisah 23:6–10</w:t>
+        </w:r>
+      </w:hyperlink>
+      <w:r>
+        <w:rPr>
+          <w:lang w:val="id_ID" w:bidi="id_ID"/>
+        </w:rPr>
+        <w:t xml:space="preserve">); (4) aturan-aturan yang ditemukan dalam </w:t>
+      </w:r>
+      <w:r>
+        <w:rPr>
+          <w:i/>
+          <w:lang w:val="id_ID" w:bidi="id_ID"/>
+        </w:rPr>
+        <w:t>Mishnah Sanhedrin</w:t>
+      </w:r>
+      <w:r>
+        <w:rPr>
+          <w:lang w:val="id_ID" w:bidi="id_ID"/>
+        </w:rPr>
+        <w:t xml:space="preserve"> kadang-kadang bertentangan dengan apa yang ditulis oleh sejarawan Yahudi Yosefus; (5) hukum-hukum perilaku yang ada belum tentu diikuti—Yesus diadili dalam pengadilan rekayasa, di mana hukuman telah ditentukan sebelumnya dan yang dicari hanyalah tuduhan untuk melaksanakannya (</w:t>
+      </w:r>
       <w:hyperlink r:id="rId1133">
-        <w:r>
-          <w:rPr>
-            <w:lang w:val="id_ID" w:bidi="id_ID"/>
-          </w:rPr>
-          <w:rPr>
-            <w:color w:val="0000EE"/>
-            <w:u w:val="single"/>
-          </w:rPr>
-          <w:t>Kisah 23:6–10</w:t>
-        </w:r>
-      </w:hyperlink>
-      <w:r>
-        <w:rPr>
-          <w:lang w:val="id_ID" w:bidi="id_ID"/>
-        </w:rPr>
-        <w:t xml:space="preserve">); (4) aturan-aturan yang ditemukan dalam </w:t>
-      </w:r>
-      <w:r>
-        <w:rPr>
-          <w:i/>
-          <w:lang w:val="id_ID" w:bidi="id_ID"/>
-        </w:rPr>
-        <w:t>Mishnah Sanhedrin</w:t>
-      </w:r>
-      <w:r>
-        <w:rPr>
-          <w:lang w:val="id_ID" w:bidi="id_ID"/>
-        </w:rPr>
-        <w:t xml:space="preserve"> kadang-kadang bertentangan dengan apa yang ditulis oleh sejarawan Yahudi Yosefus; (5) hukum-hukum perilaku yang ada belum tentu diikuti—Yesus diadili dalam pengadilan rekayasa, di mana hukuman telah ditentukan sebelumnya dan yang dicari hanyalah tuduhan untuk melaksanakannya (</w:t>
-      </w:r>
-      <w:hyperlink r:id="rId1132">
         <w:r>
           <w:rPr>
             <w:lang w:val="id_ID" w:bidi="id_ID"/>
@@ -50683,7 +50689,7 @@
         </w:rPr>
         <w:t>), yang beranggotakan tujuh puluh orang dan dipimpin oleh Imam Besar. Kitab-kitab Injil menggambarkan pengadilan formal/resmi: Ada pencarian saksi-saksi (</w:t>
       </w:r>
-      <w:hyperlink r:id="rId1132">
+      <w:hyperlink r:id="rId1133">
         <w:r>
           <w:rPr>
             <w:lang w:val="id_ID" w:bidi="id_ID"/>
@@ -50701,7 +50707,7 @@
         </w:rPr>
         <w:t>), kesaksian para saksi mata (</w:t>
       </w:r>
-      <w:hyperlink r:id="rId1134">
+      <w:hyperlink r:id="rId1135">
         <w:r>
           <w:rPr>
             <w:lang w:val="id_ID" w:bidi="id_ID"/>
@@ -50719,7 +50725,7 @@
         </w:rPr>
         <w:t>), Yesus disumpah (</w:t>
       </w:r>
-      <w:hyperlink r:id="rId1135">
+      <w:hyperlink r:id="rId1136">
         <w:r>
           <w:rPr>
             <w:lang w:val="id_ID" w:bidi="id_ID"/>
@@ -50737,7 +50743,7 @@
         </w:rPr>
         <w:t>), Yesus diberi kesempatan untuk membela diri (</w:t>
       </w:r>
-      <w:hyperlink r:id="rId1136">
+      <w:hyperlink r:id="rId1137">
         <w:r>
           <w:rPr>
             <w:lang w:val="id_ID" w:bidi="id_ID"/>
@@ -50755,7 +50761,7 @@
         </w:rPr>
         <w:t>), Imam Besar mengoyakkan jubahnya (</w:t>
       </w:r>
-      <w:hyperlink r:id="rId1137">
+      <w:hyperlink r:id="rId1138">
         <w:r>
           <w:rPr>
             <w:lang w:val="id_ID" w:bidi="id_ID"/>
@@ -50773,7 +50779,7 @@
         </w:rPr>
         <w:t>), dan keputusan akhir dari Sanhedrin (</w:t>
       </w:r>
-      <w:hyperlink r:id="rId1138">
+      <w:hyperlink r:id="rId1139">
         <w:r>
           <w:rPr>
             <w:lang w:val="id_ID" w:bidi="id_ID"/>
@@ -50791,7 +50797,7 @@
         </w:rPr>
         <w:t xml:space="preserve">). Ini tidak berarti bahwa persidangan itu berjalan adil—keputusan untuk menghukum mati Yesus sudah dibuat. Bukti-bukti tidak dicari untuk menentukan kebenaran, tetapi untuk mendapatkan vonis/putusan bersalah dan hukuman mati. • Saksi-saksi dusta yang memberikan kesaksian palsu telah salah mengartikan kata-kata Yesus tentang penghancuran dan pembangunan kembali Bait Allah (lihat </w:t>
       </w:r>
-      <w:hyperlink r:id="rId782">
+      <w:hyperlink r:id="rId783">
         <w:r>
           <w:rPr>
             <w:lang w:val="id_ID" w:bidi="id_ID"/>
@@ -50809,7 +50815,7 @@
         </w:rPr>
         <w:t xml:space="preserve">; </w:t>
       </w:r>
-      <w:hyperlink r:id="rId1139">
+      <w:hyperlink r:id="rId1140">
         <w:r>
           <w:rPr>
             <w:lang w:val="id_ID" w:bidi="id_ID"/>
@@ -50827,7 +50833,7 @@
         </w:rPr>
         <w:t xml:space="preserve">; </w:t>
       </w:r>
-      <w:hyperlink r:id="rId1140">
+      <w:hyperlink r:id="rId1141">
         <w:r>
           <w:rPr>
             <w:lang w:val="id_ID" w:bidi="id_ID"/>
@@ -50960,7 +50966,7 @@
         </w:rPr>
         <w:t>Karena para saksi palsu tidak satu suara (</w:t>
       </w:r>
-      <w:hyperlink r:id="rId1141">
+      <w:hyperlink r:id="rId1142">
         <w:r>
           <w:rPr>
             <w:lang w:val="id_ID" w:bidi="id_ID"/>
@@ -51146,7 +51152,7 @@
         </w:rPr>
         <w:t>), dan oleh murid-murid-Nya (</w:t>
       </w:r>
-      <w:hyperlink r:id="rId1142">
+      <w:hyperlink r:id="rId1143">
         <w:r>
           <w:rPr>
             <w:lang w:val="id_ID" w:bidi="id_ID"/>
@@ -51177,7 +51183,7 @@
         </w:rPr>
         <w:t>yang menubuatkan kebangkitan dan kenaikan-Nya (</w:t>
       </w:r>
-      <w:hyperlink r:id="rId1143">
+      <w:hyperlink r:id="rId1144">
         <w:r>
           <w:rPr>
             <w:lang w:val="id_ID" w:bidi="id_ID"/>
@@ -51195,7 +51201,7 @@
         </w:rPr>
         <w:t xml:space="preserve">; </w:t>
       </w:r>
-      <w:hyperlink r:id="rId1015">
+      <w:hyperlink r:id="rId1016">
         <w:r>
           <w:rPr>
             <w:lang w:val="id_ID" w:bidi="id_ID"/>
@@ -51213,7 +51219,7 @@
         </w:rPr>
         <w:t xml:space="preserve">; lihat </w:t>
       </w:r>
-      <w:hyperlink r:id="rId1144">
+      <w:hyperlink r:id="rId1145">
         <w:r>
           <w:rPr>
             <w:lang w:val="id_ID" w:bidi="id_ID"/>
@@ -51231,7 +51237,7 @@
         </w:rPr>
         <w:t xml:space="preserve">; </w:t>
       </w:r>
-      <w:hyperlink r:id="rId1145">
+      <w:hyperlink r:id="rId1146">
         <w:r>
           <w:rPr>
             <w:lang w:val="id_ID" w:bidi="id_ID"/>
@@ -51315,7 +51321,7 @@
         </w:rPr>
         <w:t xml:space="preserve"> (lihat </w:t>
       </w:r>
-      <w:hyperlink r:id="rId1146">
+      <w:hyperlink r:id="rId1147">
         <w:r>
           <w:rPr>
             <w:lang w:val="id_ID" w:bidi="id_ID"/>
@@ -51333,7 +51339,7 @@
         </w:rPr>
         <w:t xml:space="preserve">). Namun, Markus tidak selalu mengulangi kata-kata yang sebenarnya diucapkan Yesus di pengadilan-Nya (bandingkan dengan </w:t>
       </w:r>
-      <w:hyperlink r:id="rId1147">
+      <w:hyperlink r:id="rId1148">
         <w:r>
           <w:rPr>
             <w:lang w:val="id_ID" w:bidi="id_ID"/>
@@ -51351,7 +51357,7 @@
         </w:rPr>
         <w:t xml:space="preserve">; </w:t>
       </w:r>
-      <w:hyperlink r:id="rId1148">
+      <w:hyperlink r:id="rId1149">
         <w:r>
           <w:rPr>
             <w:lang w:val="id_ID" w:bidi="id_ID"/>
@@ -51369,7 +51375,7 @@
         </w:rPr>
         <w:t xml:space="preserve">), jadi kata-kata ini bisa saja menunjukkan jawaban Yesus yang mengiyakan pertanyaan Imam Besar. Dia adalah Mesias, Anak Allah. Selama pemberontakan Yahudi yang kedua terhadap Roma, Bar Kokhba (132–135 M) mengaku sebagai Mesias, dan hal itu tidak dianggap menghujat. Pengakuan Yesus sebagai Anak Manusia tidak dapat dianggap sebagai penghujatan, karena ada lebih dari lima puluh kejadian sebelum pengadilan Yesus di mana Ia menggunakan gelar ini, dan selama itu tuduhan penghujatan tidak pernah diajukan. Namun, bagi Imam Besar dan Sanhedrin, sudah keterlaluan ketika Yesus dengan jelas mengaku sebagai Anak Manusia dalam </w:t>
       </w:r>
-      <w:hyperlink r:id="rId1149">
+      <w:hyperlink r:id="rId1150">
         <w:r>
           <w:rPr>
             <w:lang w:val="id_ID" w:bidi="id_ID"/>
@@ -51387,7 +51393,7 @@
         </w:rPr>
         <w:t xml:space="preserve"> yang datang dalam nama Allah untuk menghakimi dunia. Pengakuan ini juga ditambah dengan fakta bahwa selama pelayanan-Nya, Yesus mengampuni dosa (</w:t>
       </w:r>
-      <w:hyperlink r:id="rId1150">
+      <w:hyperlink r:id="rId1151">
         <w:r>
           <w:rPr>
             <w:lang w:val="id_ID" w:bidi="id_ID"/>
@@ -51405,7 +51411,7 @@
         </w:rPr>
         <w:t xml:space="preserve">; </w:t>
       </w:r>
-      <w:hyperlink r:id="rId1151">
+      <w:hyperlink r:id="rId1152">
         <w:r>
           <w:rPr>
             <w:lang w:val="id_ID" w:bidi="id_ID"/>
@@ -51423,7 +51429,7 @@
         </w:rPr>
         <w:t>), mengaku sebagai Anak Allah (</w:t>
       </w:r>
-      <w:hyperlink r:id="rId1152">
+      <w:hyperlink r:id="rId1153">
         <w:r>
           <w:rPr>
             <w:lang w:val="id_ID" w:bidi="id_ID"/>
@@ -51459,7 +51465,7 @@
         </w:rPr>
         <w:t>), dan mengaku sebagai Tuhan atas hari Sabat (</w:t>
       </w:r>
-      <w:hyperlink r:id="rId747">
+      <w:hyperlink r:id="rId748">
         <w:r>
           <w:rPr>
             <w:lang w:val="id_ID" w:bidi="id_ID"/>
@@ -51477,7 +51483,7 @@
         </w:rPr>
         <w:t>). Setelah yakin bahwa Yesus harus dihukum mati, para pemimpin agama kini menjatuhkan vonis bersalah yang sudah ditentukan sebelumnya (</w:t>
       </w:r>
-      <w:hyperlink r:id="rId1132">
+      <w:hyperlink r:id="rId1133">
         <w:r>
           <w:rPr>
             <w:lang w:val="id_ID" w:bidi="id_ID"/>
@@ -51543,7 +51549,7 @@
         </w:rPr>
         <w:t xml:space="preserve">meludahi: Lihat </w:t>
       </w:r>
-      <w:hyperlink r:id="rId871">
+      <w:hyperlink r:id="rId872">
         <w:r>
           <w:rPr>
             <w:lang w:val="id_ID" w:bidi="id_ID"/>
@@ -51579,7 +51585,7 @@
         </w:rPr>
         <w:t xml:space="preserve">, </w:t>
       </w:r>
-      <w:hyperlink r:id="rId1153">
+      <w:hyperlink r:id="rId1154">
         <w:r>
           <w:rPr>
             <w:lang w:val="id_ID" w:bidi="id_ID"/>
@@ -51597,7 +51603,7 @@
         </w:rPr>
         <w:t xml:space="preserve">; </w:t>
       </w:r>
-      <w:hyperlink r:id="rId1154">
+      <w:hyperlink r:id="rId1155">
         <w:r>
           <w:rPr>
             <w:lang w:val="id_ID" w:bidi="id_ID"/>
@@ -51633,7 +51639,7 @@
         </w:rPr>
         <w:t>. • Perlakuan buruk yang serupa terjadi pada saat Yesus diadili di hadapan Pontius Pilatus (</w:t>
       </w:r>
-      <w:hyperlink r:id="rId1155">
+      <w:hyperlink r:id="rId1156">
         <w:r>
           <w:rPr>
             <w:lang w:val="id_ID" w:bidi="id_ID"/>
@@ -51765,7 +51771,7 @@
         </w:rPr>
         <w:t>Sebutan "Yesus, orang Nazaret itu" mungkin merupakan sebuah penghinaan, karena orang Yudea memandang rendah orang Galilea (</w:t>
       </w:r>
-      <w:hyperlink r:id="rId1156">
+      <w:hyperlink r:id="rId1157">
         <w:r>
           <w:rPr>
             <w:lang w:val="id_ID" w:bidi="id_ID"/>
@@ -51783,7 +51789,7 @@
         </w:rPr>
         <w:t xml:space="preserve">; </w:t>
       </w:r>
-      <w:hyperlink r:id="rId1157">
+      <w:hyperlink r:id="rId1158">
         <w:r>
           <w:rPr>
             <w:lang w:val="id_ID" w:bidi="id_ID"/>
@@ -51801,7 +51807,7 @@
         </w:rPr>
         <w:t xml:space="preserve">, </w:t>
       </w:r>
-      <w:hyperlink r:id="rId1158">
+      <w:hyperlink r:id="rId1159">
         <w:r>
           <w:rPr>
             <w:lang w:val="id_ID" w:bidi="id_ID"/>
@@ -51915,7 +51921,7 @@
         </w:rPr>
         <w:t xml:space="preserve">Hamba perempuan itu mengulangi tuduhannya di hadapan orang-orang lain di sekitar situ. Mereka menganggap Petrus adalah pengikut Yesus karena dia orang Galilea (lihat </w:t>
       </w:r>
-      <w:hyperlink r:id="rId1159">
+      <w:hyperlink r:id="rId1160">
         <w:r>
           <w:rPr>
             <w:lang w:val="id_ID" w:bidi="id_ID"/>
@@ -51933,7 +51939,7 @@
         </w:rPr>
         <w:t xml:space="preserve">; bdk. </w:t>
       </w:r>
-      <w:hyperlink r:id="rId1160">
+      <w:hyperlink r:id="rId1161">
         <w:r>
           <w:rPr>
             <w:lang w:val="id_ID" w:bidi="id_ID"/>
@@ -52144,7 +52150,7 @@
         </w:rPr>
         <w:t xml:space="preserve"> dan dilanjutkan pada titik ini. • Karena Mahkamah Agama tidak memiliki wewenang untuk menjatuhkan hukuman mati (</w:t>
       </w:r>
-      <w:hyperlink r:id="rId696">
+      <w:hyperlink r:id="rId697">
         <w:r>
           <w:rPr>
             <w:lang w:val="id_ID" w:bidi="id_ID"/>
@@ -52258,7 +52264,7 @@
         </w:rPr>
         <w:t>Bagi orang bukan Yahudi, ungkapan "raja orang Yahudi" adalah padanan dari gelar Yahudi "Raja Israel" (</w:t>
       </w:r>
-      <w:hyperlink r:id="rId1161">
+      <w:hyperlink r:id="rId1162">
         <w:r>
           <w:rPr>
             <w:lang w:val="id_ID" w:bidi="id_ID"/>
@@ -52288,7 +52294,7 @@
         </w:rPr>
         <w:t>: Jawaban Yesus atas pertanyaan Pilatus ditemukan di keempat Injil; Yesus jelas memahami diri-Nya sebagai seorang raja (</w:t>
       </w:r>
-      <w:hyperlink r:id="rId1162">
+      <w:hyperlink r:id="rId1163">
         <w:r>
           <w:rPr>
             <w:lang w:val="id_ID" w:bidi="id_ID"/>
@@ -52306,7 +52312,7 @@
         </w:rPr>
         <w:t xml:space="preserve">; </w:t>
       </w:r>
-      <w:hyperlink r:id="rId1163">
+      <w:hyperlink r:id="rId1164">
         <w:r>
           <w:rPr>
             <w:lang w:val="id_ID" w:bidi="id_ID"/>
@@ -52360,7 +52366,7 @@
         </w:rPr>
         <w:t>), meskipun Pilatus memahami bahwa Yesus bukan ancaman politik (</w:t>
       </w:r>
-      <w:hyperlink r:id="rId1164">
+      <w:hyperlink r:id="rId1165">
         <w:r>
           <w:rPr>
             <w:lang w:val="id_ID" w:bidi="id_ID"/>
@@ -52474,7 +52480,7 @@
         </w:rPr>
         <w:t xml:space="preserve">Kebiasaan yang digambarkan dalam </w:t>
       </w:r>
-      <w:hyperlink r:id="rId1165">
+      <w:hyperlink r:id="rId1166">
         <w:r>
           <w:rPr>
             <w:lang w:val="id_ID" w:bidi="id_ID"/>
@@ -52492,7 +52498,7 @@
         </w:rPr>
         <w:t xml:space="preserve"> tidak diketahui di luar catatan Injil, tetapi keempat Injil menyebutkannya (</w:t>
       </w:r>
-      <w:hyperlink r:id="rId1166">
+      <w:hyperlink r:id="rId1167">
         <w:r>
           <w:rPr>
             <w:lang w:val="id_ID" w:bidi="id_ID"/>
@@ -52510,7 +52516,7 @@
         </w:rPr>
         <w:t xml:space="preserve">; </w:t>
       </w:r>
-      <w:hyperlink r:id="rId1167">
+      <w:hyperlink r:id="rId1168">
         <w:r>
           <w:rPr>
             <w:lang w:val="id_ID" w:bidi="id_ID"/>
@@ -52528,7 +52534,7 @@
         </w:rPr>
         <w:t xml:space="preserve">; </w:t>
       </w:r>
-      <w:hyperlink r:id="rId1168">
+      <w:hyperlink r:id="rId1169">
         <w:r>
           <w:rPr>
             <w:lang w:val="id_ID" w:bidi="id_ID"/>
@@ -52546,7 +52552,7 @@
         </w:rPr>
         <w:t xml:space="preserve">); ada banyak contoh tahanan-tahanan di dunia kuno yang dibebaskan pada hari libur khusus. • Barabas: Lihat juga </w:t>
       </w:r>
-      <w:hyperlink r:id="rId1169">
+      <w:hyperlink r:id="rId1170">
         <w:r>
           <w:rPr>
             <w:lang w:val="id_ID" w:bidi="id_ID"/>
@@ -52564,7 +52570,7 @@
         </w:rPr>
         <w:t xml:space="preserve">; </w:t>
       </w:r>
-      <w:hyperlink r:id="rId1170">
+      <w:hyperlink r:id="rId1171">
         <w:r>
           <w:rPr>
             <w:lang w:val="id_ID" w:bidi="id_ID"/>
@@ -52594,7 +52600,7 @@
         </w:rPr>
         <w:t>: Kesediaan Pilatus untuk membebaskan Barabas (</w:t>
       </w:r>
-      <w:hyperlink r:id="rId1171">
+      <w:hyperlink r:id="rId1172">
         <w:r>
           <w:rPr>
             <w:lang w:val="id_ID" w:bidi="id_ID"/>
@@ -52726,7 +52732,7 @@
         </w:rPr>
         <w:t xml:space="preserve">: Pencambukan adalah pendahuluan sebelum penyaliban. Mencambuk dilakukan dengan tali kulit yang ujungnya dipasangi logam, batu, atau tulang. Luka pada daging yang diakibatnya saja bisa menyebabkan kematian. Nubuat Yesus dalam </w:t>
       </w:r>
-      <w:hyperlink r:id="rId871">
+      <w:hyperlink r:id="rId872">
         <w:r>
           <w:rPr>
             <w:lang w:val="id_ID" w:bidi="id_ID"/>
@@ -52853,7 +52859,7 @@
         </w:rPr>
         <w:t>Catatan tentang penyaliban merupakan salah satu catatan yang paling dapat dipastikan kebenarannya dalam sejarah kuno. Untuk apa gereja mula-mula mengarang cerita bahwa objek iman mereka disalibkan? Kisah ini merupakan penghinaan bagi orang Yahudi, dahulu dan sampai sekarang, serta omong kosong yang tidak masuk akal bagi orang bukan Yahudi (</w:t>
       </w:r>
-      <w:hyperlink r:id="rId1172">
+      <w:hyperlink r:id="rId1173">
         <w:r>
           <w:rPr>
             <w:lang w:val="id_ID" w:bidi="id_ID"/>
@@ -52919,7 +52925,7 @@
         </w:rPr>
         <w:t>jubah ungu: Kain ungu, dibuat dengan pewarna mahal, dikenakan oleh keluarga kerajaan dan orang kaya lainnya (</w:t>
       </w:r>
-      <w:hyperlink r:id="rId1173">
+      <w:hyperlink r:id="rId1174">
         <w:r>
           <w:rPr>
             <w:lang w:val="id_ID" w:bidi="id_ID"/>
@@ -53082,7 +53088,7 @@
         </w:rPr>
         <w:t xml:space="preserve">Setelah mereka meninggalkan kota Yerusalem yang bertembok, kekuatan Yesus tampaknya mulai melemah. Prajurit Romawi memaksa Simon orang Kirene, sebuah kota di Afrika utara, untuk memikul salib Yesus (bdk. </w:t>
       </w:r>
-      <w:hyperlink r:id="rId853">
+      <w:hyperlink r:id="rId854">
         <w:r>
           <w:rPr>
             <w:lang w:val="id_ID" w:bidi="id_ID"/>
@@ -53139,7 +53145,7 @@
         </w:rPr>
         <w:t xml:space="preserve"> yang mungkin dikenal oleh pembaca Markus (bdk. </w:t>
       </w:r>
-      <w:hyperlink r:id="rId1174">
+      <w:hyperlink r:id="rId1175">
         <w:r>
           <w:rPr>
             <w:lang w:val="id_ID" w:bidi="id_ID"/>
@@ -53170,7 +53176,7 @@
         </w:rPr>
         <w:t xml:space="preserve"> (“Kalvari”). Pada zaman Yesus, Golgota terletak di luar kota Yerusalem yang bertembok (</w:t>
       </w:r>
-      <w:hyperlink r:id="rId1175">
+      <w:hyperlink r:id="rId1176">
         <w:r>
           <w:rPr>
             <w:lang w:val="id_ID" w:bidi="id_ID"/>
@@ -53188,7 +53194,7 @@
         </w:rPr>
         <w:t xml:space="preserve">; lihat </w:t>
       </w:r>
-      <w:hyperlink r:id="rId1176">
+      <w:hyperlink r:id="rId1177">
         <w:r>
           <w:rPr>
             <w:lang w:val="id_ID" w:bidi="id_ID"/>
@@ -53206,7 +53212,7 @@
         </w:rPr>
         <w:t xml:space="preserve">; </w:t>
       </w:r>
-      <w:hyperlink r:id="rId1177">
+      <w:hyperlink r:id="rId1178">
         <w:r>
           <w:rPr>
             <w:lang w:val="id_ID" w:bidi="id_ID"/>
@@ -53272,7 +53278,7 @@
         </w:rPr>
         <w:t>Tidak dapat dipastikan apakah Yesus ditawari anggur bercampur mur sebagai bentuk kebaikan (</w:t>
       </w:r>
-      <w:hyperlink r:id="rId1178">
+      <w:hyperlink r:id="rId1179">
         <w:r>
           <w:rPr>
             <w:lang w:val="id_ID" w:bidi="id_ID"/>
@@ -53290,7 +53296,7 @@
         </w:rPr>
         <w:t>) atau sebagai ejekan. Yesus menolak minuman itu, karena Ia telah bertekad untuk meminum cawan yang diberikan Allah kepada-Nya (</w:t>
       </w:r>
-      <w:hyperlink r:id="rId1179">
+      <w:hyperlink r:id="rId1180">
         <w:r>
           <w:rPr>
             <w:lang w:val="id_ID" w:bidi="id_ID"/>
@@ -53374,7 +53380,7 @@
         </w:rPr>
         <w:t>Penyaliban berasal dari bangsa Media dan Persia pada tahun 600-an SM. Cara ini menyebar ke dunia Mediterania timur pada tahun 300-an SM melalui Aleksander Agung dan menjadi bentuk hukuman mati yang dominan di Kekaisaran Romawi hingga tahun 337 M, sebelum akhirnya dilarang oleh Konstantinus. Proses penyaliban itu lambat, memalukan, dan menyiksa. Korban terkadang hidup selama berhari-hari, dan burung gagak serta anjing akan memangsa korban bahkan sebelum mereka mati. Seseorang dapat diikatkan pada kayu salib dengan tali atau, seperti Yesus (</w:t>
       </w:r>
-      <w:hyperlink r:id="rId1180">
+      <w:hyperlink r:id="rId1181">
         <w:r>
           <w:rPr>
             <w:lang w:val="id_ID" w:bidi="id_ID"/>
@@ -53392,7 +53398,7 @@
         </w:rPr>
         <w:t xml:space="preserve">; </w:t>
       </w:r>
-      <w:hyperlink r:id="rId1181">
+      <w:hyperlink r:id="rId1182">
         <w:r>
           <w:rPr>
             <w:lang w:val="id_ID" w:bidi="id_ID"/>
@@ -53410,7 +53416,7 @@
         </w:rPr>
         <w:t xml:space="preserve">, </w:t>
       </w:r>
-      <w:hyperlink r:id="rId1182">
+      <w:hyperlink r:id="rId1183">
         <w:r>
           <w:rPr>
             <w:lang w:val="id_ID" w:bidi="id_ID"/>
@@ -53428,7 +53434,7 @@
         </w:rPr>
         <w:t xml:space="preserve">; lihat </w:t>
       </w:r>
-      <w:hyperlink r:id="rId1183">
+      <w:hyperlink r:id="rId1184">
         <w:r>
           <w:rPr>
             <w:lang w:val="id_ID" w:bidi="id_ID"/>
@@ -53494,7 +53500,7 @@
         </w:rPr>
         <w:t xml:space="preserve">Markus mencatat penyaliban Yesus terjadi pada jam ketiga, atau pukul sembilan pagi. </w:t>
       </w:r>
-      <w:hyperlink r:id="rId1080">
+      <w:hyperlink r:id="rId1081">
         <w:r>
           <w:rPr>
             <w:lang w:val="id_ID" w:bidi="id_ID"/>
@@ -53512,7 +53518,7 @@
         </w:rPr>
         <w:t xml:space="preserve"> menyebutkan waktu kejadian sekitar jam keenam, atau tengah hari. Ini adalah perkiraan waktu yang kasar, dan peristiwa-peristiwa pada pagi hari biasanya digambarkan terjadi sekitar jam ketiga (</w:t>
       </w:r>
-      <w:hyperlink r:id="rId1184">
+      <w:hyperlink r:id="rId1185">
         <w:r>
           <w:rPr>
             <w:lang w:val="id_ID" w:bidi="id_ID"/>
@@ -53530,7 +53536,7 @@
         </w:rPr>
         <w:t xml:space="preserve">; </w:t>
       </w:r>
-      <w:hyperlink r:id="rId1185">
+      <w:hyperlink r:id="rId1186">
         <w:r>
           <w:rPr>
             <w:lang w:val="id_ID" w:bidi="id_ID"/>
@@ -53548,7 +53554,7 @@
         </w:rPr>
         <w:t>) atau jam keenam (</w:t>
       </w:r>
-      <w:hyperlink r:id="rId1186">
+      <w:hyperlink r:id="rId1187">
         <w:r>
           <w:rPr>
             <w:lang w:val="id_ID" w:bidi="id_ID"/>
@@ -53566,7 +53572,7 @@
         </w:rPr>
         <w:t xml:space="preserve">; </w:t>
       </w:r>
-      <w:hyperlink r:id="rId1187">
+      <w:hyperlink r:id="rId1188">
         <w:r>
           <w:rPr>
             <w:lang w:val="id_ID" w:bidi="id_ID"/>
@@ -53584,7 +53590,7 @@
         </w:rPr>
         <w:t xml:space="preserve">; </w:t>
       </w:r>
-      <w:hyperlink r:id="rId1188">
+      <w:hyperlink r:id="rId1189">
         <w:r>
           <w:rPr>
             <w:lang w:val="id_ID" w:bidi="id_ID"/>
@@ -53602,7 +53608,7 @@
         </w:rPr>
         <w:t xml:space="preserve">; </w:t>
       </w:r>
-      <w:hyperlink r:id="rId1189">
+      <w:hyperlink r:id="rId1190">
         <w:r>
           <w:rPr>
             <w:lang w:val="id_ID" w:bidi="id_ID"/>
@@ -53620,7 +53626,7 @@
         </w:rPr>
         <w:t xml:space="preserve">; </w:t>
       </w:r>
-      <w:hyperlink r:id="rId1190">
+      <w:hyperlink r:id="rId1191">
         <w:r>
           <w:rPr>
             <w:lang w:val="id_ID" w:bidi="id_ID"/>
@@ -53638,7 +53644,7 @@
         </w:rPr>
         <w:t xml:space="preserve">; </w:t>
       </w:r>
-      <w:hyperlink r:id="rId1080">
+      <w:hyperlink r:id="rId1081">
         <w:r>
           <w:rPr>
             <w:lang w:val="id_ID" w:bidi="id_ID"/>
@@ -53656,7 +53662,7 @@
         </w:rPr>
         <w:t xml:space="preserve">; </w:t>
       </w:r>
-      <w:hyperlink r:id="rId1191">
+      <w:hyperlink r:id="rId1192">
         <w:r>
           <w:rPr>
             <w:lang w:val="id_ID" w:bidi="id_ID"/>
@@ -53831,7 +53837,7 @@
         </w:rPr>
         <w:t xml:space="preserve">), menggelengkan-gelengkan kepala sebagai bentuk menghina (lihat </w:t>
       </w:r>
-      <w:hyperlink r:id="rId1192">
+      <w:hyperlink r:id="rId1193">
         <w:r>
           <w:rPr>
             <w:lang w:val="id_ID" w:bidi="id_ID"/>
@@ -53915,7 +53921,7 @@
         </w:rPr>
         <w:t xml:space="preserve">Dua orang yang disalibkan bersama Yesus juga mengejek-Nya. Kita mungkin menyangka orang yang mengalami nasib tragis serupa akan berbelas kasihan (bdk. </w:t>
       </w:r>
-      <w:hyperlink r:id="rId1193">
+      <w:hyperlink r:id="rId1194">
         <w:r>
           <w:rPr>
             <w:lang w:val="id_ID" w:bidi="id_ID"/>
@@ -54007,7 +54013,7 @@
         </w:rPr>
         <w:t xml:space="preserve">). Seluruh daerah kemungkinan berarti seluruh Yehuda. Kegelapan itu terjadi secara harfiah sekaligus bersifat simbolis—kegelapan itu mengungkapkan sifat jahat dari peristiwa yang sedang terjadi dan merupakan gambaran penghakiman yang dinubuatkan oleh Yesus, yang akan menimpa Israel (lihat </w:t>
       </w:r>
-      <w:hyperlink r:id="rId1194">
+      <w:hyperlink r:id="rId1195">
         <w:r>
           <w:rPr>
             <w:lang w:val="id_ID" w:bidi="id_ID"/>
@@ -54043,7 +54049,7 @@
         </w:rPr>
         <w:t xml:space="preserve">; </w:t>
       </w:r>
-      <w:hyperlink r:id="rId782">
+      <w:hyperlink r:id="rId783">
         <w:r>
           <w:rPr>
             <w:lang w:val="id_ID" w:bidi="id_ID"/>
@@ -54121,7 +54127,7 @@
         </w:rPr>
         <w:t xml:space="preserve">: Seruan Yesus ditulis dalam bahasa aslinya yaitu bahasa Aram dan kemudian diterjemahkan untuk para pembaca berbahasa Yunani. • "Allahku, Allahku, mengapa Engkau meninggalkan Aku?" Yesus mengutip </w:t>
       </w:r>
-      <w:hyperlink r:id="rId1195">
+      <w:hyperlink r:id="rId1196">
         <w:r>
           <w:rPr>
             <w:lang w:val="id_ID" w:bidi="id_ID"/>
@@ -54139,7 +54145,7 @@
         </w:rPr>
         <w:t xml:space="preserve">. Perkataan ini paling baik ditafsirkan berdasarkan </w:t>
       </w:r>
-      <w:hyperlink r:id="rId1196">
+      <w:hyperlink r:id="rId1197">
         <w:r>
           <w:rPr>
             <w:lang w:val="id_ID" w:bidi="id_ID"/>
@@ -54175,7 +54181,7 @@
         </w:rPr>
         <w:t xml:space="preserve">; </w:t>
       </w:r>
-      <w:hyperlink r:id="rId1197">
+      <w:hyperlink r:id="rId1198">
         <w:r>
           <w:rPr>
             <w:lang w:val="id_ID" w:bidi="id_ID"/>
@@ -54193,7 +54199,7 @@
         </w:rPr>
         <w:t xml:space="preserve">; </w:t>
       </w:r>
-      <w:hyperlink r:id="rId1113">
+      <w:hyperlink r:id="rId1114">
         <w:r>
           <w:rPr>
             <w:lang w:val="id_ID" w:bidi="id_ID"/>
@@ -54211,7 +54217,7 @@
         </w:rPr>
         <w:t xml:space="preserve">; dan </w:t>
       </w:r>
-      <w:hyperlink r:id="rId1114">
+      <w:hyperlink r:id="rId1115">
         <w:r>
           <w:rPr>
             <w:lang w:val="id_ID" w:bidi="id_ID"/>
@@ -54321,7 +54327,7 @@
         </w:rPr>
         <w:t xml:space="preserve"> (</w:t>
       </w:r>
-      <w:hyperlink r:id="rId1198">
+      <w:hyperlink r:id="rId1199">
         <w:r>
           <w:rPr>
             <w:lang w:val="id_ID" w:bidi="id_ID"/>
@@ -54453,7 +54459,7 @@
         </w:rPr>
         <w:t xml:space="preserve">Tirai yang terbelah dua kemungkinan adalah tirai pemisah antara ruang kudus dan pelataran (sebuah permadani megah setinggi 24 meter) atau tirai antara ruang mahakudus dan seluruh ruang di depannya. Jika yang pertama, maka robekan itu (seperti kegelapan, </w:t>
       </w:r>
-      <w:hyperlink r:id="rId1186">
+      <w:hyperlink r:id="rId1187">
         <w:r>
           <w:rPr>
             <w:lang w:val="id_ID" w:bidi="id_ID"/>
@@ -54489,7 +54495,7 @@
         </w:rPr>
         <w:t xml:space="preserve">; </w:t>
       </w:r>
-      <w:hyperlink r:id="rId782">
+      <w:hyperlink r:id="rId783">
         <w:r>
           <w:rPr>
             <w:lang w:val="id_ID" w:bidi="id_ID"/>
@@ -54507,7 +54513,7 @@
         </w:rPr>
         <w:t xml:space="preserve">) sedang digenapi secara rohani (lihat </w:t>
       </w:r>
-      <w:hyperlink r:id="rId1199">
+      <w:hyperlink r:id="rId1200">
         <w:r>
           <w:rPr>
             <w:lang w:val="id_ID" w:bidi="id_ID"/>
@@ -54537,7 +54543,7 @@
         </w:rPr>
         <w:t xml:space="preserve">), kematian-Nya sekarang membuka akses ini kepada para pengikut-Nya (lihat </w:t>
       </w:r>
-      <w:hyperlink r:id="rId1200">
+      <w:hyperlink r:id="rId1201">
         <w:r>
           <w:rPr>
             <w:lang w:val="id_ID" w:bidi="id_ID"/>
@@ -54555,7 +54561,7 @@
         </w:rPr>
         <w:t xml:space="preserve">; </w:t>
       </w:r>
-      <w:hyperlink r:id="rId1201">
+      <w:hyperlink r:id="rId1202">
         <w:r>
           <w:rPr>
             <w:lang w:val="id_ID" w:bidi="id_ID"/>
@@ -54573,7 +54579,7 @@
         </w:rPr>
         <w:t xml:space="preserve">; </w:t>
       </w:r>
-      <w:hyperlink r:id="rId1202">
+      <w:hyperlink r:id="rId1203">
         <w:r>
           <w:rPr>
             <w:lang w:val="id_ID" w:bidi="id_ID"/>
@@ -54791,7 +54797,7 @@
         </w:rPr>
         <w:t>), oleh Yesus sendiri (</w:t>
       </w:r>
-      <w:hyperlink r:id="rId1152">
+      <w:hyperlink r:id="rId1153">
         <w:r>
           <w:rPr>
             <w:lang w:val="id_ID" w:bidi="id_ID"/>
@@ -54809,7 +54815,7 @@
         </w:rPr>
         <w:t xml:space="preserve">; </w:t>
       </w:r>
-      <w:hyperlink r:id="rId711">
+      <w:hyperlink r:id="rId712">
         <w:r>
           <w:rPr>
             <w:lang w:val="id_ID" w:bidi="id_ID"/>
@@ -54893,7 +54899,7 @@
         </w:rPr>
         <w:t xml:space="preserve">Para perempuan ini telah mendukung Yesus secara ekonomi (lihat </w:t>
       </w:r>
-      <w:hyperlink r:id="rId1203">
+      <w:hyperlink r:id="rId1204">
         <w:r>
           <w:rPr>
             <w:lang w:val="id_ID" w:bidi="id_ID"/>
@@ -54911,7 +54917,7 @@
         </w:rPr>
         <w:t>). Mereka juga hadir pada saat penguburan (</w:t>
       </w:r>
-      <w:hyperlink r:id="rId1204">
+      <w:hyperlink r:id="rId1205">
         <w:r>
           <w:rPr>
             <w:lang w:val="id_ID" w:bidi="id_ID"/>
@@ -54929,7 +54935,7 @@
         </w:rPr>
         <w:t>), saat kubur Yesus kosong (</w:t>
       </w:r>
-      <w:hyperlink r:id="rId1205">
+      <w:hyperlink r:id="rId1206">
         <w:r>
           <w:rPr>
             <w:lang w:val="id_ID" w:bidi="id_ID"/>
@@ -54960,7 +54966,7 @@
         </w:rPr>
         <w:t xml:space="preserve"> dari desa Magdala dekat pantai Danau Galilea, adalah tokoh kunci dalam kisah kebangkitan (</w:t>
       </w:r>
-      <w:hyperlink r:id="rId1206">
+      <w:hyperlink r:id="rId1207">
         <w:r>
           <w:rPr>
             <w:lang w:val="id_ID" w:bidi="id_ID"/>
@@ -54978,115 +54984,115 @@
         </w:rPr>
         <w:t xml:space="preserve">, </w:t>
       </w:r>
+      <w:hyperlink r:id="rId1208">
+        <w:r>
+          <w:rPr>
+            <w:lang w:val="id_ID" w:bidi="id_ID"/>
+          </w:rPr>
+          <w:rPr>
+            <w:color w:val="0000EE"/>
+            <w:u w:val="single"/>
+          </w:rPr>
+          <w:t>9</w:t>
+        </w:r>
+      </w:hyperlink>
+      <w:r>
+        <w:rPr>
+          <w:lang w:val="id_ID" w:bidi="id_ID"/>
+        </w:rPr>
+        <w:t xml:space="preserve">; </w:t>
+      </w:r>
+      <w:hyperlink r:id="rId1209">
+        <w:r>
+          <w:rPr>
+            <w:lang w:val="id_ID" w:bidi="id_ID"/>
+          </w:rPr>
+          <w:rPr>
+            <w:color w:val="0000EE"/>
+            <w:u w:val="single"/>
+          </w:rPr>
+          <w:t>Mat. 28:1</w:t>
+        </w:r>
+      </w:hyperlink>
+      <w:r>
+        <w:rPr>
+          <w:lang w:val="id_ID" w:bidi="id_ID"/>
+        </w:rPr>
+        <w:t xml:space="preserve">; </w:t>
+      </w:r>
+      <w:hyperlink r:id="rId1210">
+        <w:r>
+          <w:rPr>
+            <w:lang w:val="id_ID" w:bidi="id_ID"/>
+          </w:rPr>
+          <w:rPr>
+            <w:color w:val="0000EE"/>
+            <w:u w:val="single"/>
+          </w:rPr>
+          <w:t>Luk. 24:10</w:t>
+        </w:r>
+      </w:hyperlink>
+      <w:r>
+        <w:rPr>
+          <w:lang w:val="id_ID" w:bidi="id_ID"/>
+        </w:rPr>
+        <w:t xml:space="preserve">; </w:t>
+      </w:r>
+      <w:hyperlink r:id="rId1211">
+        <w:r>
+          <w:rPr>
+            <w:lang w:val="id_ID" w:bidi="id_ID"/>
+          </w:rPr>
+          <w:rPr>
+            <w:color w:val="0000EE"/>
+            <w:u w:val="single"/>
+          </w:rPr>
+          <w:t>Yoh. 20:1</w:t>
+        </w:r>
+      </w:hyperlink>
+      <w:r>
+        <w:rPr>
+          <w:lang w:val="id_ID" w:bidi="id_ID"/>
+        </w:rPr>
+        <w:t xml:space="preserve">, </w:t>
+      </w:r>
+      <w:hyperlink r:id="rId1212">
+        <w:r>
+          <w:rPr>
+            <w:lang w:val="id_ID" w:bidi="id_ID"/>
+          </w:rPr>
+          <w:rPr>
+            <w:color w:val="0000EE"/>
+            <w:u w:val="single"/>
+          </w:rPr>
+          <w:t>11–18</w:t>
+        </w:r>
+      </w:hyperlink>
+      <w:r>
+        <w:rPr>
+          <w:lang w:val="id_ID" w:bidi="id_ID"/>
+        </w:rPr>
+        <w:t>). • Maria (ibu Yakobus Muda): Yakobus ini mungkin adalah Yakobus anak Alfeus (</w:t>
+      </w:r>
+      <w:hyperlink r:id="rId1213">
+        <w:r>
+          <w:rPr>
+            <w:lang w:val="id_ID" w:bidi="id_ID"/>
+          </w:rPr>
+          <w:rPr>
+            <w:color w:val="0000EE"/>
+            <w:u w:val="single"/>
+          </w:rPr>
+          <w:t>Mrk. 3:18</w:t>
+        </w:r>
+      </w:hyperlink>
+      <w:r>
+        <w:rPr>
+          <w:lang w:val="id_ID" w:bidi="id_ID"/>
+        </w:rPr>
+        <w:t xml:space="preserve">). • Salome hanya disebutkan di sini dan dalam </w:t>
+      </w:r>
       <w:hyperlink r:id="rId1207">
-        <w:r>
-          <w:rPr>
-            <w:lang w:val="id_ID" w:bidi="id_ID"/>
-          </w:rPr>
-          <w:rPr>
-            <w:color w:val="0000EE"/>
-            <w:u w:val="single"/>
-          </w:rPr>
-          <w:t>9</w:t>
-        </w:r>
-      </w:hyperlink>
-      <w:r>
-        <w:rPr>
-          <w:lang w:val="id_ID" w:bidi="id_ID"/>
-        </w:rPr>
-        <w:t xml:space="preserve">; </w:t>
-      </w:r>
-      <w:hyperlink r:id="rId1208">
-        <w:r>
-          <w:rPr>
-            <w:lang w:val="id_ID" w:bidi="id_ID"/>
-          </w:rPr>
-          <w:rPr>
-            <w:color w:val="0000EE"/>
-            <w:u w:val="single"/>
-          </w:rPr>
-          <w:t>Mat. 28:1</w:t>
-        </w:r>
-      </w:hyperlink>
-      <w:r>
-        <w:rPr>
-          <w:lang w:val="id_ID" w:bidi="id_ID"/>
-        </w:rPr>
-        <w:t xml:space="preserve">; </w:t>
-      </w:r>
-      <w:hyperlink r:id="rId1209">
-        <w:r>
-          <w:rPr>
-            <w:lang w:val="id_ID" w:bidi="id_ID"/>
-          </w:rPr>
-          <w:rPr>
-            <w:color w:val="0000EE"/>
-            <w:u w:val="single"/>
-          </w:rPr>
-          <w:t>Luk. 24:10</w:t>
-        </w:r>
-      </w:hyperlink>
-      <w:r>
-        <w:rPr>
-          <w:lang w:val="id_ID" w:bidi="id_ID"/>
-        </w:rPr>
-        <w:t xml:space="preserve">; </w:t>
-      </w:r>
-      <w:hyperlink r:id="rId1210">
-        <w:r>
-          <w:rPr>
-            <w:lang w:val="id_ID" w:bidi="id_ID"/>
-          </w:rPr>
-          <w:rPr>
-            <w:color w:val="0000EE"/>
-            <w:u w:val="single"/>
-          </w:rPr>
-          <w:t>Yoh. 20:1</w:t>
-        </w:r>
-      </w:hyperlink>
-      <w:r>
-        <w:rPr>
-          <w:lang w:val="id_ID" w:bidi="id_ID"/>
-        </w:rPr>
-        <w:t xml:space="preserve">, </w:t>
-      </w:r>
-      <w:hyperlink r:id="rId1211">
-        <w:r>
-          <w:rPr>
-            <w:lang w:val="id_ID" w:bidi="id_ID"/>
-          </w:rPr>
-          <w:rPr>
-            <w:color w:val="0000EE"/>
-            <w:u w:val="single"/>
-          </w:rPr>
-          <w:t>11–18</w:t>
-        </w:r>
-      </w:hyperlink>
-      <w:r>
-        <w:rPr>
-          <w:lang w:val="id_ID" w:bidi="id_ID"/>
-        </w:rPr>
-        <w:t>). • Maria (ibu Yakobus Muda): Yakobus ini mungkin adalah Yakobus anak Alfeus (</w:t>
-      </w:r>
-      <w:hyperlink r:id="rId1212">
-        <w:r>
-          <w:rPr>
-            <w:lang w:val="id_ID" w:bidi="id_ID"/>
-          </w:rPr>
-          <w:rPr>
-            <w:color w:val="0000EE"/>
-            <w:u w:val="single"/>
-          </w:rPr>
-          <w:t>Mrk. 3:18</w:t>
-        </w:r>
-      </w:hyperlink>
-      <w:r>
-        <w:rPr>
-          <w:lang w:val="id_ID" w:bidi="id_ID"/>
-        </w:rPr>
-        <w:t xml:space="preserve">). • Salome hanya disebutkan di sini dan dalam </w:t>
-      </w:r>
-      <w:hyperlink r:id="rId1206">
         <w:r>
           <w:rPr>
             <w:lang w:val="id_ID" w:bidi="id_ID"/>
@@ -55152,7 +55158,7 @@
         </w:rPr>
         <w:t xml:space="preserve">Yusuf dari Arimatea (kemungkinan berasal dari desa Ramathaim, sekitar 30 km sebelah barat laut Yerusalem) adalah seorang anggota Mahkamah Agama yang terhormat dan yang diam-diam menjadi murid Yesus; ia sedang menantikan datangnya Kerajaan Allah (lihat </w:t>
       </w:r>
-      <w:hyperlink r:id="rId1213">
+      <w:hyperlink r:id="rId1214">
         <w:r>
           <w:rPr>
             <w:lang w:val="id_ID" w:bidi="id_ID"/>
@@ -55170,7 +55176,7 @@
         </w:rPr>
         <w:t xml:space="preserve">; </w:t>
       </w:r>
-      <w:hyperlink r:id="rId1214">
+      <w:hyperlink r:id="rId1215">
         <w:r>
           <w:rPr>
             <w:lang w:val="id_ID" w:bidi="id_ID"/>
@@ -55188,7 +55194,7 @@
         </w:rPr>
         <w:t xml:space="preserve">; </w:t>
       </w:r>
-      <w:hyperlink r:id="rId1215">
+      <w:hyperlink r:id="rId1216">
         <w:r>
           <w:rPr>
             <w:lang w:val="id_ID" w:bidi="id_ID"/>
@@ -55206,7 +55212,7 @@
         </w:rPr>
         <w:t>). Dengan berani ia meminta jenazah Yesus dari Pilatus untuk dikuburkan. Karena dia adalah anggota Mahkamah Agama dan tidak dikenal sebagai murid Yesus, maka pemerintah Romawi mengabulkan permintaannya: Hal ini menjawab kekhawatiran orang Yahudi soal membiarkan orang mati di tempat terbuka setelah matahari terbenam (</w:t>
       </w:r>
-      <w:hyperlink r:id="rId1216">
+      <w:hyperlink r:id="rId1217">
         <w:r>
           <w:rPr>
             <w:lang w:val="id_ID" w:bidi="id_ID"/>
@@ -55272,7 +55278,7 @@
         </w:rPr>
         <w:t xml:space="preserve">Yusuf mempersiapkan tubuh Yesus untuk dikuburkan dan meletakkannya di makamnya sendiri (lihat </w:t>
       </w:r>
-      <w:hyperlink r:id="rId1217">
+      <w:hyperlink r:id="rId1218">
         <w:r>
           <w:rPr>
             <w:lang w:val="id_ID" w:bidi="id_ID"/>
@@ -55338,7 +55344,7 @@
         </w:rPr>
         <w:t>Pada akhir hari Sabat saat matahari terbenam, toko-toko dibuka kembali dan para wanita bisa membeli rempah-rempah penguburan untuk mengurapi tubuh Yesus (</w:t>
       </w:r>
-      <w:hyperlink r:id="rId1206">
+      <w:hyperlink r:id="rId1207">
         <w:r>
           <w:rPr>
             <w:lang w:val="id_ID" w:bidi="id_ID"/>
@@ -55356,7 +55362,7 @@
         </w:rPr>
         <w:t>). Tujuan mereka bukan untuk membalsam (mengawetkan) tubuh Yesus, tetapi untuk mengurangi bau yang akan dihasilkan oleh jenazah yang membusuk. • Para perempuan itu jelas tidak menduga kebangkitan Yesus. Bahkan kubur yang kosong pun tidak dapat meyakinkan mereka bahwa Yesus telah bangkit dari antara orang mati (</w:t>
       </w:r>
-      <w:hyperlink r:id="rId1218">
+      <w:hyperlink r:id="rId1219">
         <w:r>
           <w:rPr>
             <w:lang w:val="id_ID" w:bidi="id_ID"/>
@@ -55374,7 +55380,7 @@
         </w:rPr>
         <w:t xml:space="preserve">, </w:t>
       </w:r>
-      <w:hyperlink r:id="rId1219">
+      <w:hyperlink r:id="rId1220">
         <w:r>
           <w:rPr>
             <w:lang w:val="id_ID" w:bidi="id_ID"/>
@@ -55488,7 +55494,7 @@
         </w:rPr>
         <w:t>Pesan malaikat kepada para murid mengulangi nubuat dan janji Yesus (</w:t>
       </w:r>
-      <w:hyperlink r:id="rId1220">
+      <w:hyperlink r:id="rId1221">
         <w:r>
           <w:rPr>
             <w:lang w:val="id_ID" w:bidi="id_ID"/>
@@ -55566,7 +55572,7 @@
         </w:rPr>
         <w:t xml:space="preserve">: Hal ini dapat dipahami secara positif (mereka tidak teralihkan dari tugas mereka untuk memberitahu para murid, </w:t>
       </w:r>
-      <w:hyperlink r:id="rId1102">
+      <w:hyperlink r:id="rId1103">
         <w:r>
           <w:rPr>
             <w:lang w:val="id_ID" w:bidi="id_ID"/>
@@ -55584,7 +55590,7 @@
         </w:rPr>
         <w:t xml:space="preserve">; bdk. </w:t>
       </w:r>
-      <w:hyperlink r:id="rId1221">
+      <w:hyperlink r:id="rId1222">
         <w:r>
           <w:rPr>
             <w:lang w:val="id_ID" w:bidi="id_ID"/>
@@ -55602,7 +55608,7 @@
         </w:rPr>
         <w:t xml:space="preserve">; </w:t>
       </w:r>
-      <w:hyperlink r:id="rId1222">
+      <w:hyperlink r:id="rId1223">
         <w:r>
           <w:rPr>
             <w:lang w:val="id_ID" w:bidi="id_ID"/>
@@ -55620,7 +55626,7 @@
         </w:rPr>
         <w:t xml:space="preserve">) atau secara negatif (mereka gagal menyampaikan pesan itu). Bdk. </w:t>
       </w:r>
-      <w:hyperlink r:id="rId1223">
+      <w:hyperlink r:id="rId1224">
         <w:r>
           <w:rPr>
             <w:lang w:val="id_ID" w:bidi="id_ID"/>
@@ -55638,7 +55644,7 @@
         </w:rPr>
         <w:t xml:space="preserve">; </w:t>
       </w:r>
-      <w:hyperlink r:id="rId1224">
+      <w:hyperlink r:id="rId1225">
         <w:r>
           <w:rPr>
             <w:lang w:val="id_ID" w:bidi="id_ID"/>
@@ -55656,7 +55662,7 @@
         </w:rPr>
         <w:t xml:space="preserve">, </w:t>
       </w:r>
-      <w:hyperlink r:id="rId1225">
+      <w:hyperlink r:id="rId1226">
         <w:r>
           <w:rPr>
             <w:lang w:val="id_ID" w:bidi="id_ID"/>
@@ -55838,7 +55844,7 @@
         </w:rPr>
         <w:t xml:space="preserve">) tetapi diakhiri dengan ketakutan para perempuan; (6) tidak lazim jika sebuah kitab Yunani kuno di akhiri dengan gar ("karena") sebagai kata terakhirnya—tidak ada contoh lain yang ditemukan; dan (7) </w:t>
       </w:r>
-      <w:hyperlink r:id="rId1102">
+      <w:hyperlink r:id="rId1103">
         <w:r>
           <w:rPr>
             <w:lang w:val="id_ID" w:bidi="id_ID"/>

--- a/ind/docx/41.content.docx
+++ b/ind/docx/41.content.docx
@@ -48481,33 +48481,7 @@
         <w:rPr>
           <w:lang w:val="id_ID" w:bidi="id_ID"/>
         </w:rPr>
-        <w:t>Perjamuan Terakhir dimulai dengan ucapan berkat. Dalam praktik modern, orang Kristen meminta Allah memberkati makanan mereka; orang-orang Yahudi pada zaman Yesus memberkati (memuji) Allah karena menyediakan makanan dengan kata-kata, “Diberkatilah Engkau, ya Tuhan Allah kami, Raja semesta alam, yang mengeluarkan roti dari bumi.” • inilah tubuh-Ku. . . . Inilah darah-Ku: Beberapa orang memahami kata-kata ini berarti bahwa roti dan anggur diubah menjadi tubuh dan darah Yesus yang sebenarnya (</w:t>
-      </w:r>
-      <w:r>
-        <w:rPr>
-          <w:i/>
-          <w:lang w:val="id_ID" w:bidi="id_ID"/>
-        </w:rPr>
-        <w:t>transubstansiasi</w:t>
-      </w:r>
-      <w:r>
-        <w:rPr>
-          <w:lang w:val="id_ID" w:bidi="id_ID"/>
-        </w:rPr>
-        <w:t>); yang lain meyakini bahwa roti dan anggur tetaplah roti dan anggur, tetapi kehadiran Yesus yang sesungguhnya ada di dalamnya (</w:t>
-      </w:r>
-      <w:r>
-        <w:rPr>
-          <w:i/>
-          <w:lang w:val="id_ID" w:bidi="id_ID"/>
-        </w:rPr>
-        <w:t>konsubstansiasi</w:t>
-      </w:r>
-      <w:r>
-        <w:rPr>
-          <w:lang w:val="id_ID" w:bidi="id_ID"/>
-        </w:rPr>
-        <w:t xml:space="preserve">). Dalam dua pandangan ini, ketika seseorang mengambil bagian dalam Perjamuan Kudus, dia benar-benar makan dan minum tubuh dan darah Yesus. Pandangan ketiga adalah bahwa dengan memakan roti dan anggur, orang Kristen secara rohani memakan Yesus. Pandangan keempat adalah bahwa perjamuan ini pada dasarnya adalah sebuah pengingat, dan elemen-elemen yang ada di dalamnya merupakan simbol pengorbanan Yesus bagi kita. Lihat juga </w:t>
+        <w:t xml:space="preserve">Perjamuan Terakhir dimulai dengan ucapan berkat. Dalam praktik modern, orang Kristen meminta Allah memberkati makanan mereka; orang-orang Yahudi pada zaman Yesus memberkati (memuji) Allah karena menyediakan makanan dengan kata-kata, “Diberkatilah Engkau, ya Tuhan Allah kami, Raja semesta alam, yang mengeluarkan roti dari bumi.” • inilah tubuh-Ku. . . . Inilah darah-Ku: Sejak masa Reformasi, ada tiga penafsiran yang menonjol tentang pernyataan Yesus mengenai roti dan anggur: (1) bahwa roti dan anggur berubah menjadi tubuh dan darah Yesus Kristus yang sesungguhnya (transubstansiasi); (2) bahwa Kristus dipahami sungguh hadir dalam sakramen dengan cara yang misterius namun nyata, yang melampaui pemahaman manusia (kehadiran nyata).; (3) bahwa roti dan anggur melambangkan tubuh dan darah Kristus, memberi manfaat kepada yang menerimanya melalui Roh Kudus oleh iman (simbolisme). Lihat juga </w:t>
       </w:r>
       <w:hyperlink r:id="rId1094">
         <w:r>
@@ -48521,18 +48495,6 @@
           <w:t>Yohanes 6:53–63</w:t>
         </w:r>
       </w:hyperlink>
-      <w:r>
-        <w:rPr>
-          <w:lang w:val="id_ID" w:bidi="id_ID"/>
-        </w:rPr>
-        <w:t xml:space="preserve"> dan </w:t>
-      </w:r>
-      <w:r>
-        <w:rPr>
-          <w:lang w:val="id_ID" w:bidi="id_ID"/>
-        </w:rPr>
-        <w:t>catatan studi terkait</w:t>
-      </w:r>
       <w:r>
         <w:rPr>
           <w:lang w:val="id_ID" w:bidi="id_ID"/>

--- a/ind/docx/41.content.docx
+++ b/ind/docx/41.content.docx
@@ -31695,7 +31695,7 @@
         <w:rPr>
           <w:lang w:val="id_ID" w:bidi="id_ID"/>
         </w:rPr>
-        <w:t>) atau mengalami murka Ilahi seperti yang dialami-Nya (</w:t>
+        <w:t>) atau mengalami penderitaan yang tiada bandingnya yang Ia alami di kayu salib (</w:t>
       </w:r>
       <w:hyperlink r:id="rId493">
         <w:r>

--- a/ind/docx/41.content.docx
+++ b/ind/docx/41.content.docx
@@ -19,7 +19,7 @@
         <w:rPr>
           <w:lang w:val="id_ID" w:bidi="id_ID"/>
         </w:rPr>
-        <w:t>Resource: Tyndale Open Study Notes</w:t>
+        <w:t>Resource: Aquifer Open Study Notes</w:t>
       </w:r>
       <w:r>
         <w:rPr>
@@ -112,7 +112,7 @@
         <w:rPr>
           <w:lang w:val="id_ID" w:bidi="id_ID"/>
         </w:rPr>
-        <w:t>Tyndale Open Study Notes</w:t>
+        <w:t>Aquifer Open Study Notes</w:t>
       </w:r>
     </w:p>
     <w:p>
